--- a/.docu/Construcció del graf.docx
+++ b/.docu/Construcció del graf.docx
@@ -26,6 +26,104 @@
         </w:rPr>
         <w:t xml:space="preserve"> més o menys explicat als readmes.</w:t>
       </w:r>
+    </w:p>
+    <w:p>
+      <w:pPr>
+        <w:rPr>
+          <w:rFonts w:ascii="Arial" w:hAnsi="Arial" w:cs="Arial"/>
+        </w:rPr>
+      </w:pPr>
+    </w:p>
+    <w:p>
+      <w:pPr>
+        <w:rPr>
+          <w:rFonts w:ascii="Arial" w:hAnsi="Arial" w:cs="Arial"/>
+        </w:rPr>
+      </w:pPr>
+      <w:r>
+        <w:rPr>
+          <w:rFonts w:ascii="Arial" w:hAnsi="Arial" w:cs="Arial"/>
+        </w:rPr>
+        <w:t xml:space="preserve">El tram </w:t>
+      </w:r>
+      <w:r>
+        <w:rPr>
+          <w:rFonts w:ascii="Arial" w:hAnsi="Arial" w:cs="Arial"/>
+        </w:rPr>
+        <w:t>E.12001</w:t>
+      </w:r>
+      <w:r>
+        <w:rPr>
+          <w:rFonts w:ascii="Arial" w:hAnsi="Arial" w:cs="Arial"/>
+        </w:rPr>
+        <w:t xml:space="preserve"> </w:t>
+      </w:r>
+      <w:r>
+        <w:rPr>
+          <w:rFonts w:ascii="Arial" w:hAnsi="Arial" w:cs="Arial"/>
+        </w:rPr>
+        <w:sym w:font="Wingdings" w:char="F0E0"/>
+      </w:r>
+      <w:r>
+        <w:rPr>
+          <w:rFonts w:ascii="Arial" w:hAnsi="Arial" w:cs="Arial"/>
+        </w:rPr>
+        <w:t xml:space="preserve"> 1.120 és l’únic exemple on no es pot trobar un camí cap a cap node (executant el dijkstra posant-ho com a source amb qualsevol target random es veu).</w:t>
+      </w:r>
+    </w:p>
+    <w:p>
+      <w:pPr>
+        <w:rPr>
+          <w:rFonts w:ascii="Arial" w:hAnsi="Arial" w:cs="Arial"/>
+        </w:rPr>
+      </w:pPr>
+    </w:p>
+    <w:p>
+      <w:pPr>
+        <w:rPr>
+          <w:rFonts w:ascii="Arial" w:hAnsi="Arial" w:cs="Arial"/>
+        </w:rPr>
+      </w:pPr>
+      <w:r>
+        <w:rPr>
+          <w:rFonts w:ascii="Arial" w:hAnsi="Arial" w:cs="Arial"/>
+          <w:highlight w:val="yellow"/>
+        </w:rPr>
+        <w:t>IMPORTANT:</w:t>
+      </w:r>
+    </w:p>
+    <w:p>
+      <w:pPr>
+        <w:rPr>
+          <w:rFonts w:ascii="Arial" w:hAnsi="Arial" w:cs="Arial"/>
+        </w:rPr>
+      </w:pPr>
+      <w:r>
+        <w:rPr>
+          <w:rFonts w:ascii="Arial" w:hAnsi="Arial" w:cs="Arial"/>
+        </w:rPr>
+        <w:t>Realment jo no estic calculant el shortest path, jo estic calculant el trajecte més curt perquè els meus pesos són temps. Si fossin distància sí calcularia el camí més curt.</w:t>
+      </w:r>
+    </w:p>
+    <w:p>
+      <w:pPr>
+        <w:rPr>
+          <w:rFonts w:ascii="Arial" w:hAnsi="Arial" w:cs="Arial"/>
+        </w:rPr>
+      </w:pPr>
+      <w:r>
+        <w:rPr>
+          <w:rFonts w:ascii="Arial" w:hAnsi="Arial" w:cs="Arial"/>
+        </w:rPr>
+        <w:t>És a dir, com estic calculant el shortest path en un graf construït amb els pesos com el temps entre els vèrtexs, aquest shortest path no es tradueix el camí més curt de distància sinó el camí més ràpid.</w:t>
+      </w:r>
+    </w:p>
+    <w:p>
+      <w:pPr>
+        <w:rPr>
+          <w:rFonts w:ascii="Arial" w:hAnsi="Arial" w:cs="Arial"/>
+        </w:rPr>
+      </w:pPr>
     </w:p>
     <w:sectPr>
       <w:pgSz w:w="11906" w:h="16838"/>

--- a/.docu/Construcció del graf.docx
+++ b/.docu/Construcció del graf.docx
@@ -116,6 +116,1006 @@
           <w:rFonts w:ascii="Arial" w:hAnsi="Arial" w:cs="Arial"/>
         </w:rPr>
         <w:t>És a dir, com estic calculant el shortest path en un graf construït amb els pesos com el temps entre els vèrtexs, aquest shortest path no es tradueix el camí més curt de distància sinó el camí més ràpid.</w:t>
+      </w:r>
+    </w:p>
+    <w:p>
+      <w:pPr>
+        <w:rPr>
+          <w:rFonts w:ascii="Arial" w:hAnsi="Arial" w:cs="Arial"/>
+        </w:rPr>
+      </w:pPr>
+    </w:p>
+    <w:p>
+      <w:pPr>
+        <w:rPr>
+          <w:rFonts w:ascii="Arial" w:hAnsi="Arial" w:cs="Arial"/>
+        </w:rPr>
+      </w:pPr>
+    </w:p>
+    <w:p>
+      <w:pPr>
+        <w:rPr>
+          <w:rFonts w:ascii="Arial" w:hAnsi="Arial" w:cs="Arial"/>
+          <w:b/>
+          <w:bCs/>
+        </w:rPr>
+      </w:pPr>
+      <w:r>
+        <w:rPr>
+          <w:rFonts w:ascii="Arial" w:hAnsi="Arial" w:cs="Arial"/>
+          <w:b/>
+          <w:bCs/>
+        </w:rPr>
+        <w:t>Casos particulars:</w:t>
+      </w:r>
+    </w:p>
+    <w:p>
+      <w:pPr>
+        <w:rPr>
+          <w:rFonts w:ascii="Arial" w:hAnsi="Arial" w:cs="Arial"/>
+          <w:u w:val="single"/>
+          <w:lang w:val="ca-ES"/>
+        </w:rPr>
+      </w:pPr>
+      <w:r>
+        <w:rPr>
+          <w:rFonts w:ascii="Arial" w:hAnsi="Arial" w:cs="Arial"/>
+          <w:u w:val="single"/>
+          <w:lang w:val="ca-ES"/>
+        </w:rPr>
+        <w:t>Cas Liceu</w:t>
+      </w:r>
+    </w:p>
+    <w:p>
+      <w:pPr>
+        <w:rPr>
+          <w:rFonts w:ascii="Arial" w:hAnsi="Arial" w:cs="Arial"/>
+          <w:lang w:val="ca-ES"/>
+        </w:rPr>
+      </w:pPr>
+      <w:r>
+        <w:rPr>
+          <w:rFonts w:ascii="Arial" w:hAnsi="Arial" w:cs="Arial"/>
+          <w:lang w:val="ca-ES"/>
+        </w:rPr>
+        <w:t>La parada del Liceu és la única en tot el metro a la qual has de sortir al carrer si vols canviar de sentit (</w:t>
+      </w:r>
+      <w:hyperlink r:id="rId5" w:history="1">
+        <w:r>
+          <w:rPr>
+            <w:rStyle w:val="Hyperlink"/>
+            <w:rFonts w:ascii="Arial" w:hAnsi="Arial" w:cs="Arial"/>
+            <w:lang w:val="ca-ES"/>
+          </w:rPr>
+          <w:t>font_1</w:t>
+        </w:r>
+      </w:hyperlink>
+      <w:r>
+        <w:rPr>
+          <w:rFonts w:ascii="Arial" w:hAnsi="Arial" w:cs="Arial"/>
+          <w:lang w:val="ca-ES"/>
+        </w:rPr>
+        <w:t xml:space="preserve"> i </w:t>
+      </w:r>
+      <w:hyperlink r:id="rId6" w:history="1">
+        <w:r>
+          <w:rPr>
+            <w:rStyle w:val="Hyperlink"/>
+            <w:rFonts w:ascii="Arial" w:hAnsi="Arial" w:cs="Arial"/>
+            <w:lang w:val="ca-ES"/>
+          </w:rPr>
+          <w:t>font_2</w:t>
+        </w:r>
+      </w:hyperlink>
+      <w:r>
+        <w:rPr>
+          <w:rFonts w:ascii="Arial" w:hAnsi="Arial" w:cs="Arial"/>
+          <w:lang w:val="ca-ES"/>
+        </w:rPr>
+        <w:t>):</w:t>
+      </w:r>
+    </w:p>
+    <w:p>
+      <w:pPr>
+        <w:numPr>
+          <w:ilvl w:val="0"/>
+          <w:numId w:val="5"/>
+        </w:numPr>
+        <w:rPr>
+          <w:rFonts w:ascii="Arial" w:hAnsi="Arial" w:cs="Arial"/>
+          <w:lang w:val="ca-ES"/>
+        </w:rPr>
+      </w:pPr>
+      <w:r>
+        <w:rPr>
+          <w:rFonts w:ascii="Arial" w:hAnsi="Arial" w:cs="Arial"/>
+          <w:lang w:val="ca-ES"/>
+        </w:rPr>
+        <w:t xml:space="preserve">Costat Besòs – direcció Trinitat Nova </w:t>
+      </w:r>
+    </w:p>
+    <w:p>
+      <w:pPr>
+        <w:numPr>
+          <w:ilvl w:val="1"/>
+          <w:numId w:val="5"/>
+        </w:numPr>
+        <w:rPr>
+          <w:rFonts w:ascii="Arial" w:hAnsi="Arial" w:cs="Arial"/>
+          <w:lang w:val="ca-ES"/>
+        </w:rPr>
+      </w:pPr>
+      <w:r>
+        <w:rPr>
+          <w:rFonts w:ascii="Arial" w:hAnsi="Arial" w:cs="Arial"/>
+          <w:lang w:val="ca-ES"/>
+        </w:rPr>
+        <w:t>E.32511 - La Rambla / Mercat de la Boqueria</w:t>
+      </w:r>
+    </w:p>
+    <w:p>
+      <w:pPr>
+        <w:numPr>
+          <w:ilvl w:val="1"/>
+          <w:numId w:val="5"/>
+        </w:numPr>
+        <w:rPr>
+          <w:rFonts w:ascii="Arial" w:hAnsi="Arial" w:cs="Arial"/>
+          <w:lang w:val="ca-ES"/>
+        </w:rPr>
+      </w:pPr>
+      <w:r>
+        <w:rPr>
+          <w:rFonts w:ascii="Arial" w:hAnsi="Arial" w:cs="Arial"/>
+          <w:lang w:val="ca-ES"/>
+        </w:rPr>
+        <w:t>E.1032531 - Ascensor - La Rambla / Teatre Liceu</w:t>
+      </w:r>
+    </w:p>
+    <w:p>
+      <w:pPr>
+        <w:numPr>
+          <w:ilvl w:val="1"/>
+          <w:numId w:val="5"/>
+        </w:numPr>
+        <w:rPr>
+          <w:rFonts w:ascii="Arial" w:hAnsi="Arial" w:cs="Arial"/>
+          <w:lang w:val="ca-ES"/>
+        </w:rPr>
+      </w:pPr>
+      <w:r>
+        <w:rPr>
+          <w:rFonts w:ascii="Arial" w:hAnsi="Arial" w:cs="Arial"/>
+          <w:lang w:val="ca-ES"/>
+        </w:rPr>
+        <w:t>E.32531 - La Rambla / Teatre Liceu</w:t>
+      </w:r>
+    </w:p>
+    <w:p>
+      <w:pPr>
+        <w:numPr>
+          <w:ilvl w:val="0"/>
+          <w:numId w:val="5"/>
+        </w:numPr>
+        <w:rPr>
+          <w:rFonts w:ascii="Arial" w:hAnsi="Arial" w:cs="Arial"/>
+          <w:lang w:val="ca-ES"/>
+        </w:rPr>
+      </w:pPr>
+      <w:r>
+        <w:rPr>
+          <w:rFonts w:ascii="Arial" w:hAnsi="Arial" w:cs="Arial"/>
+          <w:lang w:val="ca-ES"/>
+        </w:rPr>
+        <w:t>Costat Llobregat – direcció Zona Universitària</w:t>
+      </w:r>
+    </w:p>
+    <w:p>
+      <w:pPr>
+        <w:numPr>
+          <w:ilvl w:val="1"/>
+          <w:numId w:val="5"/>
+        </w:numPr>
+        <w:rPr>
+          <w:rFonts w:ascii="Arial" w:hAnsi="Arial" w:cs="Arial"/>
+          <w:lang w:val="ca-ES"/>
+        </w:rPr>
+      </w:pPr>
+      <w:r>
+        <w:rPr>
+          <w:rFonts w:ascii="Arial" w:hAnsi="Arial" w:cs="Arial"/>
+          <w:lang w:val="ca-ES"/>
+        </w:rPr>
+        <w:t>E.32501 - La Rambla / Mercat de la Boqueria</w:t>
+      </w:r>
+    </w:p>
+    <w:p>
+      <w:pPr>
+        <w:numPr>
+          <w:ilvl w:val="1"/>
+          <w:numId w:val="5"/>
+        </w:numPr>
+        <w:rPr>
+          <w:rFonts w:ascii="Arial" w:hAnsi="Arial" w:cs="Arial"/>
+          <w:lang w:val="ca-ES"/>
+        </w:rPr>
+      </w:pPr>
+      <w:r>
+        <w:rPr>
+          <w:rFonts w:ascii="Arial" w:hAnsi="Arial" w:cs="Arial"/>
+          <w:lang w:val="ca-ES"/>
+        </w:rPr>
+        <w:t>E.1032521 - Ascensor - La Rambla / Teatre Liceu</w:t>
+      </w:r>
+    </w:p>
+    <w:p>
+      <w:pPr>
+        <w:numPr>
+          <w:ilvl w:val="1"/>
+          <w:numId w:val="5"/>
+        </w:numPr>
+        <w:rPr>
+          <w:rFonts w:ascii="Arial" w:hAnsi="Arial" w:cs="Arial"/>
+          <w:lang w:val="ca-ES"/>
+        </w:rPr>
+      </w:pPr>
+      <w:r>
+        <w:rPr>
+          <w:rFonts w:ascii="Arial" w:hAnsi="Arial" w:cs="Arial"/>
+          <w:lang w:val="ca-ES"/>
+        </w:rPr>
+        <w:t>E.32521 - La Rambla / Teatre Liceu</w:t>
+      </w:r>
+    </w:p>
+    <w:p>
+      <w:pPr>
+        <w:rPr>
+          <w:rFonts w:ascii="Arial" w:hAnsi="Arial" w:cs="Arial"/>
+          <w:lang w:val="ca-ES"/>
+        </w:rPr>
+      </w:pPr>
+      <w:r>
+        <w:rPr>
+          <w:rFonts w:ascii="Arial" w:hAnsi="Arial" w:cs="Arial"/>
+          <w:lang w:val="ca-ES"/>
+        </w:rPr>
+        <w:t xml:space="preserve">En el cas de donar un inici o destí en aquestes entrades, el que podríem fer és deixar el </w:t>
+      </w:r>
+      <w:proofErr w:type="spellStart"/>
+      <w:r>
+        <w:rPr>
+          <w:rFonts w:ascii="Arial" w:hAnsi="Arial" w:cs="Arial"/>
+          <w:lang w:val="ca-ES"/>
+        </w:rPr>
+        <w:t>Dijkstra</w:t>
+      </w:r>
+      <w:proofErr w:type="spellEnd"/>
+      <w:r>
+        <w:rPr>
+          <w:rFonts w:ascii="Arial" w:hAnsi="Arial" w:cs="Arial"/>
+          <w:lang w:val="ca-ES"/>
+        </w:rPr>
+        <w:t xml:space="preserve"> i </w:t>
+      </w:r>
+      <w:proofErr w:type="spellStart"/>
+      <w:r>
+        <w:rPr>
+          <w:rFonts w:ascii="Arial" w:hAnsi="Arial" w:cs="Arial"/>
+          <w:lang w:val="ca-ES"/>
+        </w:rPr>
+        <w:t>l’A</w:t>
+      </w:r>
+      <w:proofErr w:type="spellEnd"/>
+      <w:r>
+        <w:rPr>
+          <w:rFonts w:ascii="Arial" w:hAnsi="Arial" w:cs="Arial"/>
+          <w:lang w:val="ca-ES"/>
+        </w:rPr>
+        <w:t>* funcionar normal i una vegada donada la ruta òptima, crear una funció que detecti aquest cas per tal que si s’ha escollit una entrada en la direcció incorrecta, com el ‘</w:t>
+      </w:r>
+      <w:proofErr w:type="spellStart"/>
+      <w:r>
+        <w:rPr>
+          <w:rFonts w:ascii="Arial" w:hAnsi="Arial" w:cs="Arial"/>
+          <w:lang w:val="ca-ES"/>
+        </w:rPr>
+        <w:t>traversal_time</w:t>
+      </w:r>
+      <w:proofErr w:type="spellEnd"/>
+      <w:r>
+        <w:rPr>
+          <w:rFonts w:ascii="Arial" w:hAnsi="Arial" w:cs="Arial"/>
+          <w:lang w:val="ca-ES"/>
+        </w:rPr>
+        <w:t>’ de ‘</w:t>
+      </w:r>
+      <w:proofErr w:type="spellStart"/>
+      <w:r>
+        <w:rPr>
+          <w:rFonts w:ascii="Arial" w:hAnsi="Arial" w:cs="Arial"/>
+          <w:lang w:val="ca-ES"/>
+        </w:rPr>
+        <w:t>pathways</w:t>
+      </w:r>
+      <w:proofErr w:type="spellEnd"/>
+      <w:r>
+        <w:rPr>
+          <w:rFonts w:ascii="Arial" w:hAnsi="Arial" w:cs="Arial"/>
+          <w:lang w:val="ca-ES"/>
+        </w:rPr>
+        <w:t xml:space="preserve">’ és el mateix per totes les entrades, modificar artificialment aquesta entrada i/o aquesta sortida i donar la indicada. És a dir, si es dona d’inici un ascensor, donar l’altre ascensor, si es dona </w:t>
+      </w:r>
+      <w:r>
+        <w:rPr>
+          <w:rFonts w:ascii="Arial" w:hAnsi="Arial" w:cs="Arial"/>
+          <w:lang w:val="ca-ES"/>
+        </w:rPr>
+        <w:lastRenderedPageBreak/>
+        <w:t>una de la Boqueria donar l’altre de la Boqueria i així. S’hauria de posar un missatge d’avís en aquest cas.</w:t>
+      </w:r>
+      <w:r>
+        <w:rPr>
+          <w:rFonts w:ascii="Arial" w:hAnsi="Arial" w:cs="Arial"/>
+          <w:lang w:val="ca-ES"/>
+        </w:rPr>
+        <w:t xml:space="preserve"> </w:t>
+      </w:r>
+      <w:r>
+        <w:rPr>
+          <w:rFonts w:ascii="Arial" w:hAnsi="Arial" w:cs="Arial"/>
+          <w:lang w:val="ca-ES"/>
+        </w:rPr>
+        <w:sym w:font="Wingdings" w:char="F0DF"/>
+      </w:r>
+      <w:r>
+        <w:rPr>
+          <w:rFonts w:ascii="Arial" w:hAnsi="Arial" w:cs="Arial"/>
+          <w:lang w:val="ca-ES"/>
+        </w:rPr>
+        <w:t xml:space="preserve"> fet</w:t>
+      </w:r>
+    </w:p>
+    <w:p>
+      <w:pPr>
+        <w:rPr>
+          <w:rFonts w:ascii="Arial" w:hAnsi="Arial" w:cs="Arial"/>
+          <w:lang w:val="ca-ES"/>
+        </w:rPr>
+      </w:pPr>
+      <w:r>
+        <w:rPr>
+          <w:rFonts w:ascii="Arial" w:hAnsi="Arial" w:cs="Arial"/>
+          <w:lang w:val="ca-ES"/>
+        </w:rPr>
+        <w:t xml:space="preserve">En conclusió: crec que l’únic en el que ens pot afectar és el cas del </w:t>
+      </w:r>
+      <w:proofErr w:type="spellStart"/>
+      <w:r>
+        <w:rPr>
+          <w:rFonts w:ascii="Arial" w:hAnsi="Arial" w:cs="Arial"/>
+          <w:lang w:val="ca-ES"/>
+        </w:rPr>
+        <w:t>Dijkstra</w:t>
+      </w:r>
+      <w:proofErr w:type="spellEnd"/>
+      <w:r>
+        <w:rPr>
+          <w:rFonts w:ascii="Arial" w:hAnsi="Arial" w:cs="Arial"/>
+          <w:lang w:val="ca-ES"/>
+        </w:rPr>
+        <w:t xml:space="preserve"> i </w:t>
+      </w:r>
+      <w:proofErr w:type="spellStart"/>
+      <w:r>
+        <w:rPr>
+          <w:rFonts w:ascii="Arial" w:hAnsi="Arial" w:cs="Arial"/>
+          <w:lang w:val="ca-ES"/>
+        </w:rPr>
+        <w:t>l’A</w:t>
+      </w:r>
+      <w:proofErr w:type="spellEnd"/>
+      <w:r>
+        <w:rPr>
+          <w:rFonts w:ascii="Arial" w:hAnsi="Arial" w:cs="Arial"/>
+          <w:lang w:val="ca-ES"/>
+        </w:rPr>
+        <w:t>* normals.</w:t>
+      </w:r>
+    </w:p>
+    <w:p>
+      <w:pPr>
+        <w:rPr>
+          <w:rFonts w:ascii="Arial" w:hAnsi="Arial" w:cs="Arial"/>
+          <w:lang w:val="ca-ES"/>
+        </w:rPr>
+      </w:pPr>
+      <w:r>
+        <w:rPr>
+          <w:rFonts w:ascii="Arial" w:hAnsi="Arial" w:cs="Arial"/>
+          <w:lang w:val="ca-ES"/>
+        </w:rPr>
+        <w:t xml:space="preserve">Com la parada no té transbords, en un </w:t>
+      </w:r>
+      <w:proofErr w:type="spellStart"/>
+      <w:r>
+        <w:rPr>
+          <w:rFonts w:ascii="Arial" w:hAnsi="Arial" w:cs="Arial"/>
+          <w:lang w:val="ca-ES"/>
+        </w:rPr>
+        <w:t>shortest</w:t>
+      </w:r>
+      <w:proofErr w:type="spellEnd"/>
+      <w:r>
+        <w:rPr>
+          <w:rFonts w:ascii="Arial" w:hAnsi="Arial" w:cs="Arial"/>
+          <w:lang w:val="ca-ES"/>
+        </w:rPr>
+        <w:t xml:space="preserve"> </w:t>
+      </w:r>
+      <w:proofErr w:type="spellStart"/>
+      <w:r>
+        <w:rPr>
+          <w:rFonts w:ascii="Arial" w:hAnsi="Arial" w:cs="Arial"/>
+          <w:lang w:val="ca-ES"/>
+        </w:rPr>
+        <w:t>path</w:t>
+      </w:r>
+      <w:proofErr w:type="spellEnd"/>
+      <w:r>
+        <w:rPr>
+          <w:rFonts w:ascii="Arial" w:hAnsi="Arial" w:cs="Arial"/>
+          <w:lang w:val="ca-ES"/>
+        </w:rPr>
+        <w:t xml:space="preserve"> mai passarà que arribant pel Liceu en la direcció Trinitat Nova hagis de canviar de sentit per anar en direcció Zona Universitària. Per tant, n</w:t>
+      </w:r>
+      <w:r>
+        <w:rPr>
+          <w:rFonts w:ascii="Arial" w:hAnsi="Arial" w:cs="Arial"/>
+          <w:lang w:val="ca-ES"/>
+        </w:rPr>
+        <w:t xml:space="preserve">omés afecta quan la </w:t>
+      </w:r>
+      <w:proofErr w:type="spellStart"/>
+      <w:r>
+        <w:rPr>
+          <w:rFonts w:ascii="Arial" w:hAnsi="Arial" w:cs="Arial"/>
+          <w:lang w:val="ca-ES"/>
+        </w:rPr>
+        <w:t>Source</w:t>
+      </w:r>
+      <w:proofErr w:type="spellEnd"/>
+      <w:r>
+        <w:rPr>
+          <w:rFonts w:ascii="Arial" w:hAnsi="Arial" w:cs="Arial"/>
+          <w:lang w:val="ca-ES"/>
+        </w:rPr>
+        <w:t xml:space="preserve"> o el </w:t>
+      </w:r>
+      <w:proofErr w:type="spellStart"/>
+      <w:r>
+        <w:rPr>
+          <w:rFonts w:ascii="Arial" w:hAnsi="Arial" w:cs="Arial"/>
+          <w:lang w:val="ca-ES"/>
+        </w:rPr>
+        <w:t>Target</w:t>
+      </w:r>
+      <w:proofErr w:type="spellEnd"/>
+      <w:r>
+        <w:rPr>
+          <w:rFonts w:ascii="Arial" w:hAnsi="Arial" w:cs="Arial"/>
+          <w:lang w:val="ca-ES"/>
+        </w:rPr>
+        <w:t xml:space="preserve"> és una d’aquelles entrades.</w:t>
+      </w:r>
+    </w:p>
+    <w:p>
+      <w:pPr>
+        <w:rPr>
+          <w:rFonts w:ascii="Arial" w:hAnsi="Arial" w:cs="Arial"/>
+          <w:lang w:val="ca-ES"/>
+        </w:rPr>
+      </w:pPr>
+    </w:p>
+    <w:p>
+      <w:pPr>
+        <w:rPr>
+          <w:rFonts w:ascii="Arial" w:hAnsi="Arial" w:cs="Arial"/>
+        </w:rPr>
+      </w:pPr>
+    </w:p>
+    <w:p>
+      <w:pPr>
+        <w:rPr>
+          <w:rFonts w:ascii="Arial" w:hAnsi="Arial" w:cs="Arial"/>
+          <w:b/>
+          <w:bCs/>
+        </w:rPr>
+      </w:pPr>
+      <w:r>
+        <w:rPr>
+          <w:rFonts w:ascii="Arial" w:hAnsi="Arial" w:cs="Arial"/>
+          <w:b/>
+          <w:bCs/>
+        </w:rPr>
+        <w:t>Característiques del graf</w:t>
+      </w:r>
+    </w:p>
+    <w:p>
+      <w:pPr>
+        <w:rPr>
+          <w:rFonts w:ascii="Arial" w:hAnsi="Arial" w:cs="Arial"/>
+        </w:rPr>
+      </w:pPr>
+      <w:r>
+        <w:rPr>
+          <w:rFonts w:ascii="Arial" w:hAnsi="Arial" w:cs="Arial"/>
+        </w:rPr>
+        <w:t>Tal com mostra ‘</w:t>
+      </w:r>
+      <w:r>
+        <w:rPr>
+          <w:rFonts w:ascii="Arial" w:hAnsi="Arial" w:cs="Arial"/>
+        </w:rPr>
+        <w:t>graph_inspection/graph_report.py</w:t>
+      </w:r>
+      <w:r>
+        <w:rPr>
+          <w:rFonts w:ascii="Arial" w:hAnsi="Arial" w:cs="Arial"/>
+        </w:rPr>
+        <w:t xml:space="preserve">’, </w:t>
+      </w:r>
+      <w:r>
+        <w:rPr>
+          <w:rFonts w:ascii="Arial" w:hAnsi="Arial" w:cs="Arial"/>
+        </w:rPr>
+        <w:t>les característiques principals del nostre graf són:</w:t>
+      </w:r>
+    </w:p>
+    <w:p>
+      <w:pPr>
+        <w:pStyle w:val="ListParagraph"/>
+        <w:numPr>
+          <w:ilvl w:val="0"/>
+          <w:numId w:val="1"/>
+        </w:numPr>
+        <w:rPr>
+          <w:rFonts w:ascii="Arial" w:hAnsi="Arial" w:cs="Arial"/>
+        </w:rPr>
+      </w:pPr>
+      <w:r>
+        <w:rPr>
+          <w:rFonts w:ascii="Arial" w:hAnsi="Arial" w:cs="Arial"/>
+        </w:rPr>
+        <w:t>502 vèrtexs de 673 en total són entrades, és a dir, un 74.6%.</w:t>
+      </w:r>
+    </w:p>
+    <w:p>
+      <w:pPr>
+        <w:pStyle w:val="ListParagraph"/>
+        <w:numPr>
+          <w:ilvl w:val="1"/>
+          <w:numId w:val="1"/>
+        </w:numPr>
+        <w:rPr>
+          <w:rFonts w:ascii="Arial" w:hAnsi="Arial" w:cs="Arial"/>
+        </w:rPr>
+      </w:pPr>
+      <w:r>
+        <w:rPr>
+          <w:rFonts w:ascii="Arial" w:hAnsi="Arial" w:cs="Arial"/>
+        </w:rPr>
+        <w:t>Cada entrada només està connectada a una o dues plataformes (l’últim cas només es dona en les andanes duplicades de les línies 9 i 10) (vist a ‘</w:t>
+      </w:r>
+      <w:r>
+        <w:rPr>
+          <w:rFonts w:ascii="Arial" w:hAnsi="Arial" w:cs="Arial"/>
+        </w:rPr>
+        <w:t>data_validation/checks/pathways_checks.py</w:t>
+      </w:r>
+      <w:r>
+        <w:rPr>
+          <w:rFonts w:ascii="Arial" w:hAnsi="Arial" w:cs="Arial"/>
+        </w:rPr>
+        <w:t>’).</w:t>
+      </w:r>
+    </w:p>
+    <w:p>
+      <w:pPr>
+        <w:pStyle w:val="ListParagraph"/>
+        <w:numPr>
+          <w:ilvl w:val="0"/>
+          <w:numId w:val="1"/>
+        </w:numPr>
+        <w:rPr>
+          <w:rFonts w:ascii="Arial" w:hAnsi="Arial" w:cs="Arial"/>
+        </w:rPr>
+      </w:pPr>
+      <w:r>
+        <w:rPr>
+          <w:rFonts w:ascii="Arial" w:hAnsi="Arial" w:cs="Arial"/>
+        </w:rPr>
+        <w:t>Les fletxes PW representen el 71.8% del total (1019 de 1419).</w:t>
+      </w:r>
+    </w:p>
+    <w:p>
+      <w:pPr>
+        <w:pStyle w:val="ListParagraph"/>
+        <w:numPr>
+          <w:ilvl w:val="0"/>
+          <w:numId w:val="1"/>
+        </w:numPr>
+        <w:rPr>
+          <w:rFonts w:ascii="Arial" w:hAnsi="Arial" w:cs="Arial"/>
+        </w:rPr>
+      </w:pPr>
+      <w:r>
+        <w:rPr>
+          <w:rFonts w:ascii="Arial" w:hAnsi="Arial" w:cs="Arial"/>
+        </w:rPr>
+        <w:t>Només tenim 1419 fletxes de les 452.256 que hi podrien haver si cada vèrtex estigués connectat amb tota la resta per les dues direccions. És a dir, només tenim un 0.3% de la capacitat total de fletxes.</w:t>
+      </w:r>
+    </w:p>
+    <w:p>
+      <w:pPr>
+        <w:pStyle w:val="ListParagraph"/>
+        <w:numPr>
+          <w:ilvl w:val="0"/>
+          <w:numId w:val="1"/>
+        </w:numPr>
+        <w:rPr>
+          <w:rFonts w:ascii="Arial" w:hAnsi="Arial" w:cs="Arial"/>
+        </w:rPr>
+      </w:pPr>
+      <w:r>
+        <w:rPr>
+          <w:rFonts w:ascii="Arial" w:hAnsi="Arial" w:cs="Arial"/>
+        </w:rPr>
+        <w:t xml:space="preserve">A banda d’aquestes mètriques, observant la forma del graf i deixant de banda les arestes PW, veiem que la xarxa </w:t>
+      </w:r>
+      <w:r>
+        <w:rPr>
+          <w:rFonts w:ascii="Arial" w:hAnsi="Arial" w:cs="Arial"/>
+        </w:rPr>
+        <w:t>té forma d’una “bola” molt gran amb 8 branques.</w:t>
+      </w:r>
+      <w:r>
+        <w:rPr>
+          <w:rFonts w:ascii="Arial" w:hAnsi="Arial" w:cs="Arial"/>
+        </w:rPr>
+        <w:t xml:space="preserve"> </w:t>
+      </w:r>
+    </w:p>
+    <w:p>
+      <w:pPr>
+        <w:pStyle w:val="ListParagraph"/>
+        <w:numPr>
+          <w:ilvl w:val="1"/>
+          <w:numId w:val="1"/>
+        </w:numPr>
+        <w:rPr>
+          <w:rFonts w:ascii="Arial" w:hAnsi="Arial" w:cs="Arial"/>
+        </w:rPr>
+      </w:pPr>
+      <w:r>
+        <w:rPr>
+          <w:rFonts w:ascii="Arial" w:hAnsi="Arial" w:cs="Arial"/>
+        </w:rPr>
+        <w:t xml:space="preserve">D’aquí podem dividir el graf en les seccions Center, Branch_L1, Branch_L2, Branch_L5, </w:t>
+      </w:r>
+      <w:r>
+        <w:rPr>
+          <w:rFonts w:ascii="Arial" w:hAnsi="Arial" w:cs="Arial"/>
+        </w:rPr>
+        <w:t>Branch_L</w:t>
+      </w:r>
+      <w:r>
+        <w:rPr>
+          <w:rFonts w:ascii="Arial" w:hAnsi="Arial" w:cs="Arial"/>
+        </w:rPr>
+        <w:t>9S</w:t>
+      </w:r>
+      <w:r>
+        <w:rPr>
+          <w:rFonts w:ascii="Arial" w:hAnsi="Arial" w:cs="Arial"/>
+        </w:rPr>
+        <w:t>, Branch_L</w:t>
+      </w:r>
+      <w:r>
+        <w:rPr>
+          <w:rFonts w:ascii="Arial" w:hAnsi="Arial" w:cs="Arial"/>
+        </w:rPr>
+        <w:t>9N</w:t>
+      </w:r>
+      <w:r>
+        <w:rPr>
+          <w:rFonts w:ascii="Arial" w:hAnsi="Arial" w:cs="Arial"/>
+        </w:rPr>
+        <w:t>,</w:t>
+      </w:r>
+      <w:r>
+        <w:rPr>
+          <w:rFonts w:ascii="Arial" w:hAnsi="Arial" w:cs="Arial"/>
+        </w:rPr>
+        <w:t xml:space="preserve"> </w:t>
+      </w:r>
+      <w:r>
+        <w:rPr>
+          <w:rFonts w:ascii="Arial" w:hAnsi="Arial" w:cs="Arial"/>
+        </w:rPr>
+        <w:t>Branch_L</w:t>
+      </w:r>
+      <w:r>
+        <w:rPr>
+          <w:rFonts w:ascii="Arial" w:hAnsi="Arial" w:cs="Arial"/>
+        </w:rPr>
+        <w:t>10S</w:t>
+      </w:r>
+      <w:r>
+        <w:rPr>
+          <w:rFonts w:ascii="Arial" w:hAnsi="Arial" w:cs="Arial"/>
+        </w:rPr>
+        <w:t>,</w:t>
+      </w:r>
+      <w:r>
+        <w:rPr>
+          <w:rFonts w:ascii="Arial" w:hAnsi="Arial" w:cs="Arial"/>
+        </w:rPr>
+        <w:t xml:space="preserve"> </w:t>
+      </w:r>
+      <w:r>
+        <w:rPr>
+          <w:rFonts w:ascii="Arial" w:hAnsi="Arial" w:cs="Arial"/>
+        </w:rPr>
+        <w:t>Branch_L</w:t>
+      </w:r>
+      <w:r>
+        <w:rPr>
+          <w:rFonts w:ascii="Arial" w:hAnsi="Arial" w:cs="Arial"/>
+        </w:rPr>
+        <w:t>11 i Branch_FM, tal i com estan definides a ‘</w:t>
+      </w:r>
+      <w:r>
+        <w:rPr>
+          <w:rFonts w:ascii="Arial" w:hAnsi="Arial" w:cs="Arial"/>
+        </w:rPr>
+        <w:t>routing_algorithms/a_star/h_bcn/barcelona_divison.py</w:t>
+      </w:r>
+      <w:r>
+        <w:rPr>
+          <w:rFonts w:ascii="Arial" w:hAnsi="Arial" w:cs="Arial"/>
+        </w:rPr>
+        <w:t>’.</w:t>
+      </w:r>
+    </w:p>
+    <w:p>
+      <w:pPr>
+        <w:pStyle w:val="ListParagraph"/>
+        <w:numPr>
+          <w:ilvl w:val="1"/>
+          <w:numId w:val="1"/>
+        </w:numPr>
+        <w:rPr>
+          <w:rFonts w:ascii="Arial" w:hAnsi="Arial" w:cs="Arial"/>
+        </w:rPr>
+      </w:pPr>
+      <w:r>
+        <w:rPr>
+          <w:rFonts w:ascii="Arial" w:hAnsi="Arial" w:cs="Arial"/>
+        </w:rPr>
+        <w:t>Clarament, el conjunt majoritari d’arestes PW i TF es troben al centre.</w:t>
+      </w:r>
+    </w:p>
+    <w:p>
+      <w:pPr>
+        <w:rPr>
+          <w:rFonts w:ascii="Arial" w:hAnsi="Arial" w:cs="Arial"/>
+        </w:rPr>
+      </w:pPr>
+      <w:r>
+        <w:rPr>
+          <w:rFonts w:ascii="Arial" w:hAnsi="Arial" w:cs="Arial"/>
+        </w:rPr>
+        <w:t>D’aquí obtenim vàries implicacions:</w:t>
+      </w:r>
+    </w:p>
+    <w:p>
+      <w:pPr>
+        <w:pStyle w:val="ListParagraph"/>
+        <w:numPr>
+          <w:ilvl w:val="0"/>
+          <w:numId w:val="3"/>
+        </w:numPr>
+        <w:rPr>
+          <w:rFonts w:ascii="Arial" w:hAnsi="Arial" w:cs="Arial"/>
+        </w:rPr>
+      </w:pPr>
+      <w:r>
+        <w:rPr>
+          <w:rFonts w:ascii="Arial" w:hAnsi="Arial" w:cs="Arial"/>
+        </w:rPr>
+        <w:t>Per les connexions de les entrades, aquestes estaran exclusivament a un camí optimal només quan siguin la Source o el Target.</w:t>
+      </w:r>
+      <w:r>
+        <w:rPr>
+          <w:rFonts w:ascii="Arial" w:hAnsi="Arial" w:cs="Arial"/>
+        </w:rPr>
+        <w:t xml:space="preserve"> És a dir, l’usuari no es podrà moure a través d’elles per arribar al seu destí: només les utilitzarà per iniciar i acabar el viatge.</w:t>
+      </w:r>
+    </w:p>
+    <w:p>
+      <w:pPr>
+        <w:pStyle w:val="ListParagraph"/>
+        <w:numPr>
+          <w:ilvl w:val="0"/>
+          <w:numId w:val="3"/>
+        </w:numPr>
+        <w:rPr>
+          <w:rFonts w:ascii="Arial" w:hAnsi="Arial" w:cs="Arial"/>
+        </w:rPr>
+      </w:pPr>
+      <w:r>
+        <w:rPr>
+          <w:rFonts w:ascii="Arial" w:hAnsi="Arial" w:cs="Arial"/>
+        </w:rPr>
+        <w:t>Es podria dir que el graf té molts “forats”</w:t>
+      </w:r>
+      <w:r>
+        <w:rPr>
+          <w:rFonts w:ascii="Arial" w:hAnsi="Arial" w:cs="Arial"/>
+        </w:rPr>
+        <w:t xml:space="preserve"> al centre i fora d’aquí vàries ramificacions</w:t>
+      </w:r>
+      <w:r>
+        <w:rPr>
+          <w:rFonts w:ascii="Arial" w:hAnsi="Arial" w:cs="Arial"/>
+        </w:rPr>
+        <w:t>.</w:t>
+      </w:r>
+    </w:p>
+    <w:p>
+      <w:pPr>
+        <w:rPr>
+          <w:rFonts w:ascii="Arial" w:hAnsi="Arial" w:cs="Arial"/>
+        </w:rPr>
+      </w:pPr>
+      <w:r>
+        <w:rPr>
+          <w:rFonts w:ascii="Arial" w:hAnsi="Arial" w:cs="Arial"/>
+        </w:rPr>
+        <w:t>Tot això és visible al gràfic NOM generat per ‘graph_inspection/graph_draw/graph.py’.</w:t>
+      </w:r>
+    </w:p>
+    <w:p>
+      <w:pPr>
+        <w:rPr>
+          <w:rFonts w:ascii="Arial" w:hAnsi="Arial" w:cs="Arial"/>
+        </w:rPr>
+      </w:pPr>
+      <w:r>
+        <w:rPr>
+          <w:rFonts w:ascii="Arial" w:hAnsi="Arial" w:cs="Arial"/>
+        </w:rPr>
+        <w:lastRenderedPageBreak/>
+        <w:t xml:space="preserve">Transportant això als algoritmes per trobar camins més curts veiem clarament dos problemes a afrontar (els quals quadren amb els resultats donats </w:t>
+      </w:r>
+      <w:r>
+        <w:rPr>
+          <w:rFonts w:ascii="Arial" w:hAnsi="Arial" w:cs="Arial"/>
+        </w:rPr>
+        <w:t>pel Dijkstra i l’A* amb h_cheat</w:t>
+      </w:r>
+      <w:r>
+        <w:rPr>
+          <w:rFonts w:ascii="Arial" w:hAnsi="Arial" w:cs="Arial"/>
+        </w:rPr>
+        <w:t>):</w:t>
+      </w:r>
+    </w:p>
+    <w:p>
+      <w:pPr>
+        <w:pStyle w:val="ListParagraph"/>
+        <w:numPr>
+          <w:ilvl w:val="0"/>
+          <w:numId w:val="4"/>
+        </w:numPr>
+        <w:rPr>
+          <w:rFonts w:ascii="Arial" w:hAnsi="Arial" w:cs="Arial"/>
+        </w:rPr>
+      </w:pPr>
+      <w:r>
+        <w:rPr>
+          <w:rFonts w:ascii="Arial" w:hAnsi="Arial" w:cs="Arial"/>
+        </w:rPr>
+        <w:t>Es perden</w:t>
+      </w:r>
+      <w:r>
+        <w:rPr>
+          <w:rFonts w:ascii="Arial" w:hAnsi="Arial" w:cs="Arial"/>
+        </w:rPr>
+        <w:t xml:space="preserve"> moltes iteracions extraient entrades innecessàries.</w:t>
+      </w:r>
+    </w:p>
+    <w:p>
+      <w:pPr>
+        <w:pStyle w:val="ListParagraph"/>
+        <w:numPr>
+          <w:ilvl w:val="0"/>
+          <w:numId w:val="4"/>
+        </w:numPr>
+        <w:rPr>
+          <w:rFonts w:ascii="Arial" w:hAnsi="Arial" w:cs="Arial"/>
+        </w:rPr>
+      </w:pPr>
+      <w:r>
+        <w:rPr>
+          <w:rFonts w:ascii="Arial" w:hAnsi="Arial" w:cs="Arial"/>
+        </w:rPr>
+        <w:t xml:space="preserve">Ni el Dijkstra ni </w:t>
+      </w:r>
+      <w:r>
+        <w:rPr>
+          <w:rFonts w:ascii="Arial" w:hAnsi="Arial" w:cs="Arial"/>
+        </w:rPr>
+        <w:t>l’A* amb h_cheat</w:t>
+      </w:r>
+      <w:r>
+        <w:rPr>
+          <w:rFonts w:ascii="Arial" w:hAnsi="Arial" w:cs="Arial"/>
+        </w:rPr>
+        <w:t xml:space="preserve"> tenen en compte les caracterísitiques especials de la topologia del graf i això, clarament, també ens fa perdre iteracions.</w:t>
+      </w:r>
+    </w:p>
+    <w:p>
+      <w:pPr>
+        <w:rPr>
+          <w:rFonts w:ascii="Arial" w:hAnsi="Arial" w:cs="Arial"/>
+        </w:rPr>
+      </w:pPr>
+      <w:r>
+        <w:rPr>
+          <w:rFonts w:ascii="Arial" w:hAnsi="Arial" w:cs="Arial"/>
+        </w:rPr>
+        <w:t>Tenint això en ment, definir la següent heurísitica h_bcn seria una manera (inicial) d’afrontar aquestes restriccions dels altres dos algoritmes.</w:t>
+      </w:r>
+    </w:p>
+    <w:p>
+      <w:pPr>
+        <w:rPr>
+          <w:rFonts w:ascii="Arial" w:hAnsi="Arial" w:cs="Arial"/>
+        </w:rPr>
+      </w:pPr>
+      <w:r>
+        <w:rPr>
+          <w:rFonts w:ascii="Arial" w:hAnsi="Arial" w:cs="Arial"/>
+        </w:rPr>
+        <w:t>EXPLICACIÓ DE PER QUÈ I COM ES RESOL CADA PROBLEMA</w:t>
+      </w:r>
+    </w:p>
+    <w:p>
+      <w:pPr>
+        <w:rPr>
+          <w:rFonts w:ascii="Arial" w:hAnsi="Arial" w:cs="Arial"/>
+        </w:rPr>
+      </w:pPr>
+    </w:p>
+    <w:p>
+      <w:pPr>
+        <w:rPr>
+          <w:rFonts w:ascii="Arial" w:hAnsi="Arial" w:cs="Arial"/>
+        </w:rPr>
+      </w:pPr>
+    </w:p>
+    <w:p>
+      <w:pPr>
+        <w:rPr>
+          <w:rFonts w:ascii="Arial" w:hAnsi="Arial" w:cs="Arial"/>
+        </w:rPr>
+      </w:pPr>
+      <w:r>
+        <w:rPr>
+          <w:rFonts w:ascii="Arial" w:hAnsi="Arial" w:cs="Arial"/>
+        </w:rPr>
+        <w:t>Pensant en una heurística centrada en aquestes característiques</w:t>
       </w:r>
     </w:p>
     <w:p>
@@ -133,6 +1133,494 @@
     </w:sectPr>
   </w:body>
 </w:document>
+</file>
+
+<file path=word/numbering.xml><?xml version="1.0" encoding="utf-8"?>
+<w:numbering xmlns:wpc="http://schemas.microsoft.com/office/word/2010/wordprocessingCanvas" xmlns:cx="http://schemas.microsoft.com/office/drawing/2014/chartex" xmlns:cx1="http://schemas.microsoft.com/office/drawing/2015/9/8/chartex" xmlns:cx2="http://schemas.microsoft.com/office/drawing/2015/10/21/chartex" xmlns:cx3="http://schemas.microsoft.com/office/drawing/2016/5/9/chartex" xmlns:cx4="http://schemas.microsoft.com/office/drawing/2016/5/10/chartex" xmlns:cx5="http://schemas.microsoft.com/office/drawing/2016/5/11/chartex" xmlns:cx6="http://schemas.microsoft.com/office/drawing/2016/5/12/chartex" xmlns:cx7="http://schemas.microsoft.com/office/drawing/2016/5/13/chartex" xmlns:cx8="http://schemas.microsoft.com/office/drawing/2016/5/14/chartex" xmlns:mc="http://schemas.openxmlformats.org/markup-compatibility/2006" xmlns:m="http://schemas.openxmlformats.org/officeDocument/2006/math" xmlns:aink="http://schemas.microsoft.com/office/drawing/2016/ink" xmlns:am3d="http://schemas.microsoft.com/office/drawing/2017/model3d" xmlns:oel="http://schemas.microsoft.com/office/2019/extlst" xmlns:r="http://schemas.openxmlformats.org/officeDocument/2006/relationships" xmlns:wp14="http://schemas.microsoft.com/office/word/2010/wordprocessingDrawing" xmlns:wp="http://schemas.openxmlformats.org/drawingml/2006/wordprocessingDrawing" xmlns:wpg="http://schemas.microsoft.com/office/word/2010/wordprocessingGroup" xmlns:wpi="http://schemas.microsoft.com/office/word/2010/wordprocessingInk" xmlns:wps="http://schemas.microsoft.com/office/word/2010/wordprocessingShape" xmlns:o="urn:schemas-microsoft-com:office:office" xmlns:v="urn:schemas-microsoft-com:vml" xmlns:w10="urn:schemas-microsoft-com:office:word" xmlns:w="http://schemas.openxmlformats.org/wordprocessingml/2006/main" xmlns:w14="http://schemas.microsoft.com/office/word/2010/wordml" xmlns:w15="http://schemas.microsoft.com/office/word/2012/wordml" xmlns:w16cex="http://schemas.microsoft.com/office/word/2018/wordml/cex" xmlns:w16cid="http://schemas.microsoft.com/office/word/2016/wordml/cid" xmlns:w16="http://schemas.microsoft.com/office/word/2018/wordml" xmlns:w16sdtdh="http://schemas.microsoft.com/office/word/2020/wordml/sdtdatahash" xmlns:w16sdtfl="http://schemas.microsoft.com/office/word/2024/wordml/sdtformatlock" xmlns:w16se="http://schemas.microsoft.com/office/word/2015/wordml/symex" xmlns:w16du="http://schemas.microsoft.com/office/word/2023/wordml/word16du" xmlns:wne="http://schemas.microsoft.com/office/word/2006/wordml" mc:Ignorable="w14 w15 w16se w16cid w16 w16cex w16sdtdh w16sdtfl w16du wp14">
+  <w:abstractNum w:abstractNumId="0" w15:restartNumberingAfterBreak="0">
+    <w:nsid w:val="11121113"/>
+    <w:multiLevelType w:val="hybridMultilevel"/>
+    <w:tmpl w:val="02641356"/>
+    <w:lvl w:ilvl="0" w:tplc="0809000F">
+      <w:start w:val="1"/>
+      <w:numFmt w:val="decimal"/>
+      <w:lvlText w:val="%1."/>
+      <w:lvlJc w:val="left"/>
+      <w:pPr>
+        <w:ind w:left="720" w:hanging="360"/>
+      </w:pPr>
+      <w:rPr>
+        <w:rFonts w:hint="default"/>
+      </w:rPr>
+    </w:lvl>
+    <w:lvl w:ilvl="1" w:tplc="08090019" w:tentative="1">
+      <w:start w:val="1"/>
+      <w:numFmt w:val="lowerLetter"/>
+      <w:lvlText w:val="%2."/>
+      <w:lvlJc w:val="left"/>
+      <w:pPr>
+        <w:ind w:left="1440" w:hanging="360"/>
+      </w:pPr>
+    </w:lvl>
+    <w:lvl w:ilvl="2" w:tplc="0809001B" w:tentative="1">
+      <w:start w:val="1"/>
+      <w:numFmt w:val="lowerRoman"/>
+      <w:lvlText w:val="%3."/>
+      <w:lvlJc w:val="right"/>
+      <w:pPr>
+        <w:ind w:left="2160" w:hanging="180"/>
+      </w:pPr>
+    </w:lvl>
+    <w:lvl w:ilvl="3" w:tplc="0809000F" w:tentative="1">
+      <w:start w:val="1"/>
+      <w:numFmt w:val="decimal"/>
+      <w:lvlText w:val="%4."/>
+      <w:lvlJc w:val="left"/>
+      <w:pPr>
+        <w:ind w:left="2880" w:hanging="360"/>
+      </w:pPr>
+    </w:lvl>
+    <w:lvl w:ilvl="4" w:tplc="08090019" w:tentative="1">
+      <w:start w:val="1"/>
+      <w:numFmt w:val="lowerLetter"/>
+      <w:lvlText w:val="%5."/>
+      <w:lvlJc w:val="left"/>
+      <w:pPr>
+        <w:ind w:left="3600" w:hanging="360"/>
+      </w:pPr>
+    </w:lvl>
+    <w:lvl w:ilvl="5" w:tplc="0809001B" w:tentative="1">
+      <w:start w:val="1"/>
+      <w:numFmt w:val="lowerRoman"/>
+      <w:lvlText w:val="%6."/>
+      <w:lvlJc w:val="right"/>
+      <w:pPr>
+        <w:ind w:left="4320" w:hanging="180"/>
+      </w:pPr>
+    </w:lvl>
+    <w:lvl w:ilvl="6" w:tplc="0809000F" w:tentative="1">
+      <w:start w:val="1"/>
+      <w:numFmt w:val="decimal"/>
+      <w:lvlText w:val="%7."/>
+      <w:lvlJc w:val="left"/>
+      <w:pPr>
+        <w:ind w:left="5040" w:hanging="360"/>
+      </w:pPr>
+    </w:lvl>
+    <w:lvl w:ilvl="7" w:tplc="08090019" w:tentative="1">
+      <w:start w:val="1"/>
+      <w:numFmt w:val="lowerLetter"/>
+      <w:lvlText w:val="%8."/>
+      <w:lvlJc w:val="left"/>
+      <w:pPr>
+        <w:ind w:left="5760" w:hanging="360"/>
+      </w:pPr>
+    </w:lvl>
+    <w:lvl w:ilvl="8" w:tplc="0809001B" w:tentative="1">
+      <w:start w:val="1"/>
+      <w:numFmt w:val="lowerRoman"/>
+      <w:lvlText w:val="%9."/>
+      <w:lvlJc w:val="right"/>
+      <w:pPr>
+        <w:ind w:left="6480" w:hanging="180"/>
+      </w:pPr>
+    </w:lvl>
+  </w:abstractNum>
+  <w:abstractNum w:abstractNumId="1" w15:restartNumberingAfterBreak="0">
+    <w:nsid w:val="1B857E0C"/>
+    <w:multiLevelType w:val="hybridMultilevel"/>
+    <w:tmpl w:val="3A3A0F5C"/>
+    <w:lvl w:ilvl="0" w:tplc="0809000F">
+      <w:start w:val="1"/>
+      <w:numFmt w:val="decimal"/>
+      <w:lvlText w:val="%1."/>
+      <w:lvlJc w:val="left"/>
+      <w:pPr>
+        <w:ind w:left="720" w:hanging="360"/>
+      </w:pPr>
+      <w:rPr>
+        <w:rFonts w:hint="default"/>
+      </w:rPr>
+    </w:lvl>
+    <w:lvl w:ilvl="1" w:tplc="08090019" w:tentative="1">
+      <w:start w:val="1"/>
+      <w:numFmt w:val="lowerLetter"/>
+      <w:lvlText w:val="%2."/>
+      <w:lvlJc w:val="left"/>
+      <w:pPr>
+        <w:ind w:left="1440" w:hanging="360"/>
+      </w:pPr>
+    </w:lvl>
+    <w:lvl w:ilvl="2" w:tplc="0809001B" w:tentative="1">
+      <w:start w:val="1"/>
+      <w:numFmt w:val="lowerRoman"/>
+      <w:lvlText w:val="%3."/>
+      <w:lvlJc w:val="right"/>
+      <w:pPr>
+        <w:ind w:left="2160" w:hanging="180"/>
+      </w:pPr>
+    </w:lvl>
+    <w:lvl w:ilvl="3" w:tplc="0809000F" w:tentative="1">
+      <w:start w:val="1"/>
+      <w:numFmt w:val="decimal"/>
+      <w:lvlText w:val="%4."/>
+      <w:lvlJc w:val="left"/>
+      <w:pPr>
+        <w:ind w:left="2880" w:hanging="360"/>
+      </w:pPr>
+    </w:lvl>
+    <w:lvl w:ilvl="4" w:tplc="08090019" w:tentative="1">
+      <w:start w:val="1"/>
+      <w:numFmt w:val="lowerLetter"/>
+      <w:lvlText w:val="%5."/>
+      <w:lvlJc w:val="left"/>
+      <w:pPr>
+        <w:ind w:left="3600" w:hanging="360"/>
+      </w:pPr>
+    </w:lvl>
+    <w:lvl w:ilvl="5" w:tplc="0809001B" w:tentative="1">
+      <w:start w:val="1"/>
+      <w:numFmt w:val="lowerRoman"/>
+      <w:lvlText w:val="%6."/>
+      <w:lvlJc w:val="right"/>
+      <w:pPr>
+        <w:ind w:left="4320" w:hanging="180"/>
+      </w:pPr>
+    </w:lvl>
+    <w:lvl w:ilvl="6" w:tplc="0809000F" w:tentative="1">
+      <w:start w:val="1"/>
+      <w:numFmt w:val="decimal"/>
+      <w:lvlText w:val="%7."/>
+      <w:lvlJc w:val="left"/>
+      <w:pPr>
+        <w:ind w:left="5040" w:hanging="360"/>
+      </w:pPr>
+    </w:lvl>
+    <w:lvl w:ilvl="7" w:tplc="08090019" w:tentative="1">
+      <w:start w:val="1"/>
+      <w:numFmt w:val="lowerLetter"/>
+      <w:lvlText w:val="%8."/>
+      <w:lvlJc w:val="left"/>
+      <w:pPr>
+        <w:ind w:left="5760" w:hanging="360"/>
+      </w:pPr>
+    </w:lvl>
+    <w:lvl w:ilvl="8" w:tplc="0809001B" w:tentative="1">
+      <w:start w:val="1"/>
+      <w:numFmt w:val="lowerRoman"/>
+      <w:lvlText w:val="%9."/>
+      <w:lvlJc w:val="right"/>
+      <w:pPr>
+        <w:ind w:left="6480" w:hanging="180"/>
+      </w:pPr>
+    </w:lvl>
+  </w:abstractNum>
+  <w:abstractNum w:abstractNumId="2" w15:restartNumberingAfterBreak="0">
+    <w:nsid w:val="33532B3D"/>
+    <w:multiLevelType w:val="hybridMultilevel"/>
+    <w:tmpl w:val="AA92488E"/>
+    <w:lvl w:ilvl="0" w:tplc="0809000F">
+      <w:start w:val="1"/>
+      <w:numFmt w:val="decimal"/>
+      <w:lvlText w:val="%1."/>
+      <w:lvlJc w:val="left"/>
+      <w:pPr>
+        <w:ind w:left="720" w:hanging="360"/>
+      </w:pPr>
+      <w:rPr>
+        <w:rFonts w:hint="default"/>
+      </w:rPr>
+    </w:lvl>
+    <w:lvl w:ilvl="1" w:tplc="08090019" w:tentative="1">
+      <w:start w:val="1"/>
+      <w:numFmt w:val="lowerLetter"/>
+      <w:lvlText w:val="%2."/>
+      <w:lvlJc w:val="left"/>
+      <w:pPr>
+        <w:ind w:left="1440" w:hanging="360"/>
+      </w:pPr>
+    </w:lvl>
+    <w:lvl w:ilvl="2" w:tplc="0809001B" w:tentative="1">
+      <w:start w:val="1"/>
+      <w:numFmt w:val="lowerRoman"/>
+      <w:lvlText w:val="%3."/>
+      <w:lvlJc w:val="right"/>
+      <w:pPr>
+        <w:ind w:left="2160" w:hanging="180"/>
+      </w:pPr>
+    </w:lvl>
+    <w:lvl w:ilvl="3" w:tplc="0809000F" w:tentative="1">
+      <w:start w:val="1"/>
+      <w:numFmt w:val="decimal"/>
+      <w:lvlText w:val="%4."/>
+      <w:lvlJc w:val="left"/>
+      <w:pPr>
+        <w:ind w:left="2880" w:hanging="360"/>
+      </w:pPr>
+    </w:lvl>
+    <w:lvl w:ilvl="4" w:tplc="08090019" w:tentative="1">
+      <w:start w:val="1"/>
+      <w:numFmt w:val="lowerLetter"/>
+      <w:lvlText w:val="%5."/>
+      <w:lvlJc w:val="left"/>
+      <w:pPr>
+        <w:ind w:left="3600" w:hanging="360"/>
+      </w:pPr>
+    </w:lvl>
+    <w:lvl w:ilvl="5" w:tplc="0809001B" w:tentative="1">
+      <w:start w:val="1"/>
+      <w:numFmt w:val="lowerRoman"/>
+      <w:lvlText w:val="%6."/>
+      <w:lvlJc w:val="right"/>
+      <w:pPr>
+        <w:ind w:left="4320" w:hanging="180"/>
+      </w:pPr>
+    </w:lvl>
+    <w:lvl w:ilvl="6" w:tplc="0809000F" w:tentative="1">
+      <w:start w:val="1"/>
+      <w:numFmt w:val="decimal"/>
+      <w:lvlText w:val="%7."/>
+      <w:lvlJc w:val="left"/>
+      <w:pPr>
+        <w:ind w:left="5040" w:hanging="360"/>
+      </w:pPr>
+    </w:lvl>
+    <w:lvl w:ilvl="7" w:tplc="08090019" w:tentative="1">
+      <w:start w:val="1"/>
+      <w:numFmt w:val="lowerLetter"/>
+      <w:lvlText w:val="%8."/>
+      <w:lvlJc w:val="left"/>
+      <w:pPr>
+        <w:ind w:left="5760" w:hanging="360"/>
+      </w:pPr>
+    </w:lvl>
+    <w:lvl w:ilvl="8" w:tplc="0809001B" w:tentative="1">
+      <w:start w:val="1"/>
+      <w:numFmt w:val="lowerRoman"/>
+      <w:lvlText w:val="%9."/>
+      <w:lvlJc w:val="right"/>
+      <w:pPr>
+        <w:ind w:left="6480" w:hanging="180"/>
+      </w:pPr>
+    </w:lvl>
+  </w:abstractNum>
+  <w:abstractNum w:abstractNumId="3" w15:restartNumberingAfterBreak="0">
+    <w:nsid w:val="4DE226C8"/>
+    <w:multiLevelType w:val="hybridMultilevel"/>
+    <w:tmpl w:val="34DC5D98"/>
+    <w:lvl w:ilvl="0" w:tplc="0809000F">
+      <w:start w:val="1"/>
+      <w:numFmt w:val="decimal"/>
+      <w:lvlText w:val="%1."/>
+      <w:lvlJc w:val="left"/>
+      <w:pPr>
+        <w:ind w:left="720" w:hanging="360"/>
+      </w:pPr>
+      <w:rPr>
+        <w:rFonts w:hint="default"/>
+      </w:rPr>
+    </w:lvl>
+    <w:lvl w:ilvl="1" w:tplc="08090019">
+      <w:start w:val="1"/>
+      <w:numFmt w:val="lowerLetter"/>
+      <w:lvlText w:val="%2."/>
+      <w:lvlJc w:val="left"/>
+      <w:pPr>
+        <w:ind w:left="1440" w:hanging="360"/>
+      </w:pPr>
+    </w:lvl>
+    <w:lvl w:ilvl="2" w:tplc="0809001B" w:tentative="1">
+      <w:start w:val="1"/>
+      <w:numFmt w:val="lowerRoman"/>
+      <w:lvlText w:val="%3."/>
+      <w:lvlJc w:val="right"/>
+      <w:pPr>
+        <w:ind w:left="2160" w:hanging="180"/>
+      </w:pPr>
+    </w:lvl>
+    <w:lvl w:ilvl="3" w:tplc="0809000F" w:tentative="1">
+      <w:start w:val="1"/>
+      <w:numFmt w:val="decimal"/>
+      <w:lvlText w:val="%4."/>
+      <w:lvlJc w:val="left"/>
+      <w:pPr>
+        <w:ind w:left="2880" w:hanging="360"/>
+      </w:pPr>
+    </w:lvl>
+    <w:lvl w:ilvl="4" w:tplc="08090019" w:tentative="1">
+      <w:start w:val="1"/>
+      <w:numFmt w:val="lowerLetter"/>
+      <w:lvlText w:val="%5."/>
+      <w:lvlJc w:val="left"/>
+      <w:pPr>
+        <w:ind w:left="3600" w:hanging="360"/>
+      </w:pPr>
+    </w:lvl>
+    <w:lvl w:ilvl="5" w:tplc="0809001B" w:tentative="1">
+      <w:start w:val="1"/>
+      <w:numFmt w:val="lowerRoman"/>
+      <w:lvlText w:val="%6."/>
+      <w:lvlJc w:val="right"/>
+      <w:pPr>
+        <w:ind w:left="4320" w:hanging="180"/>
+      </w:pPr>
+    </w:lvl>
+    <w:lvl w:ilvl="6" w:tplc="0809000F" w:tentative="1">
+      <w:start w:val="1"/>
+      <w:numFmt w:val="decimal"/>
+      <w:lvlText w:val="%7."/>
+      <w:lvlJc w:val="left"/>
+      <w:pPr>
+        <w:ind w:left="5040" w:hanging="360"/>
+      </w:pPr>
+    </w:lvl>
+    <w:lvl w:ilvl="7" w:tplc="08090019" w:tentative="1">
+      <w:start w:val="1"/>
+      <w:numFmt w:val="lowerLetter"/>
+      <w:lvlText w:val="%8."/>
+      <w:lvlJc w:val="left"/>
+      <w:pPr>
+        <w:ind w:left="5760" w:hanging="360"/>
+      </w:pPr>
+    </w:lvl>
+    <w:lvl w:ilvl="8" w:tplc="0809001B" w:tentative="1">
+      <w:start w:val="1"/>
+      <w:numFmt w:val="lowerRoman"/>
+      <w:lvlText w:val="%9."/>
+      <w:lvlJc w:val="right"/>
+      <w:pPr>
+        <w:ind w:left="6480" w:hanging="180"/>
+      </w:pPr>
+    </w:lvl>
+  </w:abstractNum>
+  <w:abstractNum w:abstractNumId="4" w15:restartNumberingAfterBreak="0">
+    <w:nsid w:val="5497707C"/>
+    <w:multiLevelType w:val="hybridMultilevel"/>
+    <w:tmpl w:val="44F4BA1E"/>
+    <w:lvl w:ilvl="0" w:tplc="0F7447BC">
+      <w:numFmt w:val="bullet"/>
+      <w:lvlText w:val="-"/>
+      <w:lvlJc w:val="left"/>
+      <w:pPr>
+        <w:ind w:left="720" w:hanging="360"/>
+      </w:pPr>
+      <w:rPr>
+        <w:rFonts w:ascii="Arial" w:eastAsiaTheme="minorHAnsi" w:hAnsi="Arial" w:cs="Arial" w:hint="default"/>
+      </w:rPr>
+    </w:lvl>
+    <w:lvl w:ilvl="1" w:tplc="0C0A0003">
+      <w:start w:val="1"/>
+      <w:numFmt w:val="bullet"/>
+      <w:lvlText w:val="o"/>
+      <w:lvlJc w:val="left"/>
+      <w:pPr>
+        <w:ind w:left="1440" w:hanging="360"/>
+      </w:pPr>
+      <w:rPr>
+        <w:rFonts w:ascii="Courier New" w:hAnsi="Courier New" w:cs="Courier New" w:hint="default"/>
+      </w:rPr>
+    </w:lvl>
+    <w:lvl w:ilvl="2" w:tplc="0C0A0005">
+      <w:start w:val="1"/>
+      <w:numFmt w:val="bullet"/>
+      <w:lvlText w:val=""/>
+      <w:lvlJc w:val="left"/>
+      <w:pPr>
+        <w:ind w:left="2160" w:hanging="360"/>
+      </w:pPr>
+      <w:rPr>
+        <w:rFonts w:ascii="Wingdings" w:hAnsi="Wingdings" w:hint="default"/>
+      </w:rPr>
+    </w:lvl>
+    <w:lvl w:ilvl="3" w:tplc="0C0A0001" w:tentative="1">
+      <w:start w:val="1"/>
+      <w:numFmt w:val="bullet"/>
+      <w:lvlText w:val=""/>
+      <w:lvlJc w:val="left"/>
+      <w:pPr>
+        <w:ind w:left="2880" w:hanging="360"/>
+      </w:pPr>
+      <w:rPr>
+        <w:rFonts w:ascii="Symbol" w:hAnsi="Symbol" w:hint="default"/>
+      </w:rPr>
+    </w:lvl>
+    <w:lvl w:ilvl="4" w:tplc="0C0A0003" w:tentative="1">
+      <w:start w:val="1"/>
+      <w:numFmt w:val="bullet"/>
+      <w:lvlText w:val="o"/>
+      <w:lvlJc w:val="left"/>
+      <w:pPr>
+        <w:ind w:left="3600" w:hanging="360"/>
+      </w:pPr>
+      <w:rPr>
+        <w:rFonts w:ascii="Courier New" w:hAnsi="Courier New" w:cs="Courier New" w:hint="default"/>
+      </w:rPr>
+    </w:lvl>
+    <w:lvl w:ilvl="5" w:tplc="0C0A0005" w:tentative="1">
+      <w:start w:val="1"/>
+      <w:numFmt w:val="bullet"/>
+      <w:lvlText w:val=""/>
+      <w:lvlJc w:val="left"/>
+      <w:pPr>
+        <w:ind w:left="4320" w:hanging="360"/>
+      </w:pPr>
+      <w:rPr>
+        <w:rFonts w:ascii="Wingdings" w:hAnsi="Wingdings" w:hint="default"/>
+      </w:rPr>
+    </w:lvl>
+    <w:lvl w:ilvl="6" w:tplc="0C0A0001" w:tentative="1">
+      <w:start w:val="1"/>
+      <w:numFmt w:val="bullet"/>
+      <w:lvlText w:val=""/>
+      <w:lvlJc w:val="left"/>
+      <w:pPr>
+        <w:ind w:left="5040" w:hanging="360"/>
+      </w:pPr>
+      <w:rPr>
+        <w:rFonts w:ascii="Symbol" w:hAnsi="Symbol" w:hint="default"/>
+      </w:rPr>
+    </w:lvl>
+    <w:lvl w:ilvl="7" w:tplc="0C0A0003" w:tentative="1">
+      <w:start w:val="1"/>
+      <w:numFmt w:val="bullet"/>
+      <w:lvlText w:val="o"/>
+      <w:lvlJc w:val="left"/>
+      <w:pPr>
+        <w:ind w:left="5760" w:hanging="360"/>
+      </w:pPr>
+      <w:rPr>
+        <w:rFonts w:ascii="Courier New" w:hAnsi="Courier New" w:cs="Courier New" w:hint="default"/>
+      </w:rPr>
+    </w:lvl>
+    <w:lvl w:ilvl="8" w:tplc="0C0A0005" w:tentative="1">
+      <w:start w:val="1"/>
+      <w:numFmt w:val="bullet"/>
+      <w:lvlText w:val=""/>
+      <w:lvlJc w:val="left"/>
+      <w:pPr>
+        <w:ind w:left="6480" w:hanging="360"/>
+      </w:pPr>
+      <w:rPr>
+        <w:rFonts w:ascii="Wingdings" w:hAnsi="Wingdings" w:hint="default"/>
+      </w:rPr>
+    </w:lvl>
+  </w:abstractNum>
+  <w:num w:numId="1" w16cid:durableId="1180579750">
+    <w:abstractNumId w:val="3"/>
+  </w:num>
+  <w:num w:numId="2" w16cid:durableId="1568301481">
+    <w:abstractNumId w:val="2"/>
+  </w:num>
+  <w:num w:numId="3" w16cid:durableId="1244532723">
+    <w:abstractNumId w:val="1"/>
+  </w:num>
+  <w:num w:numId="4" w16cid:durableId="1112168430">
+    <w:abstractNumId w:val="0"/>
+  </w:num>
+  <w:num w:numId="5" w16cid:durableId="1915167292">
+    <w:abstractNumId w:val="4"/>
+  </w:num>
+</w:numbering>
 </file>
 
 <file path=word/styles.xml><?xml version="1.0" encoding="utf-8"?>
@@ -738,7 +2226,6 @@
   <w:style w:type="character" w:default="1" w:styleId="DefaultParagraphFont">
     <w:name w:val="Default Paragraph Font"/>
     <w:uiPriority w:val="1"/>
-    <w:semiHidden/>
     <w:unhideWhenUsed/>
   </w:style>
   <w:style w:type="table" w:default="1" w:styleId="TableNormal">
@@ -1050,6 +2537,29 @@
       <w:smallCaps/>
       <w:color w:val="0F4761" w:themeColor="accent1" w:themeShade="BF"/>
       <w:spacing w:val="5"/>
+    </w:rPr>
+  </w:style>
+  <w:style w:type="character" w:styleId="Hyperlink">
+    <w:name w:val="Hyperlink"/>
+    <w:basedOn w:val="DefaultParagraphFont"/>
+    <w:uiPriority w:val="99"/>
+    <w:unhideWhenUsed/>
+    <w:rsid w:val="00CE7BDC"/>
+    <w:rPr>
+      <w:color w:val="467886" w:themeColor="hyperlink"/>
+      <w:u w:val="single"/>
+    </w:rPr>
+  </w:style>
+  <w:style w:type="character" w:styleId="UnresolvedMention">
+    <w:name w:val="Unresolved Mention"/>
+    <w:basedOn w:val="DefaultParagraphFont"/>
+    <w:uiPriority w:val="99"/>
+    <w:semiHidden/>
+    <w:unhideWhenUsed/>
+    <w:rsid w:val="00CE7BDC"/>
+    <w:rPr>
+      <w:color w:val="605E5C"/>
+      <w:shd w:val="clear" w:color="auto" w:fill="E1DFDD"/>
     </w:rPr>
   </w:style>
 </w:styles>

--- a/.docu/Construcció del graf.docx
+++ b/.docu/Construcció del graf.docx
@@ -566,14 +566,7 @@
           <w:rFonts w:ascii="Arial" w:hAnsi="Arial" w:cs="Arial"/>
           <w:lang w:val="ca-ES"/>
         </w:rPr>
-        <w:t xml:space="preserve"> mai passarà que arribant pel Liceu en la direcció Trinitat Nova hagis de canviar de sentit per anar en direcció Zona Universitària. Per tant, n</w:t>
-      </w:r>
-      <w:r>
-        <w:rPr>
-          <w:rFonts w:ascii="Arial" w:hAnsi="Arial" w:cs="Arial"/>
-          <w:lang w:val="ca-ES"/>
-        </w:rPr>
-        <w:t xml:space="preserve">omés afecta quan la </w:t>
+        <w:t xml:space="preserve"> mai passarà que arribant pel Liceu en la direcció Trinitat Nova hagis de canviar de sentit per anar en direcció Zona Universitària. Per tant, només afecta quan la </w:t>
       </w:r>
       <w:proofErr w:type="spellStart"/>
       <w:r>
@@ -639,6 +632,14 @@
         </w:rPr>
         <w:t>Característiques del graf</w:t>
       </w:r>
+      <w:r>
+        <w:rPr>
+          <w:rFonts w:ascii="Arial" w:hAnsi="Arial" w:cs="Arial"/>
+          <w:b/>
+          <w:bCs/>
+        </w:rPr>
+        <w:t xml:space="preserve"> i implicacions</w:t>
+      </w:r>
     </w:p>
     <w:p>
       <w:pPr>
@@ -662,13 +663,7 @@
         <w:rPr>
           <w:rFonts w:ascii="Arial" w:hAnsi="Arial" w:cs="Arial"/>
         </w:rPr>
-        <w:t xml:space="preserve">’, </w:t>
-      </w:r>
-      <w:r>
-        <w:rPr>
-          <w:rFonts w:ascii="Arial" w:hAnsi="Arial" w:cs="Arial"/>
-        </w:rPr>
-        <w:t>les característiques principals del nostre graf són:</w:t>
+        <w:t>’, les característiques principals del nostre graf són:</w:t>
       </w:r>
     </w:p>
     <w:p>
@@ -704,7 +699,19 @@
         <w:rPr>
           <w:rFonts w:ascii="Arial" w:hAnsi="Arial" w:cs="Arial"/>
         </w:rPr>
-        <w:t>Cada entrada només està connectada a una o dues plataformes (l’últim cas només es dona en les andanes duplicades de les línies 9 i 10) (vist a ‘</w:t>
+        <w:t>Cada entrada només està connectada a una o dues plataformes (l’últim cas només es dona en les andanes duplicades de les línies 9 i 10) (</w:t>
+      </w:r>
+      <w:r>
+        <w:rPr>
+          <w:rFonts w:ascii="Arial" w:hAnsi="Arial" w:cs="Arial"/>
+        </w:rPr>
+        <w:t xml:space="preserve">fet </w:t>
+      </w:r>
+      <w:r>
+        <w:rPr>
+          <w:rFonts w:ascii="Arial" w:hAnsi="Arial" w:cs="Arial"/>
+        </w:rPr>
+        <w:t>vist a ‘</w:t>
       </w:r>
       <w:r>
         <w:rPr>
@@ -734,7 +741,19 @@
         <w:rPr>
           <w:rFonts w:ascii="Arial" w:hAnsi="Arial" w:cs="Arial"/>
         </w:rPr>
-        <w:t>Les fletxes PW representen el 71.8% del total (1019 de 1419).</w:t>
+        <w:t>Les fletxes PW representen el 71.8% del total</w:t>
+      </w:r>
+      <w:r>
+        <w:rPr>
+          <w:rFonts w:ascii="Arial" w:hAnsi="Arial" w:cs="Arial"/>
+        </w:rPr>
+        <w:t xml:space="preserve"> de les fletxes</w:t>
+      </w:r>
+      <w:r>
+        <w:rPr>
+          <w:rFonts w:ascii="Arial" w:hAnsi="Arial" w:cs="Arial"/>
+        </w:rPr>
+        <w:t xml:space="preserve"> (1019 de 1419).</w:t>
       </w:r>
     </w:p>
     <w:p>
@@ -770,13 +789,7 @@
         <w:rPr>
           <w:rFonts w:ascii="Arial" w:hAnsi="Arial" w:cs="Arial"/>
         </w:rPr>
-        <w:t xml:space="preserve">A banda d’aquestes mètriques, observant la forma del graf i deixant de banda les arestes PW, veiem que la xarxa </w:t>
-      </w:r>
-      <w:r>
-        <w:rPr>
-          <w:rFonts w:ascii="Arial" w:hAnsi="Arial" w:cs="Arial"/>
-        </w:rPr>
-        <w:t>té forma d’una “bola” molt gran amb 8 branques.</w:t>
+        <w:t>A banda d’aquestes mètriques, observant la forma del graf i deixant de banda les arestes PW, veiem que la xarxa té forma d’una “bola” molt gran amb 8 branques.</w:t>
       </w:r>
       <w:r>
         <w:rPr>
@@ -794,97 +807,15 @@
         </w:numPr>
         <w:rPr>
           <w:rFonts w:ascii="Arial" w:hAnsi="Arial" w:cs="Arial"/>
-        </w:rPr>
-      </w:pPr>
-      <w:r>
-        <w:rPr>
-          <w:rFonts w:ascii="Arial" w:hAnsi="Arial" w:cs="Arial"/>
-        </w:rPr>
-        <w:t xml:space="preserve">D’aquí podem dividir el graf en les seccions Center, Branch_L1, Branch_L2, Branch_L5, </w:t>
-      </w:r>
-      <w:r>
-        <w:rPr>
-          <w:rFonts w:ascii="Arial" w:hAnsi="Arial" w:cs="Arial"/>
-        </w:rPr>
-        <w:t>Branch_L</w:t>
-      </w:r>
-      <w:r>
-        <w:rPr>
-          <w:rFonts w:ascii="Arial" w:hAnsi="Arial" w:cs="Arial"/>
-        </w:rPr>
-        <w:t>9S</w:t>
-      </w:r>
-      <w:r>
-        <w:rPr>
-          <w:rFonts w:ascii="Arial" w:hAnsi="Arial" w:cs="Arial"/>
-        </w:rPr>
-        <w:t>, Branch_L</w:t>
-      </w:r>
-      <w:r>
-        <w:rPr>
-          <w:rFonts w:ascii="Arial" w:hAnsi="Arial" w:cs="Arial"/>
-        </w:rPr>
-        <w:t>9N</w:t>
-      </w:r>
-      <w:r>
-        <w:rPr>
-          <w:rFonts w:ascii="Arial" w:hAnsi="Arial" w:cs="Arial"/>
-        </w:rPr>
-        <w:t>,</w:t>
-      </w:r>
-      <w:r>
-        <w:rPr>
-          <w:rFonts w:ascii="Arial" w:hAnsi="Arial" w:cs="Arial"/>
-        </w:rPr>
-        <w:t xml:space="preserve"> </w:t>
-      </w:r>
-      <w:r>
-        <w:rPr>
-          <w:rFonts w:ascii="Arial" w:hAnsi="Arial" w:cs="Arial"/>
-        </w:rPr>
-        <w:t>Branch_L</w:t>
-      </w:r>
-      <w:r>
-        <w:rPr>
-          <w:rFonts w:ascii="Arial" w:hAnsi="Arial" w:cs="Arial"/>
-        </w:rPr>
-        <w:t>10S</w:t>
-      </w:r>
-      <w:r>
-        <w:rPr>
-          <w:rFonts w:ascii="Arial" w:hAnsi="Arial" w:cs="Arial"/>
-        </w:rPr>
-        <w:t>,</w:t>
-      </w:r>
-      <w:r>
-        <w:rPr>
-          <w:rFonts w:ascii="Arial" w:hAnsi="Arial" w:cs="Arial"/>
-        </w:rPr>
-        <w:t xml:space="preserve"> </w:t>
-      </w:r>
-      <w:r>
-        <w:rPr>
-          <w:rFonts w:ascii="Arial" w:hAnsi="Arial" w:cs="Arial"/>
-        </w:rPr>
-        <w:t>Branch_L</w:t>
-      </w:r>
-      <w:r>
-        <w:rPr>
-          <w:rFonts w:ascii="Arial" w:hAnsi="Arial" w:cs="Arial"/>
-        </w:rPr>
-        <w:t>11 i Branch_FM, tal i com estan definides a ‘</w:t>
-      </w:r>
-      <w:r>
-        <w:rPr>
-          <w:rFonts w:ascii="Arial" w:hAnsi="Arial" w:cs="Arial"/>
-        </w:rPr>
-        <w:t>routing_algorithms/a_star/h_bcn/barcelona_divison.py</w:t>
-      </w:r>
-      <w:r>
-        <w:rPr>
-          <w:rFonts w:ascii="Arial" w:hAnsi="Arial" w:cs="Arial"/>
-        </w:rPr>
-        <w:t>’.</w:t>
+          <w:color w:val="808080" w:themeColor="background1" w:themeShade="80"/>
+        </w:rPr>
+      </w:pPr>
+      <w:r>
+        <w:rPr>
+          <w:rFonts w:ascii="Arial" w:hAnsi="Arial" w:cs="Arial"/>
+          <w:color w:val="808080" w:themeColor="background1" w:themeShade="80"/>
+        </w:rPr>
+        <w:t>D’aquí podem dividir el graf en les seccions Center, Branch_L1, Branch_L2, Branch_L5, Branch_L9S, Branch_L9N, Branch_L10S, Branch_L11 i Branch_FM, tal i com estan definides a ‘routing_algorithms/a_star/h_bcn/barcelona_divison.py’.</w:t>
       </w:r>
     </w:p>
     <w:p>
@@ -896,11 +827,13 @@
         </w:numPr>
         <w:rPr>
           <w:rFonts w:ascii="Arial" w:hAnsi="Arial" w:cs="Arial"/>
-        </w:rPr>
-      </w:pPr>
-      <w:r>
-        <w:rPr>
-          <w:rFonts w:ascii="Arial" w:hAnsi="Arial" w:cs="Arial"/>
+          <w:color w:val="808080" w:themeColor="background1" w:themeShade="80"/>
+        </w:rPr>
+      </w:pPr>
+      <w:r>
+        <w:rPr>
+          <w:rFonts w:ascii="Arial" w:hAnsi="Arial" w:cs="Arial"/>
+          <w:color w:val="808080" w:themeColor="background1" w:themeShade="80"/>
         </w:rPr>
         <w:t>Clarament, el conjunt majoritari d’arestes PW i TF es troben al centre.</w:t>
       </w:r>
@@ -957,7 +890,13 @@
         <w:rPr>
           <w:rFonts w:ascii="Arial" w:hAnsi="Arial" w:cs="Arial"/>
         </w:rPr>
-        <w:t>Es podria dir que el graf té molts “forats”</w:t>
+        <w:t>Fixant-nos de nou en el graf de la xarxa (REF_graf_genèric), e</w:t>
+      </w:r>
+      <w:r>
+        <w:rPr>
+          <w:rFonts w:ascii="Arial" w:hAnsi="Arial" w:cs="Arial"/>
+        </w:rPr>
+        <w:t>s podria dir que el graf té molts “forats”</w:t>
       </w:r>
       <w:r>
         <w:rPr>
@@ -970,19 +909,6 @@
           <w:rFonts w:ascii="Arial" w:hAnsi="Arial" w:cs="Arial"/>
         </w:rPr>
         <w:t>.</w:t>
-      </w:r>
-    </w:p>
-    <w:p>
-      <w:pPr>
-        <w:rPr>
-          <w:rFonts w:ascii="Arial" w:hAnsi="Arial" w:cs="Arial"/>
-        </w:rPr>
-      </w:pPr>
-      <w:r>
-        <w:rPr>
-          <w:rFonts w:ascii="Arial" w:hAnsi="Arial" w:cs="Arial"/>
-        </w:rPr>
-        <w:t>Tot això és visible al gràfic NOM generat per ‘graph_inspection/graph_draw/graph.py’.</w:t>
       </w:r>
     </w:p>
     <w:p>
@@ -1002,7 +928,13 @@
         <w:rPr>
           <w:rFonts w:ascii="Arial" w:hAnsi="Arial" w:cs="Arial"/>
         </w:rPr>
-        <w:t>pel Dijkstra i l’A* amb h_cheat</w:t>
+        <w:t>pel Dijkstra i l’A* amb h_</w:t>
+      </w:r>
+      <w:r>
+        <w:rPr>
+          <w:rFonts w:ascii="Arial" w:hAnsi="Arial" w:cs="Arial"/>
+        </w:rPr>
+        <w:t>geo</w:t>
       </w:r>
       <w:r>
         <w:rPr>
@@ -1050,13 +982,13 @@
         <w:rPr>
           <w:rFonts w:ascii="Arial" w:hAnsi="Arial" w:cs="Arial"/>
         </w:rPr>
-        <w:t xml:space="preserve">Ni el Dijkstra ni </w:t>
-      </w:r>
-      <w:r>
-        <w:rPr>
-          <w:rFonts w:ascii="Arial" w:hAnsi="Arial" w:cs="Arial"/>
-        </w:rPr>
-        <w:t>l’A* amb h_cheat</w:t>
+        <w:t>Ni el Dijkstra ni l’A* amb h_</w:t>
+      </w:r>
+      <w:r>
+        <w:rPr>
+          <w:rFonts w:ascii="Arial" w:hAnsi="Arial" w:cs="Arial"/>
+        </w:rPr>
+        <w:t>geo</w:t>
       </w:r>
       <w:r>
         <w:rPr>
@@ -1075,6 +1007,870 @@
         <w:rPr>
           <w:rFonts w:ascii="Arial" w:hAnsi="Arial" w:cs="Arial"/>
         </w:rPr>
+        <w:t xml:space="preserve">Tenint això en ment, el següent pas lògic és definir millor aquesta “topologia” particular, o més ben dit, definir aquesta divisió de zones sobre la xarxa. </w:t>
+      </w:r>
+    </w:p>
+    <w:p>
+      <w:pPr>
+        <w:rPr>
+          <w:rFonts w:ascii="Arial" w:hAnsi="Arial" w:cs="Arial"/>
+        </w:rPr>
+      </w:pPr>
+      <w:r>
+        <w:rPr>
+          <w:rFonts w:ascii="Arial" w:hAnsi="Arial" w:cs="Arial"/>
+        </w:rPr>
+        <w:t xml:space="preserve">Seguint la idea de la bola gran amb 8 cames, podem definir les següents zones </w:t>
+      </w:r>
+    </w:p>
+    <w:p>
+      <w:pPr>
+        <w:pStyle w:val="ListParagraph"/>
+        <w:numPr>
+          <w:ilvl w:val="0"/>
+          <w:numId w:val="5"/>
+        </w:numPr>
+        <w:rPr>
+          <w:rFonts w:ascii="Arial" w:hAnsi="Arial" w:cs="Arial"/>
+        </w:rPr>
+      </w:pPr>
+      <w:r>
+        <w:rPr>
+          <w:rFonts w:ascii="Arial" w:hAnsi="Arial" w:cs="Arial"/>
+        </w:rPr>
+        <w:t>Branch_L1</w:t>
+      </w:r>
+      <w:r>
+        <w:rPr>
+          <w:rFonts w:ascii="Arial" w:hAnsi="Arial" w:cs="Arial"/>
+        </w:rPr>
+        <w:t xml:space="preserve"> com les arestes</w:t>
+      </w:r>
+      <w:r>
+        <w:rPr>
+          <w:rFonts w:ascii="Arial" w:hAnsi="Arial" w:cs="Arial"/>
+        </w:rPr>
+        <w:t xml:space="preserve"> i els vèrtexs</w:t>
+      </w:r>
+      <w:r>
+        <w:rPr>
+          <w:rFonts w:ascii="Arial" w:hAnsi="Arial" w:cs="Arial"/>
+        </w:rPr>
+        <w:t xml:space="preserve"> d</w:t>
+      </w:r>
+      <w:r>
+        <w:rPr>
+          <w:rFonts w:ascii="Arial" w:hAnsi="Arial" w:cs="Arial"/>
+        </w:rPr>
+        <w:t xml:space="preserve">e la parada L1 – </w:t>
+      </w:r>
+      <w:r>
+        <w:rPr>
+          <w:rFonts w:ascii="Arial" w:hAnsi="Arial" w:cs="Arial"/>
+        </w:rPr>
+        <w:t>Hospital</w:t>
+      </w:r>
+      <w:r>
+        <w:rPr>
+          <w:rFonts w:ascii="Arial" w:hAnsi="Arial" w:cs="Arial"/>
+        </w:rPr>
+        <w:t xml:space="preserve"> de Bellvitge </w:t>
+      </w:r>
+      <w:r>
+        <w:rPr>
+          <w:rFonts w:ascii="Arial" w:hAnsi="Arial" w:cs="Arial"/>
+        </w:rPr>
+        <w:t>fins els de la L1 – Florida</w:t>
+      </w:r>
+      <w:r>
+        <w:rPr>
+          <w:rFonts w:ascii="Arial" w:hAnsi="Arial" w:cs="Arial"/>
+        </w:rPr>
+        <w:t xml:space="preserve">, </w:t>
+      </w:r>
+    </w:p>
+    <w:p>
+      <w:pPr>
+        <w:pStyle w:val="ListParagraph"/>
+        <w:numPr>
+          <w:ilvl w:val="0"/>
+          <w:numId w:val="5"/>
+        </w:numPr>
+        <w:rPr>
+          <w:rFonts w:ascii="Arial" w:hAnsi="Arial" w:cs="Arial"/>
+        </w:rPr>
+      </w:pPr>
+      <w:r>
+        <w:rPr>
+          <w:rFonts w:ascii="Arial" w:hAnsi="Arial" w:cs="Arial"/>
+        </w:rPr>
+        <w:t>Branch_L2</w:t>
+      </w:r>
+      <w:r>
+        <w:rPr>
+          <w:rFonts w:ascii="Arial" w:hAnsi="Arial" w:cs="Arial"/>
+        </w:rPr>
+        <w:t xml:space="preserve"> </w:t>
+      </w:r>
+      <w:r>
+        <w:rPr>
+          <w:rFonts w:ascii="Arial" w:hAnsi="Arial" w:cs="Arial"/>
+        </w:rPr>
+        <w:t>com les arestes i els vèrtexs de la parada</w:t>
+      </w:r>
+      <w:r>
+        <w:rPr>
+          <w:rFonts w:ascii="Arial" w:hAnsi="Arial" w:cs="Arial"/>
+        </w:rPr>
+        <w:t xml:space="preserve"> L2 – Badalona Pompeu Fabra fins els de la L2 – Pep Ventura</w:t>
+      </w:r>
+      <w:r>
+        <w:rPr>
+          <w:rFonts w:ascii="Arial" w:hAnsi="Arial" w:cs="Arial"/>
+        </w:rPr>
+        <w:t xml:space="preserve">, </w:t>
+      </w:r>
+    </w:p>
+    <w:p>
+      <w:pPr>
+        <w:pStyle w:val="ListParagraph"/>
+        <w:numPr>
+          <w:ilvl w:val="0"/>
+          <w:numId w:val="5"/>
+        </w:numPr>
+        <w:rPr>
+          <w:rFonts w:ascii="Arial" w:hAnsi="Arial" w:cs="Arial"/>
+        </w:rPr>
+      </w:pPr>
+      <w:r>
+        <w:rPr>
+          <w:rFonts w:ascii="Arial" w:hAnsi="Arial" w:cs="Arial"/>
+        </w:rPr>
+        <w:t>Branch_L5</w:t>
+      </w:r>
+      <w:r>
+        <w:rPr>
+          <w:rFonts w:ascii="Arial" w:hAnsi="Arial" w:cs="Arial"/>
+        </w:rPr>
+        <w:t xml:space="preserve"> </w:t>
+      </w:r>
+      <w:r>
+        <w:rPr>
+          <w:rFonts w:ascii="Arial" w:hAnsi="Arial" w:cs="Arial"/>
+        </w:rPr>
+        <w:t>com les arestes i els vèrtexs de la parada L</w:t>
+      </w:r>
+      <w:r>
+        <w:rPr>
+          <w:rFonts w:ascii="Arial" w:hAnsi="Arial" w:cs="Arial"/>
+        </w:rPr>
+        <w:t>5</w:t>
+      </w:r>
+      <w:r>
+        <w:rPr>
+          <w:rFonts w:ascii="Arial" w:hAnsi="Arial" w:cs="Arial"/>
+        </w:rPr>
+        <w:t xml:space="preserve"> –</w:t>
+      </w:r>
+      <w:r>
+        <w:rPr>
+          <w:rFonts w:ascii="Arial" w:hAnsi="Arial" w:cs="Arial"/>
+        </w:rPr>
+        <w:t xml:space="preserve"> Cornellà Centre fins els de la L5 – Ernest Lluch</w:t>
+      </w:r>
+      <w:r>
+        <w:rPr>
+          <w:rFonts w:ascii="Arial" w:hAnsi="Arial" w:cs="Arial"/>
+        </w:rPr>
+        <w:t xml:space="preserve">, </w:t>
+      </w:r>
+    </w:p>
+    <w:p>
+      <w:pPr>
+        <w:pStyle w:val="ListParagraph"/>
+        <w:numPr>
+          <w:ilvl w:val="0"/>
+          <w:numId w:val="5"/>
+        </w:numPr>
+        <w:rPr>
+          <w:rFonts w:ascii="Arial" w:hAnsi="Arial" w:cs="Arial"/>
+        </w:rPr>
+      </w:pPr>
+      <w:r>
+        <w:rPr>
+          <w:rFonts w:ascii="Arial" w:hAnsi="Arial" w:cs="Arial"/>
+        </w:rPr>
+        <w:t>Branch_L9S</w:t>
+      </w:r>
+      <w:r>
+        <w:rPr>
+          <w:rFonts w:ascii="Arial" w:hAnsi="Arial" w:cs="Arial"/>
+        </w:rPr>
+        <w:t xml:space="preserve"> </w:t>
+      </w:r>
+      <w:r>
+        <w:rPr>
+          <w:rFonts w:ascii="Arial" w:hAnsi="Arial" w:cs="Arial"/>
+        </w:rPr>
+        <w:t>com les arestes i els vèrtexs de la parada L</w:t>
+      </w:r>
+      <w:r>
+        <w:rPr>
+          <w:rFonts w:ascii="Arial" w:hAnsi="Arial" w:cs="Arial"/>
+        </w:rPr>
+        <w:t>9S</w:t>
+      </w:r>
+      <w:r>
+        <w:rPr>
+          <w:rFonts w:ascii="Arial" w:hAnsi="Arial" w:cs="Arial"/>
+        </w:rPr>
+        <w:t xml:space="preserve"> –</w:t>
+      </w:r>
+      <w:r>
+        <w:rPr>
+          <w:rFonts w:ascii="Arial" w:hAnsi="Arial" w:cs="Arial"/>
+        </w:rPr>
+        <w:t xml:space="preserve"> Aeroport T1 fins els de la L9S – Europa | Fira</w:t>
+      </w:r>
+      <w:r>
+        <w:rPr>
+          <w:rFonts w:ascii="Arial" w:hAnsi="Arial" w:cs="Arial"/>
+        </w:rPr>
+        <w:t xml:space="preserve">, </w:t>
+      </w:r>
+    </w:p>
+    <w:p>
+      <w:pPr>
+        <w:pStyle w:val="ListParagraph"/>
+        <w:numPr>
+          <w:ilvl w:val="0"/>
+          <w:numId w:val="5"/>
+        </w:numPr>
+        <w:rPr>
+          <w:rFonts w:ascii="Arial" w:hAnsi="Arial" w:cs="Arial"/>
+        </w:rPr>
+      </w:pPr>
+      <w:r>
+        <w:rPr>
+          <w:rFonts w:ascii="Arial" w:hAnsi="Arial" w:cs="Arial"/>
+        </w:rPr>
+        <w:t>Branch_L9N</w:t>
+      </w:r>
+      <w:r>
+        <w:rPr>
+          <w:rFonts w:ascii="Arial" w:hAnsi="Arial" w:cs="Arial"/>
+        </w:rPr>
+        <w:t xml:space="preserve"> </w:t>
+      </w:r>
+      <w:r>
+        <w:rPr>
+          <w:rFonts w:ascii="Arial" w:hAnsi="Arial" w:cs="Arial"/>
+        </w:rPr>
+        <w:t>com les arestes i els vèrtexs de la parada L</w:t>
+      </w:r>
+      <w:r>
+        <w:rPr>
+          <w:rFonts w:ascii="Arial" w:hAnsi="Arial" w:cs="Arial"/>
+        </w:rPr>
+        <w:t>9N</w:t>
+      </w:r>
+      <w:r>
+        <w:rPr>
+          <w:rFonts w:ascii="Arial" w:hAnsi="Arial" w:cs="Arial"/>
+        </w:rPr>
+        <w:t xml:space="preserve"> –</w:t>
+      </w:r>
+      <w:r>
+        <w:rPr>
+          <w:rFonts w:ascii="Arial" w:hAnsi="Arial" w:cs="Arial"/>
+        </w:rPr>
+        <w:t xml:space="preserve"> Can Zam fins els de la L9N – Esgésia Major</w:t>
+      </w:r>
+      <w:r>
+        <w:rPr>
+          <w:rFonts w:ascii="Arial" w:hAnsi="Arial" w:cs="Arial"/>
+        </w:rPr>
+        <w:t xml:space="preserve">, </w:t>
+      </w:r>
+    </w:p>
+    <w:p>
+      <w:pPr>
+        <w:pStyle w:val="ListParagraph"/>
+        <w:numPr>
+          <w:ilvl w:val="0"/>
+          <w:numId w:val="5"/>
+        </w:numPr>
+        <w:rPr>
+          <w:rFonts w:ascii="Arial" w:hAnsi="Arial" w:cs="Arial"/>
+        </w:rPr>
+      </w:pPr>
+      <w:r>
+        <w:rPr>
+          <w:rFonts w:ascii="Arial" w:hAnsi="Arial" w:cs="Arial"/>
+        </w:rPr>
+        <w:t>Branch_L10S</w:t>
+      </w:r>
+      <w:r>
+        <w:rPr>
+          <w:rFonts w:ascii="Arial" w:hAnsi="Arial" w:cs="Arial"/>
+        </w:rPr>
+        <w:t xml:space="preserve"> </w:t>
+      </w:r>
+      <w:r>
+        <w:rPr>
+          <w:rFonts w:ascii="Arial" w:hAnsi="Arial" w:cs="Arial"/>
+        </w:rPr>
+        <w:t>com les arestes i els vèrtexs de la parada L</w:t>
+      </w:r>
+      <w:r>
+        <w:rPr>
+          <w:rFonts w:ascii="Arial" w:hAnsi="Arial" w:cs="Arial"/>
+        </w:rPr>
+        <w:t>10S</w:t>
+      </w:r>
+      <w:r>
+        <w:rPr>
+          <w:rFonts w:ascii="Arial" w:hAnsi="Arial" w:cs="Arial"/>
+        </w:rPr>
+        <w:t xml:space="preserve"> –</w:t>
+      </w:r>
+      <w:r>
+        <w:rPr>
+          <w:rFonts w:ascii="Arial" w:hAnsi="Arial" w:cs="Arial"/>
+        </w:rPr>
+        <w:t xml:space="preserve"> ZAL | Riu Vell fins els de la L10S – Provençana</w:t>
+      </w:r>
+      <w:r>
+        <w:rPr>
+          <w:rFonts w:ascii="Arial" w:hAnsi="Arial" w:cs="Arial"/>
+        </w:rPr>
+        <w:t xml:space="preserve">, </w:t>
+      </w:r>
+    </w:p>
+    <w:p>
+      <w:pPr>
+        <w:pStyle w:val="ListParagraph"/>
+        <w:numPr>
+          <w:ilvl w:val="0"/>
+          <w:numId w:val="5"/>
+        </w:numPr>
+        <w:rPr>
+          <w:rFonts w:ascii="Arial" w:hAnsi="Arial" w:cs="Arial"/>
+        </w:rPr>
+      </w:pPr>
+      <w:r>
+        <w:rPr>
+          <w:rFonts w:ascii="Arial" w:hAnsi="Arial" w:cs="Arial"/>
+        </w:rPr>
+        <w:t xml:space="preserve">Branch_L11 </w:t>
+      </w:r>
+      <w:r>
+        <w:rPr>
+          <w:rFonts w:ascii="Arial" w:hAnsi="Arial" w:cs="Arial"/>
+        </w:rPr>
+        <w:t>com les arestes i els vèrtexs de la parada L1</w:t>
+      </w:r>
+      <w:r>
+        <w:rPr>
+          <w:rFonts w:ascii="Arial" w:hAnsi="Arial" w:cs="Arial"/>
+        </w:rPr>
+        <w:t>1</w:t>
+      </w:r>
+      <w:r>
+        <w:rPr>
+          <w:rFonts w:ascii="Arial" w:hAnsi="Arial" w:cs="Arial"/>
+        </w:rPr>
+        <w:t xml:space="preserve"> – </w:t>
+      </w:r>
+      <w:r>
+        <w:rPr>
+          <w:rFonts w:ascii="Arial" w:hAnsi="Arial" w:cs="Arial"/>
+        </w:rPr>
+        <w:t>Can Cuiàs</w:t>
+      </w:r>
+      <w:r>
+        <w:rPr>
+          <w:rFonts w:ascii="Arial" w:hAnsi="Arial" w:cs="Arial"/>
+        </w:rPr>
+        <w:t xml:space="preserve"> fins els de la L1</w:t>
+      </w:r>
+      <w:r>
+        <w:rPr>
+          <w:rFonts w:ascii="Arial" w:hAnsi="Arial" w:cs="Arial"/>
+        </w:rPr>
+        <w:t xml:space="preserve">1 </w:t>
+      </w:r>
+      <w:r>
+        <w:rPr>
+          <w:rFonts w:ascii="Arial" w:hAnsi="Arial" w:cs="Arial"/>
+        </w:rPr>
+        <w:t>–</w:t>
+      </w:r>
+      <w:r>
+        <w:rPr>
+          <w:rFonts w:ascii="Arial" w:hAnsi="Arial" w:cs="Arial"/>
+        </w:rPr>
+        <w:t xml:space="preserve"> Casa</w:t>
+      </w:r>
+      <w:r>
+        <w:rPr>
+          <w:rFonts w:ascii="Arial" w:hAnsi="Arial" w:cs="Arial"/>
+        </w:rPr>
+        <w:t xml:space="preserve"> de l’Aigua, </w:t>
+      </w:r>
+    </w:p>
+    <w:p>
+      <w:pPr>
+        <w:pStyle w:val="ListParagraph"/>
+        <w:numPr>
+          <w:ilvl w:val="0"/>
+          <w:numId w:val="5"/>
+        </w:numPr>
+        <w:rPr>
+          <w:rFonts w:ascii="Arial" w:hAnsi="Arial" w:cs="Arial"/>
+        </w:rPr>
+      </w:pPr>
+      <w:r>
+        <w:rPr>
+          <w:rFonts w:ascii="Arial" w:hAnsi="Arial" w:cs="Arial"/>
+        </w:rPr>
+        <w:t>Branch_FM</w:t>
+      </w:r>
+      <w:r>
+        <w:rPr>
+          <w:rFonts w:ascii="Arial" w:hAnsi="Arial" w:cs="Arial"/>
+        </w:rPr>
+        <w:t xml:space="preserve"> com les arestes i els vèrtexs de la parada FM – Parc Montjuïc, i</w:t>
+      </w:r>
+    </w:p>
+    <w:p>
+      <w:pPr>
+        <w:pStyle w:val="ListParagraph"/>
+        <w:numPr>
+          <w:ilvl w:val="0"/>
+          <w:numId w:val="5"/>
+        </w:numPr>
+        <w:rPr>
+          <w:rFonts w:ascii="Arial" w:hAnsi="Arial" w:cs="Arial"/>
+        </w:rPr>
+      </w:pPr>
+      <w:r>
+        <w:rPr>
+          <w:rFonts w:ascii="Arial" w:hAnsi="Arial" w:cs="Arial"/>
+        </w:rPr>
+        <w:t>Center com la resta del graf.</w:t>
+      </w:r>
+    </w:p>
+    <w:p>
+      <w:pPr>
+        <w:rPr>
+          <w:rFonts w:ascii="Arial" w:hAnsi="Arial" w:cs="Arial"/>
+        </w:rPr>
+      </w:pPr>
+      <w:r>
+        <w:rPr>
+          <w:rFonts w:ascii="Arial" w:hAnsi="Arial" w:cs="Arial"/>
+        </w:rPr>
+        <w:t>Clarament, el conjunt majoritari d’arestes PW i TF es troben al centre.</w:t>
+      </w:r>
+    </w:p>
+    <w:p>
+      <w:pPr>
+        <w:rPr>
+          <w:rFonts w:ascii="Arial" w:hAnsi="Arial" w:cs="Arial"/>
+        </w:rPr>
+      </w:pPr>
+      <w:r>
+        <w:rPr>
+          <w:rFonts w:ascii="Arial" w:hAnsi="Arial" w:cs="Arial"/>
+        </w:rPr>
+        <w:t xml:space="preserve">Cada branca està connectada per un pont al centre: la Branch_L1 té la parada L1 – Torrassa, la Branch_L2 té la parada L2 – Gorg, </w:t>
+      </w:r>
+      <w:r>
+        <w:rPr>
+          <w:rFonts w:ascii="Arial" w:hAnsi="Arial" w:cs="Arial"/>
+        </w:rPr>
+        <w:t>la Branch_L</w:t>
+      </w:r>
+      <w:r>
+        <w:rPr>
+          <w:rFonts w:ascii="Arial" w:hAnsi="Arial" w:cs="Arial"/>
+        </w:rPr>
+        <w:t>5</w:t>
+      </w:r>
+      <w:r>
+        <w:rPr>
+          <w:rFonts w:ascii="Arial" w:hAnsi="Arial" w:cs="Arial"/>
+        </w:rPr>
+        <w:t xml:space="preserve"> té la parada L</w:t>
+      </w:r>
+      <w:r>
+        <w:rPr>
+          <w:rFonts w:ascii="Arial" w:hAnsi="Arial" w:cs="Arial"/>
+        </w:rPr>
+        <w:t>5</w:t>
+      </w:r>
+      <w:r>
+        <w:rPr>
+          <w:rFonts w:ascii="Arial" w:hAnsi="Arial" w:cs="Arial"/>
+        </w:rPr>
+        <w:t xml:space="preserve"> – </w:t>
+      </w:r>
+      <w:r>
+        <w:rPr>
+          <w:rFonts w:ascii="Arial" w:hAnsi="Arial" w:cs="Arial"/>
+        </w:rPr>
+        <w:t>Collblanc</w:t>
+      </w:r>
+      <w:r>
+        <w:rPr>
+          <w:rFonts w:ascii="Arial" w:hAnsi="Arial" w:cs="Arial"/>
+        </w:rPr>
+        <w:t>,</w:t>
+      </w:r>
+      <w:r>
+        <w:rPr>
+          <w:rFonts w:ascii="Arial" w:hAnsi="Arial" w:cs="Arial"/>
+        </w:rPr>
+        <w:t xml:space="preserve"> </w:t>
+      </w:r>
+      <w:r>
+        <w:rPr>
+          <w:rFonts w:ascii="Arial" w:hAnsi="Arial" w:cs="Arial"/>
+        </w:rPr>
+        <w:t>la Branch_</w:t>
+      </w:r>
+      <w:r>
+        <w:rPr>
+          <w:rFonts w:ascii="Arial" w:hAnsi="Arial" w:cs="Arial"/>
+        </w:rPr>
+        <w:t>L9S</w:t>
+      </w:r>
+      <w:r>
+        <w:rPr>
+          <w:rFonts w:ascii="Arial" w:hAnsi="Arial" w:cs="Arial"/>
+        </w:rPr>
+        <w:t xml:space="preserve"> té la parada L</w:t>
+      </w:r>
+      <w:r>
+        <w:rPr>
+          <w:rFonts w:ascii="Arial" w:hAnsi="Arial" w:cs="Arial"/>
+        </w:rPr>
+        <w:t>9S</w:t>
+      </w:r>
+      <w:r>
+        <w:rPr>
+          <w:rFonts w:ascii="Arial" w:hAnsi="Arial" w:cs="Arial"/>
+        </w:rPr>
+        <w:t xml:space="preserve"> – </w:t>
+      </w:r>
+      <w:r>
+        <w:rPr>
+          <w:rFonts w:ascii="Arial" w:hAnsi="Arial" w:cs="Arial"/>
+        </w:rPr>
+        <w:t>Can Tries | Gornal</w:t>
+      </w:r>
+      <w:r>
+        <w:rPr>
+          <w:rFonts w:ascii="Arial" w:hAnsi="Arial" w:cs="Arial"/>
+        </w:rPr>
+        <w:t>,</w:t>
+      </w:r>
+      <w:r>
+        <w:rPr>
+          <w:rFonts w:ascii="Arial" w:hAnsi="Arial" w:cs="Arial"/>
+        </w:rPr>
+        <w:t xml:space="preserve"> </w:t>
+      </w:r>
+      <w:r>
+        <w:rPr>
+          <w:rFonts w:ascii="Arial" w:hAnsi="Arial" w:cs="Arial"/>
+        </w:rPr>
+        <w:t>la Branch_L</w:t>
+      </w:r>
+      <w:r>
+        <w:rPr>
+          <w:rFonts w:ascii="Arial" w:hAnsi="Arial" w:cs="Arial"/>
+        </w:rPr>
+        <w:t>9N</w:t>
+      </w:r>
+      <w:r>
+        <w:rPr>
+          <w:rFonts w:ascii="Arial" w:hAnsi="Arial" w:cs="Arial"/>
+        </w:rPr>
+        <w:t xml:space="preserve"> té la parada L</w:t>
+      </w:r>
+      <w:r>
+        <w:rPr>
+          <w:rFonts w:ascii="Arial" w:hAnsi="Arial" w:cs="Arial"/>
+        </w:rPr>
+        <w:t>9N</w:t>
+      </w:r>
+      <w:r>
+        <w:rPr>
+          <w:rFonts w:ascii="Arial" w:hAnsi="Arial" w:cs="Arial"/>
+        </w:rPr>
+        <w:t xml:space="preserve"> – </w:t>
+      </w:r>
+      <w:r>
+        <w:rPr>
+          <w:rFonts w:ascii="Arial" w:hAnsi="Arial" w:cs="Arial"/>
+        </w:rPr>
+        <w:t>Fondo</w:t>
+      </w:r>
+      <w:r>
+        <w:rPr>
+          <w:rFonts w:ascii="Arial" w:hAnsi="Arial" w:cs="Arial"/>
+        </w:rPr>
+        <w:t>,</w:t>
+      </w:r>
+      <w:r>
+        <w:rPr>
+          <w:rFonts w:ascii="Arial" w:hAnsi="Arial" w:cs="Arial"/>
+        </w:rPr>
+        <w:t xml:space="preserve"> </w:t>
+      </w:r>
+      <w:r>
+        <w:rPr>
+          <w:rFonts w:ascii="Arial" w:hAnsi="Arial" w:cs="Arial"/>
+        </w:rPr>
+        <w:t>la Branch_L</w:t>
+      </w:r>
+      <w:r>
+        <w:rPr>
+          <w:rFonts w:ascii="Arial" w:hAnsi="Arial" w:cs="Arial"/>
+        </w:rPr>
+        <w:t>10S</w:t>
+      </w:r>
+      <w:r>
+        <w:rPr>
+          <w:rFonts w:ascii="Arial" w:hAnsi="Arial" w:cs="Arial"/>
+        </w:rPr>
+        <w:t xml:space="preserve"> té la parada L</w:t>
+      </w:r>
+      <w:r>
+        <w:rPr>
+          <w:rFonts w:ascii="Arial" w:hAnsi="Arial" w:cs="Arial"/>
+        </w:rPr>
+        <w:t>10S</w:t>
+      </w:r>
+      <w:r>
+        <w:rPr>
+          <w:rFonts w:ascii="Arial" w:hAnsi="Arial" w:cs="Arial"/>
+        </w:rPr>
+        <w:t xml:space="preserve"> –</w:t>
+      </w:r>
+      <w:r>
+        <w:rPr>
+          <w:rFonts w:ascii="Arial" w:hAnsi="Arial" w:cs="Arial"/>
+        </w:rPr>
+        <w:t xml:space="preserve"> </w:t>
+      </w:r>
+      <w:r>
+        <w:rPr>
+          <w:rFonts w:ascii="Arial" w:hAnsi="Arial" w:cs="Arial"/>
+        </w:rPr>
+        <w:t>Can Tries | Gornal,</w:t>
+      </w:r>
+      <w:r>
+        <w:rPr>
+          <w:rFonts w:ascii="Arial" w:hAnsi="Arial" w:cs="Arial"/>
+        </w:rPr>
+        <w:t xml:space="preserve"> </w:t>
+      </w:r>
+      <w:r>
+        <w:rPr>
+          <w:rFonts w:ascii="Arial" w:hAnsi="Arial" w:cs="Arial"/>
+        </w:rPr>
+        <w:t>la Branch_L</w:t>
+      </w:r>
+      <w:r>
+        <w:rPr>
+          <w:rFonts w:ascii="Arial" w:hAnsi="Arial" w:cs="Arial"/>
+        </w:rPr>
+        <w:t>11</w:t>
+      </w:r>
+      <w:r>
+        <w:rPr>
+          <w:rFonts w:ascii="Arial" w:hAnsi="Arial" w:cs="Arial"/>
+        </w:rPr>
+        <w:t xml:space="preserve"> té la parada L</w:t>
+      </w:r>
+      <w:r>
+        <w:rPr>
+          <w:rFonts w:ascii="Arial" w:hAnsi="Arial" w:cs="Arial"/>
+        </w:rPr>
+        <w:t>11</w:t>
+      </w:r>
+      <w:r>
+        <w:rPr>
+          <w:rFonts w:ascii="Arial" w:hAnsi="Arial" w:cs="Arial"/>
+        </w:rPr>
+        <w:t xml:space="preserve"> – </w:t>
+      </w:r>
+      <w:r>
+        <w:rPr>
+          <w:rFonts w:ascii="Arial" w:hAnsi="Arial" w:cs="Arial"/>
+        </w:rPr>
+        <w:t>Trinitat Nova i</w:t>
+      </w:r>
+      <w:r>
+        <w:rPr>
+          <w:rFonts w:ascii="Arial" w:hAnsi="Arial" w:cs="Arial"/>
+        </w:rPr>
+        <w:t xml:space="preserve"> </w:t>
+      </w:r>
+      <w:r>
+        <w:rPr>
+          <w:rFonts w:ascii="Arial" w:hAnsi="Arial" w:cs="Arial"/>
+        </w:rPr>
+        <w:t>la Branch_</w:t>
+      </w:r>
+      <w:r>
+        <w:rPr>
+          <w:rFonts w:ascii="Arial" w:hAnsi="Arial" w:cs="Arial"/>
+        </w:rPr>
+        <w:t>FM</w:t>
+      </w:r>
+      <w:r>
+        <w:rPr>
+          <w:rFonts w:ascii="Arial" w:hAnsi="Arial" w:cs="Arial"/>
+        </w:rPr>
+        <w:t xml:space="preserve"> té la parada </w:t>
+      </w:r>
+      <w:r>
+        <w:rPr>
+          <w:rFonts w:ascii="Arial" w:hAnsi="Arial" w:cs="Arial"/>
+        </w:rPr>
+        <w:t>FM</w:t>
+      </w:r>
+      <w:r>
+        <w:rPr>
+          <w:rFonts w:ascii="Arial" w:hAnsi="Arial" w:cs="Arial"/>
+        </w:rPr>
+        <w:t xml:space="preserve"> – </w:t>
+      </w:r>
+      <w:r>
+        <w:rPr>
+          <w:rFonts w:ascii="Arial" w:hAnsi="Arial" w:cs="Arial"/>
+        </w:rPr>
+        <w:t xml:space="preserve">Paral·lel. Cal recalcar que la diferència entre aquest pont i la resta de la branca és que, les parades de la branca només estan connectades entre elles i el pont ja té miním una altra connexió a una altra línia. </w:t>
+      </w:r>
+    </w:p>
+    <w:p>
+      <w:pPr>
+        <w:rPr>
+          <w:rFonts w:ascii="Arial" w:hAnsi="Arial" w:cs="Arial"/>
+        </w:rPr>
+      </w:pPr>
+      <w:r>
+        <w:rPr>
+          <w:rFonts w:ascii="Arial" w:hAnsi="Arial" w:cs="Arial"/>
+        </w:rPr>
+        <w:t>Aquesta divisió es pot veure clarament a la figura (REF) generada per (REF ‘</w:t>
+      </w:r>
+      <w:r>
+        <w:rPr>
+          <w:rFonts w:ascii="Arial" w:hAnsi="Arial" w:cs="Arial"/>
+        </w:rPr>
+        <w:t>shortest_paths_algorithms/analysis/regions_graph.py</w:t>
+      </w:r>
+      <w:r>
+        <w:rPr>
+          <w:rFonts w:ascii="Arial" w:hAnsi="Arial" w:cs="Arial"/>
+        </w:rPr>
+        <w:t xml:space="preserve">’) a partir de (REF </w:t>
+      </w:r>
+      <w:r>
+        <w:rPr>
+          <w:rFonts w:ascii="Arial" w:hAnsi="Arial" w:cs="Arial"/>
+        </w:rPr>
+        <w:t>‘</w:t>
+      </w:r>
+      <w:r>
+        <w:rPr>
+          <w:rFonts w:ascii="Arial" w:hAnsi="Arial" w:cs="Arial"/>
+        </w:rPr>
+        <w:t>shortest_paths_algorithms/barcelona_division.py</w:t>
+      </w:r>
+      <w:r>
+        <w:rPr>
+          <w:rFonts w:ascii="Arial" w:hAnsi="Arial" w:cs="Arial"/>
+        </w:rPr>
+        <w:t>’</w:t>
+      </w:r>
+      <w:r>
+        <w:rPr>
+          <w:rFonts w:ascii="Arial" w:hAnsi="Arial" w:cs="Arial"/>
+        </w:rPr>
+        <w:t>)</w:t>
+      </w:r>
+      <w:r>
+        <w:rPr>
+          <w:rFonts w:ascii="Arial" w:hAnsi="Arial" w:cs="Arial"/>
+        </w:rPr>
+        <w:t>.</w:t>
+      </w:r>
+    </w:p>
+    <w:p>
+      <w:pPr>
+        <w:rPr>
+          <w:rFonts w:ascii="Arial" w:hAnsi="Arial" w:cs="Arial"/>
+        </w:rPr>
+      </w:pPr>
+    </w:p>
+    <w:p>
+      <w:pPr>
+        <w:rPr>
+          <w:rFonts w:ascii="Arial" w:hAnsi="Arial" w:cs="Arial"/>
+        </w:rPr>
+      </w:pPr>
+      <w:r>
+        <w:rPr>
+          <w:rFonts w:ascii="Arial" w:hAnsi="Arial" w:cs="Arial"/>
+        </w:rPr>
+        <w:lastRenderedPageBreak/>
+        <w:t>DIR QUE A PARTIR DELS REPORTS VEIEM QUE LA TOPOLOGIA SÍ IMPORTA</w:t>
+      </w:r>
+    </w:p>
+    <w:p>
+      <w:pPr>
+        <w:rPr>
+          <w:rFonts w:ascii="Arial" w:hAnsi="Arial" w:cs="Arial"/>
+        </w:rPr>
+      </w:pPr>
+    </w:p>
+    <w:p>
+      <w:pPr>
+        <w:rPr>
+          <w:rFonts w:ascii="Arial" w:hAnsi="Arial" w:cs="Arial"/>
+        </w:rPr>
+      </w:pPr>
+    </w:p>
+    <w:p>
+      <w:pPr>
+        <w:rPr>
+          <w:rFonts w:ascii="Arial" w:hAnsi="Arial" w:cs="Arial"/>
+        </w:rPr>
+      </w:pPr>
+    </w:p>
+    <w:p>
+      <w:pPr>
+        <w:rPr>
+          <w:rFonts w:ascii="Arial" w:hAnsi="Arial" w:cs="Arial"/>
+        </w:rPr>
+      </w:pPr>
+    </w:p>
+    <w:p>
+      <w:pPr>
+        <w:rPr>
+          <w:rFonts w:ascii="Arial" w:hAnsi="Arial" w:cs="Arial"/>
+        </w:rPr>
+      </w:pPr>
+      <w:r>
+        <w:rPr>
+          <w:rFonts w:ascii="Arial" w:hAnsi="Arial" w:cs="Arial"/>
+        </w:rPr>
         <w:t>Tenint això en ment, definir la següent heurísitica h_bcn seria una manera (inicial) d’afrontar aquestes restriccions dels altres dos algoritmes.</w:t>
       </w:r>
     </w:p>
@@ -1116,6 +1912,12 @@
           <w:rFonts w:ascii="Arial" w:hAnsi="Arial" w:cs="Arial"/>
         </w:rPr>
         <w:t>Pensant en una heurística centrada en aquestes característiques</w:t>
+      </w:r>
+      <w:r>
+        <w:rPr>
+          <w:rFonts w:ascii="Arial" w:hAnsi="Arial" w:cs="Arial"/>
+        </w:rPr>
+        <w:t>,…</w:t>
       </w:r>
     </w:p>
     <w:p>
@@ -1405,6 +2207,92 @@
     </w:lvl>
   </w:abstractNum>
   <w:abstractNum w:abstractNumId="3" w15:restartNumberingAfterBreak="0">
+    <w:nsid w:val="3AA041F5"/>
+    <w:multiLevelType w:val="hybridMultilevel"/>
+    <w:tmpl w:val="50E00610"/>
+    <w:lvl w:ilvl="0" w:tplc="08090019">
+      <w:start w:val="1"/>
+      <w:numFmt w:val="lowerLetter"/>
+      <w:lvlText w:val="%1."/>
+      <w:lvlJc w:val="left"/>
+      <w:pPr>
+        <w:ind w:left="1440" w:hanging="360"/>
+      </w:pPr>
+    </w:lvl>
+    <w:lvl w:ilvl="1" w:tplc="08090019" w:tentative="1">
+      <w:start w:val="1"/>
+      <w:numFmt w:val="lowerLetter"/>
+      <w:lvlText w:val="%2."/>
+      <w:lvlJc w:val="left"/>
+      <w:pPr>
+        <w:ind w:left="2160" w:hanging="360"/>
+      </w:pPr>
+    </w:lvl>
+    <w:lvl w:ilvl="2" w:tplc="0809001B" w:tentative="1">
+      <w:start w:val="1"/>
+      <w:numFmt w:val="lowerRoman"/>
+      <w:lvlText w:val="%3."/>
+      <w:lvlJc w:val="right"/>
+      <w:pPr>
+        <w:ind w:left="2880" w:hanging="180"/>
+      </w:pPr>
+    </w:lvl>
+    <w:lvl w:ilvl="3" w:tplc="0809000F" w:tentative="1">
+      <w:start w:val="1"/>
+      <w:numFmt w:val="decimal"/>
+      <w:lvlText w:val="%4."/>
+      <w:lvlJc w:val="left"/>
+      <w:pPr>
+        <w:ind w:left="3600" w:hanging="360"/>
+      </w:pPr>
+    </w:lvl>
+    <w:lvl w:ilvl="4" w:tplc="08090019" w:tentative="1">
+      <w:start w:val="1"/>
+      <w:numFmt w:val="lowerLetter"/>
+      <w:lvlText w:val="%5."/>
+      <w:lvlJc w:val="left"/>
+      <w:pPr>
+        <w:ind w:left="4320" w:hanging="360"/>
+      </w:pPr>
+    </w:lvl>
+    <w:lvl w:ilvl="5" w:tplc="0809001B" w:tentative="1">
+      <w:start w:val="1"/>
+      <w:numFmt w:val="lowerRoman"/>
+      <w:lvlText w:val="%6."/>
+      <w:lvlJc w:val="right"/>
+      <w:pPr>
+        <w:ind w:left="5040" w:hanging="180"/>
+      </w:pPr>
+    </w:lvl>
+    <w:lvl w:ilvl="6" w:tplc="0809000F" w:tentative="1">
+      <w:start w:val="1"/>
+      <w:numFmt w:val="decimal"/>
+      <w:lvlText w:val="%7."/>
+      <w:lvlJc w:val="left"/>
+      <w:pPr>
+        <w:ind w:left="5760" w:hanging="360"/>
+      </w:pPr>
+    </w:lvl>
+    <w:lvl w:ilvl="7" w:tplc="08090019" w:tentative="1">
+      <w:start w:val="1"/>
+      <w:numFmt w:val="lowerLetter"/>
+      <w:lvlText w:val="%8."/>
+      <w:lvlJc w:val="left"/>
+      <w:pPr>
+        <w:ind w:left="6480" w:hanging="360"/>
+      </w:pPr>
+    </w:lvl>
+    <w:lvl w:ilvl="8" w:tplc="0809001B" w:tentative="1">
+      <w:start w:val="1"/>
+      <w:numFmt w:val="lowerRoman"/>
+      <w:lvlText w:val="%9."/>
+      <w:lvlJc w:val="right"/>
+      <w:pPr>
+        <w:ind w:left="7200" w:hanging="180"/>
+      </w:pPr>
+    </w:lvl>
+  </w:abstractNum>
+  <w:abstractNum w:abstractNumId="4" w15:restartNumberingAfterBreak="0">
     <w:nsid w:val="4DE226C8"/>
     <w:multiLevelType w:val="hybridMultilevel"/>
     <w:tmpl w:val="34DC5D98"/>
@@ -1493,7 +2381,7 @@
       </w:pPr>
     </w:lvl>
   </w:abstractNum>
-  <w:abstractNum w:abstractNumId="4" w15:restartNumberingAfterBreak="0">
+  <w:abstractNum w:abstractNumId="5" w15:restartNumberingAfterBreak="0">
     <w:nsid w:val="5497707C"/>
     <w:multiLevelType w:val="hybridMultilevel"/>
     <w:tmpl w:val="44F4BA1E"/>
@@ -1606,7 +2494,7 @@
     </w:lvl>
   </w:abstractNum>
   <w:num w:numId="1" w16cid:durableId="1180579750">
-    <w:abstractNumId w:val="3"/>
+    <w:abstractNumId w:val="4"/>
   </w:num>
   <w:num w:numId="2" w16cid:durableId="1568301481">
     <w:abstractNumId w:val="2"/>
@@ -1618,7 +2506,10 @@
     <w:abstractNumId w:val="0"/>
   </w:num>
   <w:num w:numId="5" w16cid:durableId="1915167292">
-    <w:abstractNumId w:val="4"/>
+    <w:abstractNumId w:val="5"/>
+  </w:num>
+  <w:num w:numId="6" w16cid:durableId="1766805513">
+    <w:abstractNumId w:val="3"/>
   </w:num>
 </w:numbering>
 </file>

--- a/.docu/Construcció del graf.docx
+++ b/.docu/Construcció del graf.docx
@@ -613,1317 +613,7 @@
       <w:pPr>
         <w:rPr>
           <w:rFonts w:ascii="Arial" w:hAnsi="Arial" w:cs="Arial"/>
-        </w:rPr>
-      </w:pPr>
-    </w:p>
-    <w:p>
-      <w:pPr>
-        <w:rPr>
-          <w:rFonts w:ascii="Arial" w:hAnsi="Arial" w:cs="Arial"/>
-          <w:b/>
-          <w:bCs/>
-        </w:rPr>
-      </w:pPr>
-      <w:r>
-        <w:rPr>
-          <w:rFonts w:ascii="Arial" w:hAnsi="Arial" w:cs="Arial"/>
-          <w:b/>
-          <w:bCs/>
-        </w:rPr>
-        <w:t>Característiques del graf</w:t>
-      </w:r>
-      <w:r>
-        <w:rPr>
-          <w:rFonts w:ascii="Arial" w:hAnsi="Arial" w:cs="Arial"/>
-          <w:b/>
-          <w:bCs/>
-        </w:rPr>
-        <w:t xml:space="preserve"> i implicacions</w:t>
-      </w:r>
-    </w:p>
-    <w:p>
-      <w:pPr>
-        <w:rPr>
-          <w:rFonts w:ascii="Arial" w:hAnsi="Arial" w:cs="Arial"/>
-        </w:rPr>
-      </w:pPr>
-      <w:r>
-        <w:rPr>
-          <w:rFonts w:ascii="Arial" w:hAnsi="Arial" w:cs="Arial"/>
-        </w:rPr>
-        <w:t>Tal com mostra ‘</w:t>
-      </w:r>
-      <w:r>
-        <w:rPr>
-          <w:rFonts w:ascii="Arial" w:hAnsi="Arial" w:cs="Arial"/>
-        </w:rPr>
-        <w:t>graph_inspection/graph_report.py</w:t>
-      </w:r>
-      <w:r>
-        <w:rPr>
-          <w:rFonts w:ascii="Arial" w:hAnsi="Arial" w:cs="Arial"/>
-        </w:rPr>
-        <w:t>’, les característiques principals del nostre graf són:</w:t>
-      </w:r>
-    </w:p>
-    <w:p>
-      <w:pPr>
-        <w:pStyle w:val="ListParagraph"/>
-        <w:numPr>
-          <w:ilvl w:val="0"/>
-          <w:numId w:val="1"/>
-        </w:numPr>
-        <w:rPr>
-          <w:rFonts w:ascii="Arial" w:hAnsi="Arial" w:cs="Arial"/>
-        </w:rPr>
-      </w:pPr>
-      <w:r>
-        <w:rPr>
-          <w:rFonts w:ascii="Arial" w:hAnsi="Arial" w:cs="Arial"/>
-        </w:rPr>
-        <w:t>502 vèrtexs de 673 en total són entrades, és a dir, un 74.6%.</w:t>
-      </w:r>
-    </w:p>
-    <w:p>
-      <w:pPr>
-        <w:pStyle w:val="ListParagraph"/>
-        <w:numPr>
-          <w:ilvl w:val="1"/>
-          <w:numId w:val="1"/>
-        </w:numPr>
-        <w:rPr>
-          <w:rFonts w:ascii="Arial" w:hAnsi="Arial" w:cs="Arial"/>
-        </w:rPr>
-      </w:pPr>
-      <w:r>
-        <w:rPr>
-          <w:rFonts w:ascii="Arial" w:hAnsi="Arial" w:cs="Arial"/>
-        </w:rPr>
-        <w:t>Cada entrada només està connectada a una o dues plataformes (l’últim cas només es dona en les andanes duplicades de les línies 9 i 10) (</w:t>
-      </w:r>
-      <w:r>
-        <w:rPr>
-          <w:rFonts w:ascii="Arial" w:hAnsi="Arial" w:cs="Arial"/>
-        </w:rPr>
-        <w:t xml:space="preserve">fet </w:t>
-      </w:r>
-      <w:r>
-        <w:rPr>
-          <w:rFonts w:ascii="Arial" w:hAnsi="Arial" w:cs="Arial"/>
-        </w:rPr>
-        <w:t>vist a ‘</w:t>
-      </w:r>
-      <w:r>
-        <w:rPr>
-          <w:rFonts w:ascii="Arial" w:hAnsi="Arial" w:cs="Arial"/>
-        </w:rPr>
-        <w:t>data_validation/checks/pathways_checks.py</w:t>
-      </w:r>
-      <w:r>
-        <w:rPr>
-          <w:rFonts w:ascii="Arial" w:hAnsi="Arial" w:cs="Arial"/>
-        </w:rPr>
-        <w:t>’).</w:t>
-      </w:r>
-    </w:p>
-    <w:p>
-      <w:pPr>
-        <w:pStyle w:val="ListParagraph"/>
-        <w:numPr>
-          <w:ilvl w:val="0"/>
-          <w:numId w:val="1"/>
-        </w:numPr>
-        <w:rPr>
-          <w:rFonts w:ascii="Arial" w:hAnsi="Arial" w:cs="Arial"/>
-        </w:rPr>
-      </w:pPr>
-      <w:r>
-        <w:rPr>
-          <w:rFonts w:ascii="Arial" w:hAnsi="Arial" w:cs="Arial"/>
-        </w:rPr>
-        <w:t>Les fletxes PW representen el 71.8% del total</w:t>
-      </w:r>
-      <w:r>
-        <w:rPr>
-          <w:rFonts w:ascii="Arial" w:hAnsi="Arial" w:cs="Arial"/>
-        </w:rPr>
-        <w:t xml:space="preserve"> de les fletxes</w:t>
-      </w:r>
-      <w:r>
-        <w:rPr>
-          <w:rFonts w:ascii="Arial" w:hAnsi="Arial" w:cs="Arial"/>
-        </w:rPr>
-        <w:t xml:space="preserve"> (1019 de 1419).</w:t>
-      </w:r>
-    </w:p>
-    <w:p>
-      <w:pPr>
-        <w:pStyle w:val="ListParagraph"/>
-        <w:numPr>
-          <w:ilvl w:val="0"/>
-          <w:numId w:val="1"/>
-        </w:numPr>
-        <w:rPr>
-          <w:rFonts w:ascii="Arial" w:hAnsi="Arial" w:cs="Arial"/>
-        </w:rPr>
-      </w:pPr>
-      <w:r>
-        <w:rPr>
-          <w:rFonts w:ascii="Arial" w:hAnsi="Arial" w:cs="Arial"/>
-        </w:rPr>
-        <w:t>Només tenim 1419 fletxes de les 452.256 que hi podrien haver si cada vèrtex estigués connectat amb tota la resta per les dues direccions. És a dir, només tenim un 0.3% de la capacitat total de fletxes.</w:t>
-      </w:r>
-    </w:p>
-    <w:p>
-      <w:pPr>
-        <w:pStyle w:val="ListParagraph"/>
-        <w:numPr>
-          <w:ilvl w:val="0"/>
-          <w:numId w:val="1"/>
-        </w:numPr>
-        <w:rPr>
-          <w:rFonts w:ascii="Arial" w:hAnsi="Arial" w:cs="Arial"/>
-        </w:rPr>
-      </w:pPr>
-      <w:r>
-        <w:rPr>
-          <w:rFonts w:ascii="Arial" w:hAnsi="Arial" w:cs="Arial"/>
-        </w:rPr>
-        <w:t>A banda d’aquestes mètriques, observant la forma del graf i deixant de banda les arestes PW, veiem que la xarxa té forma d’una “bola” molt gran amb 8 branques.</w:t>
-      </w:r>
-      <w:r>
-        <w:rPr>
-          <w:rFonts w:ascii="Arial" w:hAnsi="Arial" w:cs="Arial"/>
-        </w:rPr>
-        <w:t xml:space="preserve"> </w:t>
-      </w:r>
-    </w:p>
-    <w:p>
-      <w:pPr>
-        <w:pStyle w:val="ListParagraph"/>
-        <w:numPr>
-          <w:ilvl w:val="1"/>
-          <w:numId w:val="1"/>
-        </w:numPr>
-        <w:rPr>
-          <w:rFonts w:ascii="Arial" w:hAnsi="Arial" w:cs="Arial"/>
-          <w:color w:val="808080" w:themeColor="background1" w:themeShade="80"/>
-        </w:rPr>
-      </w:pPr>
-      <w:r>
-        <w:rPr>
-          <w:rFonts w:ascii="Arial" w:hAnsi="Arial" w:cs="Arial"/>
-          <w:color w:val="808080" w:themeColor="background1" w:themeShade="80"/>
-        </w:rPr>
-        <w:t>D’aquí podem dividir el graf en les seccions Center, Branch_L1, Branch_L2, Branch_L5, Branch_L9S, Branch_L9N, Branch_L10S, Branch_L11 i Branch_FM, tal i com estan definides a ‘routing_algorithms/a_star/h_bcn/barcelona_divison.py’.</w:t>
-      </w:r>
-    </w:p>
-    <w:p>
-      <w:pPr>
-        <w:pStyle w:val="ListParagraph"/>
-        <w:numPr>
-          <w:ilvl w:val="1"/>
-          <w:numId w:val="1"/>
-        </w:numPr>
-        <w:rPr>
-          <w:rFonts w:ascii="Arial" w:hAnsi="Arial" w:cs="Arial"/>
-          <w:color w:val="808080" w:themeColor="background1" w:themeShade="80"/>
-        </w:rPr>
-      </w:pPr>
-      <w:r>
-        <w:rPr>
-          <w:rFonts w:ascii="Arial" w:hAnsi="Arial" w:cs="Arial"/>
-          <w:color w:val="808080" w:themeColor="background1" w:themeShade="80"/>
-        </w:rPr>
-        <w:t>Clarament, el conjunt majoritari d’arestes PW i TF es troben al centre.</w:t>
-      </w:r>
-    </w:p>
-    <w:p>
-      <w:pPr>
-        <w:rPr>
-          <w:rFonts w:ascii="Arial" w:hAnsi="Arial" w:cs="Arial"/>
-        </w:rPr>
-      </w:pPr>
-      <w:r>
-        <w:rPr>
-          <w:rFonts w:ascii="Arial" w:hAnsi="Arial" w:cs="Arial"/>
-        </w:rPr>
-        <w:t>D’aquí obtenim vàries implicacions:</w:t>
-      </w:r>
-    </w:p>
-    <w:p>
-      <w:pPr>
-        <w:pStyle w:val="ListParagraph"/>
-        <w:numPr>
-          <w:ilvl w:val="0"/>
-          <w:numId w:val="3"/>
-        </w:numPr>
-        <w:rPr>
-          <w:rFonts w:ascii="Arial" w:hAnsi="Arial" w:cs="Arial"/>
-        </w:rPr>
-      </w:pPr>
-      <w:r>
-        <w:rPr>
-          <w:rFonts w:ascii="Arial" w:hAnsi="Arial" w:cs="Arial"/>
-        </w:rPr>
-        <w:t>Per les connexions de les entrades, aquestes estaran exclusivament a un camí optimal només quan siguin la Source o el Target.</w:t>
-      </w:r>
-      <w:r>
-        <w:rPr>
-          <w:rFonts w:ascii="Arial" w:hAnsi="Arial" w:cs="Arial"/>
-        </w:rPr>
-        <w:t xml:space="preserve"> És a dir, l’usuari no es podrà moure a través d’elles per arribar al seu destí: només les utilitzarà per iniciar i acabar el viatge.</w:t>
-      </w:r>
-    </w:p>
-    <w:p>
-      <w:pPr>
-        <w:pStyle w:val="ListParagraph"/>
-        <w:numPr>
-          <w:ilvl w:val="0"/>
-          <w:numId w:val="3"/>
-        </w:numPr>
-        <w:rPr>
-          <w:rFonts w:ascii="Arial" w:hAnsi="Arial" w:cs="Arial"/>
-        </w:rPr>
-      </w:pPr>
-      <w:r>
-        <w:rPr>
-          <w:rFonts w:ascii="Arial" w:hAnsi="Arial" w:cs="Arial"/>
-        </w:rPr>
-        <w:t>Fixant-nos de nou en el graf de la xarxa (REF_graf_genèric), e</w:t>
-      </w:r>
-      <w:r>
-        <w:rPr>
-          <w:rFonts w:ascii="Arial" w:hAnsi="Arial" w:cs="Arial"/>
-        </w:rPr>
-        <w:t>s podria dir que el graf té molts “forats”</w:t>
-      </w:r>
-      <w:r>
-        <w:rPr>
-          <w:rFonts w:ascii="Arial" w:hAnsi="Arial" w:cs="Arial"/>
-        </w:rPr>
-        <w:t xml:space="preserve"> al centre i fora d’aquí vàries ramificacions</w:t>
-      </w:r>
-      <w:r>
-        <w:rPr>
-          <w:rFonts w:ascii="Arial" w:hAnsi="Arial" w:cs="Arial"/>
-        </w:rPr>
-        <w:t>.</w:t>
-      </w:r>
-    </w:p>
-    <w:p>
-      <w:pPr>
-        <w:rPr>
-          <w:rFonts w:ascii="Arial" w:hAnsi="Arial" w:cs="Arial"/>
-        </w:rPr>
-      </w:pPr>
-      <w:r>
-        <w:rPr>
-          <w:rFonts w:ascii="Arial" w:hAnsi="Arial" w:cs="Arial"/>
-        </w:rPr>
-        <w:lastRenderedPageBreak/>
-        <w:t xml:space="preserve">Transportant això als algoritmes per trobar camins més curts veiem clarament dos problemes a afrontar (els quals quadren amb els resultats donats </w:t>
-      </w:r>
-      <w:r>
-        <w:rPr>
-          <w:rFonts w:ascii="Arial" w:hAnsi="Arial" w:cs="Arial"/>
-        </w:rPr>
-        <w:t>pel Dijkstra i l’A* amb h_</w:t>
-      </w:r>
-      <w:r>
-        <w:rPr>
-          <w:rFonts w:ascii="Arial" w:hAnsi="Arial" w:cs="Arial"/>
-        </w:rPr>
-        <w:t>geo</w:t>
-      </w:r>
-      <w:r>
-        <w:rPr>
-          <w:rFonts w:ascii="Arial" w:hAnsi="Arial" w:cs="Arial"/>
-        </w:rPr>
-        <w:t>):</w:t>
-      </w:r>
-    </w:p>
-    <w:p>
-      <w:pPr>
-        <w:pStyle w:val="ListParagraph"/>
-        <w:numPr>
-          <w:ilvl w:val="0"/>
-          <w:numId w:val="4"/>
-        </w:numPr>
-        <w:rPr>
-          <w:rFonts w:ascii="Arial" w:hAnsi="Arial" w:cs="Arial"/>
-        </w:rPr>
-      </w:pPr>
-      <w:r>
-        <w:rPr>
-          <w:rFonts w:ascii="Arial" w:hAnsi="Arial" w:cs="Arial"/>
-        </w:rPr>
-        <w:t>Es perden</w:t>
-      </w:r>
-      <w:r>
-        <w:rPr>
-          <w:rFonts w:ascii="Arial" w:hAnsi="Arial" w:cs="Arial"/>
-        </w:rPr>
-        <w:t xml:space="preserve"> moltes iteracions extraient entrades innecessàries.</w:t>
-      </w:r>
-    </w:p>
-    <w:p>
-      <w:pPr>
-        <w:pStyle w:val="ListParagraph"/>
-        <w:numPr>
-          <w:ilvl w:val="0"/>
-          <w:numId w:val="4"/>
-        </w:numPr>
-        <w:rPr>
-          <w:rFonts w:ascii="Arial" w:hAnsi="Arial" w:cs="Arial"/>
-        </w:rPr>
-      </w:pPr>
-      <w:r>
-        <w:rPr>
-          <w:rFonts w:ascii="Arial" w:hAnsi="Arial" w:cs="Arial"/>
-        </w:rPr>
-        <w:t>Ni el Dijkstra ni l’A* amb h_</w:t>
-      </w:r>
-      <w:r>
-        <w:rPr>
-          <w:rFonts w:ascii="Arial" w:hAnsi="Arial" w:cs="Arial"/>
-        </w:rPr>
-        <w:t>geo</w:t>
-      </w:r>
-      <w:r>
-        <w:rPr>
-          <w:rFonts w:ascii="Arial" w:hAnsi="Arial" w:cs="Arial"/>
-        </w:rPr>
-        <w:t xml:space="preserve"> tenen en compte les caracterísitiques especials de la topologia del graf i això, clarament, també ens fa perdre iteracions.</w:t>
-      </w:r>
-    </w:p>
-    <w:p>
-      <w:pPr>
-        <w:rPr>
-          <w:rFonts w:ascii="Arial" w:hAnsi="Arial" w:cs="Arial"/>
-        </w:rPr>
-      </w:pPr>
-      <w:r>
-        <w:rPr>
-          <w:rFonts w:ascii="Arial" w:hAnsi="Arial" w:cs="Arial"/>
-        </w:rPr>
-        <w:t xml:space="preserve">Tenint això en ment, el següent pas lògic és definir millor aquesta “topologia” particular, o més ben dit, definir aquesta divisió de zones sobre la xarxa. </w:t>
-      </w:r>
-    </w:p>
-    <w:p>
-      <w:pPr>
-        <w:rPr>
-          <w:rFonts w:ascii="Arial" w:hAnsi="Arial" w:cs="Arial"/>
-        </w:rPr>
-      </w:pPr>
-      <w:r>
-        <w:rPr>
-          <w:rFonts w:ascii="Arial" w:hAnsi="Arial" w:cs="Arial"/>
-        </w:rPr>
-        <w:t xml:space="preserve">Seguint la idea de la bola gran amb 8 cames, podem definir les següents zones </w:t>
-      </w:r>
-    </w:p>
-    <w:p>
-      <w:pPr>
-        <w:pStyle w:val="ListParagraph"/>
-        <w:numPr>
-          <w:ilvl w:val="0"/>
-          <w:numId w:val="5"/>
-        </w:numPr>
-        <w:rPr>
-          <w:rFonts w:ascii="Arial" w:hAnsi="Arial" w:cs="Arial"/>
-        </w:rPr>
-      </w:pPr>
-      <w:r>
-        <w:rPr>
-          <w:rFonts w:ascii="Arial" w:hAnsi="Arial" w:cs="Arial"/>
-        </w:rPr>
-        <w:t>Branch_L1</w:t>
-      </w:r>
-      <w:r>
-        <w:rPr>
-          <w:rFonts w:ascii="Arial" w:hAnsi="Arial" w:cs="Arial"/>
-        </w:rPr>
-        <w:t xml:space="preserve"> com les arestes</w:t>
-      </w:r>
-      <w:r>
-        <w:rPr>
-          <w:rFonts w:ascii="Arial" w:hAnsi="Arial" w:cs="Arial"/>
-        </w:rPr>
-        <w:t xml:space="preserve"> i els vèrtexs</w:t>
-      </w:r>
-      <w:r>
-        <w:rPr>
-          <w:rFonts w:ascii="Arial" w:hAnsi="Arial" w:cs="Arial"/>
-        </w:rPr>
-        <w:t xml:space="preserve"> d</w:t>
-      </w:r>
-      <w:r>
-        <w:rPr>
-          <w:rFonts w:ascii="Arial" w:hAnsi="Arial" w:cs="Arial"/>
-        </w:rPr>
-        <w:t xml:space="preserve">e la parada L1 – </w:t>
-      </w:r>
-      <w:r>
-        <w:rPr>
-          <w:rFonts w:ascii="Arial" w:hAnsi="Arial" w:cs="Arial"/>
-        </w:rPr>
-        <w:t>Hospital</w:t>
-      </w:r>
-      <w:r>
-        <w:rPr>
-          <w:rFonts w:ascii="Arial" w:hAnsi="Arial" w:cs="Arial"/>
-        </w:rPr>
-        <w:t xml:space="preserve"> de Bellvitge </w:t>
-      </w:r>
-      <w:r>
-        <w:rPr>
-          <w:rFonts w:ascii="Arial" w:hAnsi="Arial" w:cs="Arial"/>
-        </w:rPr>
-        <w:t>fins els de la L1 – Florida</w:t>
-      </w:r>
-      <w:r>
-        <w:rPr>
-          <w:rFonts w:ascii="Arial" w:hAnsi="Arial" w:cs="Arial"/>
-        </w:rPr>
-        <w:t xml:space="preserve">, </w:t>
-      </w:r>
-    </w:p>
-    <w:p>
-      <w:pPr>
-        <w:pStyle w:val="ListParagraph"/>
-        <w:numPr>
-          <w:ilvl w:val="0"/>
-          <w:numId w:val="5"/>
-        </w:numPr>
-        <w:rPr>
-          <w:rFonts w:ascii="Arial" w:hAnsi="Arial" w:cs="Arial"/>
-        </w:rPr>
-      </w:pPr>
-      <w:r>
-        <w:rPr>
-          <w:rFonts w:ascii="Arial" w:hAnsi="Arial" w:cs="Arial"/>
-        </w:rPr>
-        <w:t>Branch_L2</w:t>
-      </w:r>
-      <w:r>
-        <w:rPr>
-          <w:rFonts w:ascii="Arial" w:hAnsi="Arial" w:cs="Arial"/>
-        </w:rPr>
-        <w:t xml:space="preserve"> </w:t>
-      </w:r>
-      <w:r>
-        <w:rPr>
-          <w:rFonts w:ascii="Arial" w:hAnsi="Arial" w:cs="Arial"/>
-        </w:rPr>
-        <w:t>com les arestes i els vèrtexs de la parada</w:t>
-      </w:r>
-      <w:r>
-        <w:rPr>
-          <w:rFonts w:ascii="Arial" w:hAnsi="Arial" w:cs="Arial"/>
-        </w:rPr>
-        <w:t xml:space="preserve"> L2 – Badalona Pompeu Fabra fins els de la L2 – Pep Ventura</w:t>
-      </w:r>
-      <w:r>
-        <w:rPr>
-          <w:rFonts w:ascii="Arial" w:hAnsi="Arial" w:cs="Arial"/>
-        </w:rPr>
-        <w:t xml:space="preserve">, </w:t>
-      </w:r>
-    </w:p>
-    <w:p>
-      <w:pPr>
-        <w:pStyle w:val="ListParagraph"/>
-        <w:numPr>
-          <w:ilvl w:val="0"/>
-          <w:numId w:val="5"/>
-        </w:numPr>
-        <w:rPr>
-          <w:rFonts w:ascii="Arial" w:hAnsi="Arial" w:cs="Arial"/>
-        </w:rPr>
-      </w:pPr>
-      <w:r>
-        <w:rPr>
-          <w:rFonts w:ascii="Arial" w:hAnsi="Arial" w:cs="Arial"/>
-        </w:rPr>
-        <w:t>Branch_L5</w:t>
-      </w:r>
-      <w:r>
-        <w:rPr>
-          <w:rFonts w:ascii="Arial" w:hAnsi="Arial" w:cs="Arial"/>
-        </w:rPr>
-        <w:t xml:space="preserve"> </w:t>
-      </w:r>
-      <w:r>
-        <w:rPr>
-          <w:rFonts w:ascii="Arial" w:hAnsi="Arial" w:cs="Arial"/>
-        </w:rPr>
-        <w:t>com les arestes i els vèrtexs de la parada L</w:t>
-      </w:r>
-      <w:r>
-        <w:rPr>
-          <w:rFonts w:ascii="Arial" w:hAnsi="Arial" w:cs="Arial"/>
-        </w:rPr>
-        <w:t>5</w:t>
-      </w:r>
-      <w:r>
-        <w:rPr>
-          <w:rFonts w:ascii="Arial" w:hAnsi="Arial" w:cs="Arial"/>
-        </w:rPr>
-        <w:t xml:space="preserve"> –</w:t>
-      </w:r>
-      <w:r>
-        <w:rPr>
-          <w:rFonts w:ascii="Arial" w:hAnsi="Arial" w:cs="Arial"/>
-        </w:rPr>
-        <w:t xml:space="preserve"> Cornellà Centre fins els de la L5 – Ernest Lluch</w:t>
-      </w:r>
-      <w:r>
-        <w:rPr>
-          <w:rFonts w:ascii="Arial" w:hAnsi="Arial" w:cs="Arial"/>
-        </w:rPr>
-        <w:t xml:space="preserve">, </w:t>
-      </w:r>
-    </w:p>
-    <w:p>
-      <w:pPr>
-        <w:pStyle w:val="ListParagraph"/>
-        <w:numPr>
-          <w:ilvl w:val="0"/>
-          <w:numId w:val="5"/>
-        </w:numPr>
-        <w:rPr>
-          <w:rFonts w:ascii="Arial" w:hAnsi="Arial" w:cs="Arial"/>
-        </w:rPr>
-      </w:pPr>
-      <w:r>
-        <w:rPr>
-          <w:rFonts w:ascii="Arial" w:hAnsi="Arial" w:cs="Arial"/>
-        </w:rPr>
-        <w:t>Branch_L9S</w:t>
-      </w:r>
-      <w:r>
-        <w:rPr>
-          <w:rFonts w:ascii="Arial" w:hAnsi="Arial" w:cs="Arial"/>
-        </w:rPr>
-        <w:t xml:space="preserve"> </w:t>
-      </w:r>
-      <w:r>
-        <w:rPr>
-          <w:rFonts w:ascii="Arial" w:hAnsi="Arial" w:cs="Arial"/>
-        </w:rPr>
-        <w:t>com les arestes i els vèrtexs de la parada L</w:t>
-      </w:r>
-      <w:r>
-        <w:rPr>
-          <w:rFonts w:ascii="Arial" w:hAnsi="Arial" w:cs="Arial"/>
-        </w:rPr>
-        <w:t>9S</w:t>
-      </w:r>
-      <w:r>
-        <w:rPr>
-          <w:rFonts w:ascii="Arial" w:hAnsi="Arial" w:cs="Arial"/>
-        </w:rPr>
-        <w:t xml:space="preserve"> –</w:t>
-      </w:r>
-      <w:r>
-        <w:rPr>
-          <w:rFonts w:ascii="Arial" w:hAnsi="Arial" w:cs="Arial"/>
-        </w:rPr>
-        <w:t xml:space="preserve"> Aeroport T1 fins els de la L9S – Europa | Fira</w:t>
-      </w:r>
-      <w:r>
-        <w:rPr>
-          <w:rFonts w:ascii="Arial" w:hAnsi="Arial" w:cs="Arial"/>
-        </w:rPr>
-        <w:t xml:space="preserve">, </w:t>
-      </w:r>
-    </w:p>
-    <w:p>
-      <w:pPr>
-        <w:pStyle w:val="ListParagraph"/>
-        <w:numPr>
-          <w:ilvl w:val="0"/>
-          <w:numId w:val="5"/>
-        </w:numPr>
-        <w:rPr>
-          <w:rFonts w:ascii="Arial" w:hAnsi="Arial" w:cs="Arial"/>
-        </w:rPr>
-      </w:pPr>
-      <w:r>
-        <w:rPr>
-          <w:rFonts w:ascii="Arial" w:hAnsi="Arial" w:cs="Arial"/>
-        </w:rPr>
-        <w:t>Branch_L9N</w:t>
-      </w:r>
-      <w:r>
-        <w:rPr>
-          <w:rFonts w:ascii="Arial" w:hAnsi="Arial" w:cs="Arial"/>
-        </w:rPr>
-        <w:t xml:space="preserve"> </w:t>
-      </w:r>
-      <w:r>
-        <w:rPr>
-          <w:rFonts w:ascii="Arial" w:hAnsi="Arial" w:cs="Arial"/>
-        </w:rPr>
-        <w:t>com les arestes i els vèrtexs de la parada L</w:t>
-      </w:r>
-      <w:r>
-        <w:rPr>
-          <w:rFonts w:ascii="Arial" w:hAnsi="Arial" w:cs="Arial"/>
-        </w:rPr>
-        <w:t>9N</w:t>
-      </w:r>
-      <w:r>
-        <w:rPr>
-          <w:rFonts w:ascii="Arial" w:hAnsi="Arial" w:cs="Arial"/>
-        </w:rPr>
-        <w:t xml:space="preserve"> –</w:t>
-      </w:r>
-      <w:r>
-        <w:rPr>
-          <w:rFonts w:ascii="Arial" w:hAnsi="Arial" w:cs="Arial"/>
-        </w:rPr>
-        <w:t xml:space="preserve"> Can Zam fins els de la L9N – Esgésia Major</w:t>
-      </w:r>
-      <w:r>
-        <w:rPr>
-          <w:rFonts w:ascii="Arial" w:hAnsi="Arial" w:cs="Arial"/>
-        </w:rPr>
-        <w:t xml:space="preserve">, </w:t>
-      </w:r>
-    </w:p>
-    <w:p>
-      <w:pPr>
-        <w:pStyle w:val="ListParagraph"/>
-        <w:numPr>
-          <w:ilvl w:val="0"/>
-          <w:numId w:val="5"/>
-        </w:numPr>
-        <w:rPr>
-          <w:rFonts w:ascii="Arial" w:hAnsi="Arial" w:cs="Arial"/>
-        </w:rPr>
-      </w:pPr>
-      <w:r>
-        <w:rPr>
-          <w:rFonts w:ascii="Arial" w:hAnsi="Arial" w:cs="Arial"/>
-        </w:rPr>
-        <w:t>Branch_L10S</w:t>
-      </w:r>
-      <w:r>
-        <w:rPr>
-          <w:rFonts w:ascii="Arial" w:hAnsi="Arial" w:cs="Arial"/>
-        </w:rPr>
-        <w:t xml:space="preserve"> </w:t>
-      </w:r>
-      <w:r>
-        <w:rPr>
-          <w:rFonts w:ascii="Arial" w:hAnsi="Arial" w:cs="Arial"/>
-        </w:rPr>
-        <w:t>com les arestes i els vèrtexs de la parada L</w:t>
-      </w:r>
-      <w:r>
-        <w:rPr>
-          <w:rFonts w:ascii="Arial" w:hAnsi="Arial" w:cs="Arial"/>
-        </w:rPr>
-        <w:t>10S</w:t>
-      </w:r>
-      <w:r>
-        <w:rPr>
-          <w:rFonts w:ascii="Arial" w:hAnsi="Arial" w:cs="Arial"/>
-        </w:rPr>
-        <w:t xml:space="preserve"> –</w:t>
-      </w:r>
-      <w:r>
-        <w:rPr>
-          <w:rFonts w:ascii="Arial" w:hAnsi="Arial" w:cs="Arial"/>
-        </w:rPr>
-        <w:t xml:space="preserve"> ZAL | Riu Vell fins els de la L10S – Provençana</w:t>
-      </w:r>
-      <w:r>
-        <w:rPr>
-          <w:rFonts w:ascii="Arial" w:hAnsi="Arial" w:cs="Arial"/>
-        </w:rPr>
-        <w:t xml:space="preserve">, </w:t>
-      </w:r>
-    </w:p>
-    <w:p>
-      <w:pPr>
-        <w:pStyle w:val="ListParagraph"/>
-        <w:numPr>
-          <w:ilvl w:val="0"/>
-          <w:numId w:val="5"/>
-        </w:numPr>
-        <w:rPr>
-          <w:rFonts w:ascii="Arial" w:hAnsi="Arial" w:cs="Arial"/>
-        </w:rPr>
-      </w:pPr>
-      <w:r>
-        <w:rPr>
-          <w:rFonts w:ascii="Arial" w:hAnsi="Arial" w:cs="Arial"/>
-        </w:rPr>
-        <w:t xml:space="preserve">Branch_L11 </w:t>
-      </w:r>
-      <w:r>
-        <w:rPr>
-          <w:rFonts w:ascii="Arial" w:hAnsi="Arial" w:cs="Arial"/>
-        </w:rPr>
-        <w:t>com les arestes i els vèrtexs de la parada L1</w:t>
-      </w:r>
-      <w:r>
-        <w:rPr>
-          <w:rFonts w:ascii="Arial" w:hAnsi="Arial" w:cs="Arial"/>
-        </w:rPr>
-        <w:t>1</w:t>
-      </w:r>
-      <w:r>
-        <w:rPr>
-          <w:rFonts w:ascii="Arial" w:hAnsi="Arial" w:cs="Arial"/>
-        </w:rPr>
-        <w:t xml:space="preserve"> – </w:t>
-      </w:r>
-      <w:r>
-        <w:rPr>
-          <w:rFonts w:ascii="Arial" w:hAnsi="Arial" w:cs="Arial"/>
-        </w:rPr>
-        <w:t>Can Cuiàs</w:t>
-      </w:r>
-      <w:r>
-        <w:rPr>
-          <w:rFonts w:ascii="Arial" w:hAnsi="Arial" w:cs="Arial"/>
-        </w:rPr>
-        <w:t xml:space="preserve"> fins els de la L1</w:t>
-      </w:r>
-      <w:r>
-        <w:rPr>
-          <w:rFonts w:ascii="Arial" w:hAnsi="Arial" w:cs="Arial"/>
-        </w:rPr>
-        <w:t xml:space="preserve">1 </w:t>
-      </w:r>
-      <w:r>
-        <w:rPr>
-          <w:rFonts w:ascii="Arial" w:hAnsi="Arial" w:cs="Arial"/>
-        </w:rPr>
-        <w:t>–</w:t>
-      </w:r>
-      <w:r>
-        <w:rPr>
-          <w:rFonts w:ascii="Arial" w:hAnsi="Arial" w:cs="Arial"/>
-        </w:rPr>
-        <w:t xml:space="preserve"> Casa</w:t>
-      </w:r>
-      <w:r>
-        <w:rPr>
-          <w:rFonts w:ascii="Arial" w:hAnsi="Arial" w:cs="Arial"/>
-        </w:rPr>
-        <w:t xml:space="preserve"> de l’Aigua, </w:t>
-      </w:r>
-    </w:p>
-    <w:p>
-      <w:pPr>
-        <w:pStyle w:val="ListParagraph"/>
-        <w:numPr>
-          <w:ilvl w:val="0"/>
-          <w:numId w:val="5"/>
-        </w:numPr>
-        <w:rPr>
-          <w:rFonts w:ascii="Arial" w:hAnsi="Arial" w:cs="Arial"/>
-        </w:rPr>
-      </w:pPr>
-      <w:r>
-        <w:rPr>
-          <w:rFonts w:ascii="Arial" w:hAnsi="Arial" w:cs="Arial"/>
-        </w:rPr>
-        <w:t>Branch_FM</w:t>
-      </w:r>
-      <w:r>
-        <w:rPr>
-          <w:rFonts w:ascii="Arial" w:hAnsi="Arial" w:cs="Arial"/>
-        </w:rPr>
-        <w:t xml:space="preserve"> com les arestes i els vèrtexs de la parada FM – Parc Montjuïc, i</w:t>
-      </w:r>
-    </w:p>
-    <w:p>
-      <w:pPr>
-        <w:pStyle w:val="ListParagraph"/>
-        <w:numPr>
-          <w:ilvl w:val="0"/>
-          <w:numId w:val="5"/>
-        </w:numPr>
-        <w:rPr>
-          <w:rFonts w:ascii="Arial" w:hAnsi="Arial" w:cs="Arial"/>
-        </w:rPr>
-      </w:pPr>
-      <w:r>
-        <w:rPr>
-          <w:rFonts w:ascii="Arial" w:hAnsi="Arial" w:cs="Arial"/>
-        </w:rPr>
-        <w:t>Center com la resta del graf.</w:t>
-      </w:r>
-    </w:p>
-    <w:p>
-      <w:pPr>
-        <w:rPr>
-          <w:rFonts w:ascii="Arial" w:hAnsi="Arial" w:cs="Arial"/>
-        </w:rPr>
-      </w:pPr>
-      <w:r>
-        <w:rPr>
-          <w:rFonts w:ascii="Arial" w:hAnsi="Arial" w:cs="Arial"/>
-        </w:rPr>
-        <w:t>Clarament, el conjunt majoritari d’arestes PW i TF es troben al centre.</w:t>
-      </w:r>
-    </w:p>
-    <w:p>
-      <w:pPr>
-        <w:rPr>
-          <w:rFonts w:ascii="Arial" w:hAnsi="Arial" w:cs="Arial"/>
-        </w:rPr>
-      </w:pPr>
-      <w:r>
-        <w:rPr>
-          <w:rFonts w:ascii="Arial" w:hAnsi="Arial" w:cs="Arial"/>
-        </w:rPr>
-        <w:t xml:space="preserve">Cada branca està connectada per un pont al centre: la Branch_L1 té la parada L1 – Torrassa, la Branch_L2 té la parada L2 – Gorg, </w:t>
-      </w:r>
-      <w:r>
-        <w:rPr>
-          <w:rFonts w:ascii="Arial" w:hAnsi="Arial" w:cs="Arial"/>
-        </w:rPr>
-        <w:t>la Branch_L</w:t>
-      </w:r>
-      <w:r>
-        <w:rPr>
-          <w:rFonts w:ascii="Arial" w:hAnsi="Arial" w:cs="Arial"/>
-        </w:rPr>
-        <w:t>5</w:t>
-      </w:r>
-      <w:r>
-        <w:rPr>
-          <w:rFonts w:ascii="Arial" w:hAnsi="Arial" w:cs="Arial"/>
-        </w:rPr>
-        <w:t xml:space="preserve"> té la parada L</w:t>
-      </w:r>
-      <w:r>
-        <w:rPr>
-          <w:rFonts w:ascii="Arial" w:hAnsi="Arial" w:cs="Arial"/>
-        </w:rPr>
-        <w:t>5</w:t>
-      </w:r>
-      <w:r>
-        <w:rPr>
-          <w:rFonts w:ascii="Arial" w:hAnsi="Arial" w:cs="Arial"/>
-        </w:rPr>
-        <w:t xml:space="preserve"> – </w:t>
-      </w:r>
-      <w:r>
-        <w:rPr>
-          <w:rFonts w:ascii="Arial" w:hAnsi="Arial" w:cs="Arial"/>
-        </w:rPr>
-        <w:t>Collblanc</w:t>
-      </w:r>
-      <w:r>
-        <w:rPr>
-          <w:rFonts w:ascii="Arial" w:hAnsi="Arial" w:cs="Arial"/>
-        </w:rPr>
-        <w:t>,</w:t>
-      </w:r>
-      <w:r>
-        <w:rPr>
-          <w:rFonts w:ascii="Arial" w:hAnsi="Arial" w:cs="Arial"/>
-        </w:rPr>
-        <w:t xml:space="preserve"> </w:t>
-      </w:r>
-      <w:r>
-        <w:rPr>
-          <w:rFonts w:ascii="Arial" w:hAnsi="Arial" w:cs="Arial"/>
-        </w:rPr>
-        <w:t>la Branch_</w:t>
-      </w:r>
-      <w:r>
-        <w:rPr>
-          <w:rFonts w:ascii="Arial" w:hAnsi="Arial" w:cs="Arial"/>
-        </w:rPr>
-        <w:t>L9S</w:t>
-      </w:r>
-      <w:r>
-        <w:rPr>
-          <w:rFonts w:ascii="Arial" w:hAnsi="Arial" w:cs="Arial"/>
-        </w:rPr>
-        <w:t xml:space="preserve"> té la parada L</w:t>
-      </w:r>
-      <w:r>
-        <w:rPr>
-          <w:rFonts w:ascii="Arial" w:hAnsi="Arial" w:cs="Arial"/>
-        </w:rPr>
-        <w:t>9S</w:t>
-      </w:r>
-      <w:r>
-        <w:rPr>
-          <w:rFonts w:ascii="Arial" w:hAnsi="Arial" w:cs="Arial"/>
-        </w:rPr>
-        <w:t xml:space="preserve"> – </w:t>
-      </w:r>
-      <w:r>
-        <w:rPr>
-          <w:rFonts w:ascii="Arial" w:hAnsi="Arial" w:cs="Arial"/>
-        </w:rPr>
-        <w:t>Can Tries | Gornal</w:t>
-      </w:r>
-      <w:r>
-        <w:rPr>
-          <w:rFonts w:ascii="Arial" w:hAnsi="Arial" w:cs="Arial"/>
-        </w:rPr>
-        <w:t>,</w:t>
-      </w:r>
-      <w:r>
-        <w:rPr>
-          <w:rFonts w:ascii="Arial" w:hAnsi="Arial" w:cs="Arial"/>
-        </w:rPr>
-        <w:t xml:space="preserve"> </w:t>
-      </w:r>
-      <w:r>
-        <w:rPr>
-          <w:rFonts w:ascii="Arial" w:hAnsi="Arial" w:cs="Arial"/>
-        </w:rPr>
-        <w:t>la Branch_L</w:t>
-      </w:r>
-      <w:r>
-        <w:rPr>
-          <w:rFonts w:ascii="Arial" w:hAnsi="Arial" w:cs="Arial"/>
-        </w:rPr>
-        <w:t>9N</w:t>
-      </w:r>
-      <w:r>
-        <w:rPr>
-          <w:rFonts w:ascii="Arial" w:hAnsi="Arial" w:cs="Arial"/>
-        </w:rPr>
-        <w:t xml:space="preserve"> té la parada L</w:t>
-      </w:r>
-      <w:r>
-        <w:rPr>
-          <w:rFonts w:ascii="Arial" w:hAnsi="Arial" w:cs="Arial"/>
-        </w:rPr>
-        <w:t>9N</w:t>
-      </w:r>
-      <w:r>
-        <w:rPr>
-          <w:rFonts w:ascii="Arial" w:hAnsi="Arial" w:cs="Arial"/>
-        </w:rPr>
-        <w:t xml:space="preserve"> – </w:t>
-      </w:r>
-      <w:r>
-        <w:rPr>
-          <w:rFonts w:ascii="Arial" w:hAnsi="Arial" w:cs="Arial"/>
-        </w:rPr>
-        <w:t>Fondo</w:t>
-      </w:r>
-      <w:r>
-        <w:rPr>
-          <w:rFonts w:ascii="Arial" w:hAnsi="Arial" w:cs="Arial"/>
-        </w:rPr>
-        <w:t>,</w:t>
-      </w:r>
-      <w:r>
-        <w:rPr>
-          <w:rFonts w:ascii="Arial" w:hAnsi="Arial" w:cs="Arial"/>
-        </w:rPr>
-        <w:t xml:space="preserve"> </w:t>
-      </w:r>
-      <w:r>
-        <w:rPr>
-          <w:rFonts w:ascii="Arial" w:hAnsi="Arial" w:cs="Arial"/>
-        </w:rPr>
-        <w:t>la Branch_L</w:t>
-      </w:r>
-      <w:r>
-        <w:rPr>
-          <w:rFonts w:ascii="Arial" w:hAnsi="Arial" w:cs="Arial"/>
-        </w:rPr>
-        <w:t>10S</w:t>
-      </w:r>
-      <w:r>
-        <w:rPr>
-          <w:rFonts w:ascii="Arial" w:hAnsi="Arial" w:cs="Arial"/>
-        </w:rPr>
-        <w:t xml:space="preserve"> té la parada L</w:t>
-      </w:r>
-      <w:r>
-        <w:rPr>
-          <w:rFonts w:ascii="Arial" w:hAnsi="Arial" w:cs="Arial"/>
-        </w:rPr>
-        <w:t>10S</w:t>
-      </w:r>
-      <w:r>
-        <w:rPr>
-          <w:rFonts w:ascii="Arial" w:hAnsi="Arial" w:cs="Arial"/>
-        </w:rPr>
-        <w:t xml:space="preserve"> –</w:t>
-      </w:r>
-      <w:r>
-        <w:rPr>
-          <w:rFonts w:ascii="Arial" w:hAnsi="Arial" w:cs="Arial"/>
-        </w:rPr>
-        <w:t xml:space="preserve"> </w:t>
-      </w:r>
-      <w:r>
-        <w:rPr>
-          <w:rFonts w:ascii="Arial" w:hAnsi="Arial" w:cs="Arial"/>
-        </w:rPr>
-        <w:t>Can Tries | Gornal,</w:t>
-      </w:r>
-      <w:r>
-        <w:rPr>
-          <w:rFonts w:ascii="Arial" w:hAnsi="Arial" w:cs="Arial"/>
-        </w:rPr>
-        <w:t xml:space="preserve"> </w:t>
-      </w:r>
-      <w:r>
-        <w:rPr>
-          <w:rFonts w:ascii="Arial" w:hAnsi="Arial" w:cs="Arial"/>
-        </w:rPr>
-        <w:t>la Branch_L</w:t>
-      </w:r>
-      <w:r>
-        <w:rPr>
-          <w:rFonts w:ascii="Arial" w:hAnsi="Arial" w:cs="Arial"/>
-        </w:rPr>
-        <w:t>11</w:t>
-      </w:r>
-      <w:r>
-        <w:rPr>
-          <w:rFonts w:ascii="Arial" w:hAnsi="Arial" w:cs="Arial"/>
-        </w:rPr>
-        <w:t xml:space="preserve"> té la parada L</w:t>
-      </w:r>
-      <w:r>
-        <w:rPr>
-          <w:rFonts w:ascii="Arial" w:hAnsi="Arial" w:cs="Arial"/>
-        </w:rPr>
-        <w:t>11</w:t>
-      </w:r>
-      <w:r>
-        <w:rPr>
-          <w:rFonts w:ascii="Arial" w:hAnsi="Arial" w:cs="Arial"/>
-        </w:rPr>
-        <w:t xml:space="preserve"> – </w:t>
-      </w:r>
-      <w:r>
-        <w:rPr>
-          <w:rFonts w:ascii="Arial" w:hAnsi="Arial" w:cs="Arial"/>
-        </w:rPr>
-        <w:t>Trinitat Nova i</w:t>
-      </w:r>
-      <w:r>
-        <w:rPr>
-          <w:rFonts w:ascii="Arial" w:hAnsi="Arial" w:cs="Arial"/>
-        </w:rPr>
-        <w:t xml:space="preserve"> </w:t>
-      </w:r>
-      <w:r>
-        <w:rPr>
-          <w:rFonts w:ascii="Arial" w:hAnsi="Arial" w:cs="Arial"/>
-        </w:rPr>
-        <w:t>la Branch_</w:t>
-      </w:r>
-      <w:r>
-        <w:rPr>
-          <w:rFonts w:ascii="Arial" w:hAnsi="Arial" w:cs="Arial"/>
-        </w:rPr>
-        <w:t>FM</w:t>
-      </w:r>
-      <w:r>
-        <w:rPr>
-          <w:rFonts w:ascii="Arial" w:hAnsi="Arial" w:cs="Arial"/>
-        </w:rPr>
-        <w:t xml:space="preserve"> té la parada </w:t>
-      </w:r>
-      <w:r>
-        <w:rPr>
-          <w:rFonts w:ascii="Arial" w:hAnsi="Arial" w:cs="Arial"/>
-        </w:rPr>
-        <w:t>FM</w:t>
-      </w:r>
-      <w:r>
-        <w:rPr>
-          <w:rFonts w:ascii="Arial" w:hAnsi="Arial" w:cs="Arial"/>
-        </w:rPr>
-        <w:t xml:space="preserve"> – </w:t>
-      </w:r>
-      <w:r>
-        <w:rPr>
-          <w:rFonts w:ascii="Arial" w:hAnsi="Arial" w:cs="Arial"/>
-        </w:rPr>
-        <w:t xml:space="preserve">Paral·lel. Cal recalcar que la diferència entre aquest pont i la resta de la branca és que, les parades de la branca només estan connectades entre elles i el pont ja té miním una altra connexió a una altra línia. </w:t>
-      </w:r>
-    </w:p>
-    <w:p>
-      <w:pPr>
-        <w:rPr>
-          <w:rFonts w:ascii="Arial" w:hAnsi="Arial" w:cs="Arial"/>
-        </w:rPr>
-      </w:pPr>
-      <w:r>
-        <w:rPr>
-          <w:rFonts w:ascii="Arial" w:hAnsi="Arial" w:cs="Arial"/>
-        </w:rPr>
-        <w:t>Aquesta divisió es pot veure clarament a la figura (REF) generada per (REF ‘</w:t>
-      </w:r>
-      <w:r>
-        <w:rPr>
-          <w:rFonts w:ascii="Arial" w:hAnsi="Arial" w:cs="Arial"/>
-        </w:rPr>
-        <w:t>shortest_paths_algorithms/analysis/regions_graph.py</w:t>
-      </w:r>
-      <w:r>
-        <w:rPr>
-          <w:rFonts w:ascii="Arial" w:hAnsi="Arial" w:cs="Arial"/>
-        </w:rPr>
-        <w:t xml:space="preserve">’) a partir de (REF </w:t>
-      </w:r>
-      <w:r>
-        <w:rPr>
-          <w:rFonts w:ascii="Arial" w:hAnsi="Arial" w:cs="Arial"/>
-        </w:rPr>
-        <w:t>‘</w:t>
-      </w:r>
-      <w:r>
-        <w:rPr>
-          <w:rFonts w:ascii="Arial" w:hAnsi="Arial" w:cs="Arial"/>
-        </w:rPr>
-        <w:t>shortest_paths_algorithms/barcelona_division.py</w:t>
-      </w:r>
-      <w:r>
-        <w:rPr>
-          <w:rFonts w:ascii="Arial" w:hAnsi="Arial" w:cs="Arial"/>
-        </w:rPr>
-        <w:t>’</w:t>
-      </w:r>
-      <w:r>
-        <w:rPr>
-          <w:rFonts w:ascii="Arial" w:hAnsi="Arial" w:cs="Arial"/>
-        </w:rPr>
-        <w:t>)</w:t>
-      </w:r>
-      <w:r>
-        <w:rPr>
-          <w:rFonts w:ascii="Arial" w:hAnsi="Arial" w:cs="Arial"/>
-        </w:rPr>
-        <w:t>.</w:t>
-      </w:r>
-    </w:p>
-    <w:p>
-      <w:pPr>
-        <w:rPr>
-          <w:rFonts w:ascii="Arial" w:hAnsi="Arial" w:cs="Arial"/>
-        </w:rPr>
-      </w:pPr>
-    </w:p>
-    <w:p>
-      <w:pPr>
-        <w:rPr>
-          <w:rFonts w:ascii="Arial" w:hAnsi="Arial" w:cs="Arial"/>
-        </w:rPr>
-      </w:pPr>
-      <w:r>
-        <w:rPr>
-          <w:rFonts w:ascii="Arial" w:hAnsi="Arial" w:cs="Arial"/>
-        </w:rPr>
-        <w:lastRenderedPageBreak/>
-        <w:t>DIR QUE A PARTIR DELS REPORTS VEIEM QUE LA TOPOLOGIA SÍ IMPORTA</w:t>
-      </w:r>
-    </w:p>
-    <w:p>
-      <w:pPr>
-        <w:rPr>
-          <w:rFonts w:ascii="Arial" w:hAnsi="Arial" w:cs="Arial"/>
-        </w:rPr>
-      </w:pPr>
-    </w:p>
-    <w:p>
-      <w:pPr>
-        <w:rPr>
-          <w:rFonts w:ascii="Arial" w:hAnsi="Arial" w:cs="Arial"/>
-        </w:rPr>
-      </w:pPr>
-    </w:p>
-    <w:p>
-      <w:pPr>
-        <w:rPr>
-          <w:rFonts w:ascii="Arial" w:hAnsi="Arial" w:cs="Arial"/>
-        </w:rPr>
-      </w:pPr>
-    </w:p>
-    <w:p>
-      <w:pPr>
-        <w:rPr>
-          <w:rFonts w:ascii="Arial" w:hAnsi="Arial" w:cs="Arial"/>
-        </w:rPr>
-      </w:pPr>
-    </w:p>
-    <w:p>
-      <w:pPr>
-        <w:rPr>
-          <w:rFonts w:ascii="Arial" w:hAnsi="Arial" w:cs="Arial"/>
-        </w:rPr>
-      </w:pPr>
-      <w:r>
-        <w:rPr>
-          <w:rFonts w:ascii="Arial" w:hAnsi="Arial" w:cs="Arial"/>
-        </w:rPr>
-        <w:t>Tenint això en ment, definir la següent heurísitica h_bcn seria una manera (inicial) d’afrontar aquestes restriccions dels altres dos algoritmes.</w:t>
-      </w:r>
-    </w:p>
-    <w:p>
-      <w:pPr>
-        <w:rPr>
-          <w:rFonts w:ascii="Arial" w:hAnsi="Arial" w:cs="Arial"/>
-        </w:rPr>
-      </w:pPr>
-      <w:r>
-        <w:rPr>
-          <w:rFonts w:ascii="Arial" w:hAnsi="Arial" w:cs="Arial"/>
-        </w:rPr>
-        <w:t>EXPLICACIÓ DE PER QUÈ I COM ES RESOL CADA PROBLEMA</w:t>
-      </w:r>
-    </w:p>
-    <w:p>
-      <w:pPr>
-        <w:rPr>
-          <w:rFonts w:ascii="Arial" w:hAnsi="Arial" w:cs="Arial"/>
-        </w:rPr>
-      </w:pPr>
-    </w:p>
-    <w:p>
-      <w:pPr>
-        <w:rPr>
-          <w:rFonts w:ascii="Arial" w:hAnsi="Arial" w:cs="Arial"/>
-        </w:rPr>
-      </w:pPr>
-    </w:p>
-    <w:p>
-      <w:pPr>
-        <w:rPr>
-          <w:rFonts w:ascii="Arial" w:hAnsi="Arial" w:cs="Arial"/>
-        </w:rPr>
-      </w:pPr>
-      <w:r>
-        <w:rPr>
-          <w:rFonts w:ascii="Arial" w:hAnsi="Arial" w:cs="Arial"/>
-        </w:rPr>
-        <w:t>Pensant en una heurística centrada en aquestes característiques</w:t>
-      </w:r>
-      <w:r>
-        <w:rPr>
-          <w:rFonts w:ascii="Arial" w:hAnsi="Arial" w:cs="Arial"/>
-        </w:rPr>
-        <w:t>,…</w:t>
-      </w:r>
-    </w:p>
-    <w:p>
-      <w:pPr>
-        <w:rPr>
-          <w:rFonts w:ascii="Arial" w:hAnsi="Arial" w:cs="Arial"/>
+          <w:lang w:val="ca-ES"/>
         </w:rPr>
       </w:pPr>
     </w:p>
@@ -3117,6 +1807,7 @@
   <w:style w:type="character" w:default="1" w:styleId="DefaultParagraphFont">
     <w:name w:val="Default Paragraph Font"/>
     <w:uiPriority w:val="1"/>
+    <w:semiHidden/>
     <w:unhideWhenUsed/>
   </w:style>
   <w:style w:type="table" w:default="1" w:styleId="TableNormal">

--- a/.docu/Construcció del graf.docx
+++ b/.docu/Construcció del graf.docx
@@ -12,45 +12,366 @@
         <w:rPr>
           <w:rFonts w:ascii="Arial" w:hAnsi="Arial" w:cs="Arial"/>
         </w:rPr>
-        <w:t xml:space="preserve">Explicació de per què l’hem fet dirigit, quins vèrtexs i arestes hem considerat i com hem construït els pesos. </w:t>
-      </w:r>
-      <w:r>
-        <w:rPr>
-          <w:rFonts w:ascii="Arial" w:hAnsi="Arial" w:cs="Arial"/>
-        </w:rPr>
-        <w:sym w:font="Wingdings" w:char="F0DF"/>
-      </w:r>
-      <w:r>
-        <w:rPr>
-          <w:rFonts w:ascii="Arial" w:hAnsi="Arial" w:cs="Arial"/>
-        </w:rPr>
-        <w:t xml:space="preserve"> més o menys explicat als readmes.</w:t>
-      </w:r>
-    </w:p>
-    <w:p>
-      <w:pPr>
-        <w:rPr>
-          <w:rFonts w:ascii="Arial" w:hAnsi="Arial" w:cs="Arial"/>
-        </w:rPr>
-      </w:pPr>
-    </w:p>
-    <w:p>
-      <w:pPr>
-        <w:rPr>
-          <w:rFonts w:ascii="Arial" w:hAnsi="Arial" w:cs="Arial"/>
-        </w:rPr>
-      </w:pPr>
-      <w:r>
-        <w:rPr>
-          <w:rFonts w:ascii="Arial" w:hAnsi="Arial" w:cs="Arial"/>
-        </w:rPr>
-        <w:t xml:space="preserve">El tram </w:t>
-      </w:r>
-      <w:r>
-        <w:rPr>
-          <w:rFonts w:ascii="Arial" w:hAnsi="Arial" w:cs="Arial"/>
-        </w:rPr>
-        <w:t>E.12001</w:t>
+        <w:t>Recalcar que en aquest apartat ens centrarem més en els fets que han motivat a decisions estructurals del graf i que per més detalls tècnics mirar el repositori.</w:t>
+      </w:r>
+    </w:p>
+    <w:p>
+      <w:pPr>
+        <w:rPr>
+          <w:rFonts w:ascii="Arial" w:hAnsi="Arial" w:cs="Arial"/>
+        </w:rPr>
+      </w:pPr>
+    </w:p>
+    <w:p>
+      <w:pPr>
+        <w:rPr>
+          <w:rFonts w:ascii="Arial" w:hAnsi="Arial" w:cs="Arial"/>
+        </w:rPr>
+      </w:pPr>
+      <w:r>
+        <w:rPr>
+          <w:rFonts w:ascii="Arial" w:hAnsi="Arial" w:cs="Arial"/>
+        </w:rPr>
+        <w:t>Graf que volem …</w:t>
+      </w:r>
+    </w:p>
+    <w:p>
+      <w:pPr>
+        <w:rPr>
+          <w:rFonts w:ascii="Arial" w:hAnsi="Arial" w:cs="Arial"/>
+        </w:rPr>
+      </w:pPr>
+    </w:p>
+    <w:p>
+      <w:pPr>
+        <w:rPr>
+          <w:rFonts w:ascii="Arial" w:hAnsi="Arial" w:cs="Arial"/>
+        </w:rPr>
+      </w:pPr>
+      <w:r>
+        <w:rPr>
+          <w:rFonts w:ascii="Arial" w:hAnsi="Arial" w:cs="Arial"/>
+        </w:rPr>
+        <w:t>Per a la construcció del graf s'han utilitzat dades en format General Transit Feed Specification (GTFS), un estàndard obert per a la representació d'informació sobre xarxes de transport públic, com ara parades, recorreguts, horaris i connexions (\hl{REF} web gtfs). En aquest treball s'han emprat les dades corresponents a l'empresa Transports Metropolitans de Barcelona (TMB), obtingudes a través del Punt Nacional d'Accés a les Dades del Transport (NAP) (\hl{REF} nap).</w:t>
+      </w:r>
+    </w:p>
+    <w:p>
+      <w:pPr>
+        <w:rPr>
+          <w:rFonts w:ascii="Arial" w:hAnsi="Arial" w:cs="Arial"/>
+        </w:rPr>
+      </w:pPr>
+      <w:r>
+        <w:rPr>
+          <w:rFonts w:ascii="Arial" w:hAnsi="Arial" w:cs="Arial"/>
+        </w:rPr>
+        <w:t>%\cite{gtfs-reference}</w:t>
+      </w:r>
+    </w:p>
+    <w:p>
+      <w:pPr>
+        <w:rPr>
+          <w:rFonts w:ascii="Arial" w:hAnsi="Arial" w:cs="Arial"/>
+        </w:rPr>
+      </w:pPr>
+      <w:r>
+        <w:rPr>
+          <w:rFonts w:ascii="Arial" w:hAnsi="Arial" w:cs="Arial"/>
+        </w:rPr>
+        <w:t>%\cite{nap}</w:t>
+      </w:r>
+    </w:p>
+    <w:p>
+      <w:pPr>
+        <w:rPr>
+          <w:rFonts w:ascii="Arial" w:hAnsi="Arial" w:cs="Arial"/>
+        </w:rPr>
+      </w:pPr>
+    </w:p>
+    <w:p>
+      <w:pPr>
+        <w:rPr>
+          <w:rFonts w:ascii="Arial" w:hAnsi="Arial" w:cs="Arial"/>
+        </w:rPr>
+      </w:pPr>
+      <w:r>
+        <w:rPr>
+          <w:rFonts w:ascii="Arial" w:hAnsi="Arial" w:cs="Arial"/>
+        </w:rPr>
+        <w:t>La Taula~\ref{tab:gtfs} recull únicament els fitxers i atributs de format GTFS que s'han utilitzat en aquest treball. Per a una descripció completa de cada fitxer i del significat dels seus atributs, es convida al lector a llegir la documentació oficial de GTFS a \hl{REF}.</w:t>
+      </w:r>
+    </w:p>
+    <w:p>
+      <w:pPr>
+        <w:rPr>
+          <w:rFonts w:ascii="Arial" w:hAnsi="Arial" w:cs="Arial"/>
+        </w:rPr>
+      </w:pPr>
+    </w:p>
+    <w:p>
+      <w:pPr>
+        <w:rPr>
+          <w:rFonts w:ascii="Arial" w:hAnsi="Arial" w:cs="Arial"/>
+        </w:rPr>
+      </w:pPr>
+      <w:r>
+        <w:rPr>
+          <w:rFonts w:ascii="Arial" w:hAnsi="Arial" w:cs="Arial"/>
+        </w:rPr>
+        <w:t xml:space="preserve">S’han fet diferentes comprovacions de l’estat i la qualitat de les dades al directori \texttt{data\_validation/checks} (\hl{REF}). </w:t>
+      </w:r>
+    </w:p>
+    <w:p>
+      <w:pPr>
+        <w:rPr>
+          <w:rFonts w:ascii="Arial" w:hAnsi="Arial" w:cs="Arial"/>
+        </w:rPr>
+      </w:pPr>
+      <w:r>
+        <w:rPr>
+          <w:rFonts w:ascii="Arial" w:hAnsi="Arial" w:cs="Arial"/>
+        </w:rPr>
+        <w:t xml:space="preserve">Amb això hem vist que, tot i que els fitxers contenen dades del metro, l’autobús i la línia de funicular de Montjuïc, </w:t>
+      </w:r>
+      <w:r>
+        <w:rPr>
+          <w:rFonts w:ascii="Arial" w:hAnsi="Arial" w:cs="Arial"/>
+        </w:rPr>
+        <w:t>al fitxer \texttt{transfers} no</w:t>
+      </w:r>
+      <w:r>
+        <w:rPr>
+          <w:rFonts w:ascii="Arial" w:hAnsi="Arial" w:cs="Arial"/>
+        </w:rPr>
+        <w:t xml:space="preserve"> hi consten </w:t>
+      </w:r>
+      <w:r>
+        <w:rPr>
+          <w:rFonts w:ascii="Arial" w:hAnsi="Arial" w:cs="Arial"/>
+        </w:rPr>
+        <w:t>connexion</w:t>
+      </w:r>
+      <w:r>
+        <w:rPr>
+          <w:rFonts w:ascii="Arial" w:hAnsi="Arial" w:cs="Arial"/>
+        </w:rPr>
+        <w:t>s de</w:t>
+      </w:r>
+      <w:r>
+        <w:rPr>
+          <w:rFonts w:ascii="Arial" w:hAnsi="Arial" w:cs="Arial"/>
+        </w:rPr>
+        <w:t xml:space="preserve"> l’autobús</w:t>
+      </w:r>
+      <w:r>
+        <w:rPr>
+          <w:rFonts w:ascii="Arial" w:hAnsi="Arial" w:cs="Arial"/>
+        </w:rPr>
+        <w:t xml:space="preserve">. És per això que en aquest treball només considerarem els mitjans de transport del metro i el funicular. </w:t>
+      </w:r>
+    </w:p>
+    <w:p>
+      <w:pPr>
+        <w:rPr>
+          <w:rFonts w:ascii="Arial" w:hAnsi="Arial" w:cs="Arial"/>
+        </w:rPr>
+      </w:pPr>
+      <w:r>
+        <w:rPr>
+          <w:rFonts w:ascii="Arial" w:hAnsi="Arial" w:cs="Arial"/>
+        </w:rPr>
+        <w:t xml:space="preserve">També </w:t>
+      </w:r>
+      <w:r>
+        <w:rPr>
+          <w:rFonts w:ascii="Arial" w:hAnsi="Arial" w:cs="Arial"/>
+        </w:rPr>
+        <w:t>hem comprovat que el temps explicitat per anar d’una andana a una entrada és sempre de 60s.</w:t>
+      </w:r>
+    </w:p>
+    <w:p>
+      <w:pPr>
+        <w:rPr>
+          <w:rFonts w:ascii="Arial" w:hAnsi="Arial" w:cs="Arial"/>
+        </w:rPr>
+      </w:pPr>
+      <w:r>
+        <w:rPr>
+          <w:rFonts w:ascii="Arial" w:hAnsi="Arial" w:cs="Arial"/>
+        </w:rPr>
+        <w:t xml:space="preserve">A més, l’únic tram en el què no són explícits els dos sentits és a l’entrada </w:t>
+      </w:r>
+      <w:r>
+        <w:rPr>
+          <w:rFonts w:ascii="Arial" w:hAnsi="Arial" w:cs="Arial"/>
+        </w:rPr>
+        <w:t>Alcolea (escala mecànica)</w:t>
+      </w:r>
+      <w:r>
+        <w:rPr>
+          <w:rFonts w:ascii="Arial" w:hAnsi="Arial" w:cs="Arial"/>
+        </w:rPr>
+        <w:t xml:space="preserve"> de la parada L1 – Plaça de Sants. Oficialment, només es pot anar de l’andana cap a l’exterior i no a l’inrevés. </w:t>
+      </w:r>
+    </w:p>
+    <w:p>
+      <w:pPr>
+        <w:rPr>
+          <w:rFonts w:ascii="Arial" w:hAnsi="Arial" w:cs="Arial"/>
+        </w:rPr>
+      </w:pPr>
+    </w:p>
+    <w:p>
+      <w:pPr>
+        <w:rPr>
+          <w:rFonts w:ascii="Arial" w:hAnsi="Arial" w:cs="Arial"/>
+        </w:rPr>
+      </w:pPr>
+    </w:p>
+    <w:p>
+      <w:pPr>
+        <w:rPr>
+          <w:rFonts w:ascii="Arial" w:hAnsi="Arial" w:cs="Arial"/>
+        </w:rPr>
+      </w:pPr>
+    </w:p>
+    <w:p>
+      <w:pPr>
+        <w:rPr>
+          <w:rFonts w:ascii="Arial" w:hAnsi="Arial" w:cs="Arial"/>
+        </w:rPr>
+      </w:pPr>
+    </w:p>
+    <w:p>
+      <w:pPr>
+        <w:rPr>
+          <w:rFonts w:ascii="Arial" w:hAnsi="Arial" w:cs="Arial"/>
+        </w:rPr>
+      </w:pPr>
+      <w:r>
+        <w:rPr>
+          <w:rFonts w:ascii="Arial" w:hAnsi="Arial" w:cs="Arial"/>
+        </w:rPr>
+        <w:lastRenderedPageBreak/>
+        <w:t>DEF PESOS</w:t>
+      </w:r>
+    </w:p>
+    <w:p>
+      <w:pPr>
+        <w:rPr>
+          <w:rFonts w:ascii="Arial" w:hAnsi="Arial" w:cs="Arial"/>
+        </w:rPr>
+      </w:pPr>
+      <w:r>
+        <w:rPr>
+          <w:rFonts w:ascii="Arial" w:hAnsi="Arial" w:cs="Arial"/>
+        </w:rPr>
+        <w:t xml:space="preserve">Al graf tenim dos tipus de vèrtexs: entrades i andanes. </w:t>
+      </w:r>
+      <w:r>
+        <w:rPr>
+          <w:rFonts w:ascii="Arial" w:hAnsi="Arial" w:cs="Arial"/>
+        </w:rPr>
+        <w:t>A partir d’aquí podem definir els tipus de pesos segons les arestes i els vèrtexs.</w:t>
+      </w:r>
+    </w:p>
+    <w:p>
+      <w:pPr>
+        <w:rPr>
+          <w:rFonts w:ascii="Arial" w:hAnsi="Arial" w:cs="Arial"/>
+        </w:rPr>
+      </w:pPr>
+      <w:r>
+        <w:rPr>
+          <w:rFonts w:ascii="Arial" w:hAnsi="Arial" w:cs="Arial"/>
+        </w:rPr>
+        <w:t>…</w:t>
+      </w:r>
+    </w:p>
+    <w:p>
+      <w:pPr>
+        <w:rPr>
+          <w:rFonts w:ascii="Arial" w:hAnsi="Arial" w:cs="Arial"/>
+        </w:rPr>
+      </w:pPr>
+      <w:r>
+        <w:rPr>
+          <w:rFonts w:ascii="Arial" w:hAnsi="Arial" w:cs="Arial"/>
+        </w:rPr>
+        <w:t>S’han d’aclarir algunes coses.</w:t>
+      </w:r>
+    </w:p>
+    <w:p>
+      <w:pPr>
+        <w:rPr>
+          <w:rFonts w:ascii="Arial" w:hAnsi="Arial" w:cs="Arial"/>
+        </w:rPr>
+      </w:pPr>
+      <w:r>
+        <w:rPr>
+          <w:rFonts w:ascii="Arial" w:hAnsi="Arial" w:cs="Arial"/>
+        </w:rPr>
+        <w:t xml:space="preserve">S’ha inclòs </w:t>
+      </w:r>
+      <w:r>
+        <w:rPr>
+          <w:rFonts w:ascii="Arial" w:hAnsi="Arial" w:cs="Arial"/>
+        </w:rPr>
+        <w:t>3</w:t>
+      </w:r>
+      <w:r>
+        <w:rPr>
+          <w:rFonts w:ascii="Arial" w:hAnsi="Arial" w:cs="Arial"/>
+        </w:rPr>
+        <w:t xml:space="preserve"> dins de SW perquè encara que e</w:t>
+      </w:r>
+      <w:r>
+        <w:rPr>
+          <w:rFonts w:ascii="Arial" w:hAnsi="Arial" w:cs="Arial"/>
+        </w:rPr>
+        <w:t>ls algoritmes que farem servir</w:t>
+      </w:r>
+      <w:r>
+        <w:rPr>
+          <w:rFonts w:ascii="Arial" w:hAnsi="Arial" w:cs="Arial"/>
+        </w:rPr>
+        <w:t xml:space="preserve"> permeten </w:t>
+      </w:r>
+      <w:r>
+        <w:rPr>
+          <w:rFonts w:ascii="Arial" w:hAnsi="Arial" w:cs="Arial"/>
+        </w:rPr>
+        <w:t xml:space="preserve">que un vèrtex tingui una aresta sortint i acabant en ell, aquest pes </w:t>
+      </w:r>
+      <w:r>
+        <w:rPr>
+          <w:rFonts w:ascii="Arial" w:hAnsi="Arial" w:cs="Arial"/>
+        </w:rPr>
+        <w:t>mai s’incloura</w:t>
+      </w:r>
+      <w:r>
+        <w:rPr>
+          <w:rFonts w:ascii="Arial" w:hAnsi="Arial" w:cs="Arial"/>
+        </w:rPr>
+        <w:t xml:space="preserve"> al pes mínim d’un camí.</w:t>
+      </w:r>
+      <w:r>
+        <w:rPr>
+          <w:rFonts w:ascii="Arial" w:hAnsi="Arial" w:cs="Arial"/>
+        </w:rPr>
+        <w:t xml:space="preserve"> Com aquest tipus de pes sempre està present en un</w:t>
+      </w:r>
+      <w:r>
+        <w:rPr>
+          <w:rFonts w:ascii="Arial" w:hAnsi="Arial" w:cs="Arial"/>
+        </w:rPr>
+        <w:t>a ruta</w:t>
+      </w:r>
+      <w:r>
+        <w:rPr>
+          <w:rFonts w:ascii="Arial" w:hAnsi="Arial" w:cs="Arial"/>
+        </w:rPr>
+        <w:t>, incloure’l aquí ha sigut la manera més senzilla que s’ha trobat per tal d’assegurar-nos que els algoritmes el consideraran en el temps final.</w:t>
       </w:r>
       <w:r>
         <w:rPr>
@@ -58,564 +379,271 @@
         </w:rPr>
         <w:t xml:space="preserve"> </w:t>
       </w:r>
-      <w:r>
-        <w:rPr>
-          <w:rFonts w:ascii="Arial" w:hAnsi="Arial" w:cs="Arial"/>
-        </w:rPr>
-        <w:sym w:font="Wingdings" w:char="F0E0"/>
-      </w:r>
-      <w:r>
-        <w:rPr>
-          <w:rFonts w:ascii="Arial" w:hAnsi="Arial" w:cs="Arial"/>
-        </w:rPr>
-        <w:t xml:space="preserve"> 1.120 és l’únic exemple on no es pot trobar un camí cap a cap node (executant el dijkstra posant-ho com a source amb qualsevol target random es veu).</w:t>
-      </w:r>
-    </w:p>
-    <w:p>
-      <w:pPr>
-        <w:rPr>
-          <w:rFonts w:ascii="Arial" w:hAnsi="Arial" w:cs="Arial"/>
-        </w:rPr>
-      </w:pPr>
-    </w:p>
-    <w:p>
-      <w:pPr>
-        <w:rPr>
-          <w:rFonts w:ascii="Arial" w:hAnsi="Arial" w:cs="Arial"/>
-        </w:rPr>
-      </w:pPr>
-      <w:r>
-        <w:rPr>
-          <w:rFonts w:ascii="Arial" w:hAnsi="Arial" w:cs="Arial"/>
-          <w:highlight w:val="yellow"/>
-        </w:rPr>
-        <w:t>IMPORTANT:</w:t>
-      </w:r>
-    </w:p>
-    <w:p>
-      <w:pPr>
-        <w:rPr>
-          <w:rFonts w:ascii="Arial" w:hAnsi="Arial" w:cs="Arial"/>
-        </w:rPr>
-      </w:pPr>
-      <w:r>
-        <w:rPr>
-          <w:rFonts w:ascii="Arial" w:hAnsi="Arial" w:cs="Arial"/>
-        </w:rPr>
-        <w:t>Realment jo no estic calculant el shortest path, jo estic calculant el trajecte més curt perquè els meus pesos són temps. Si fossin distància sí calcularia el camí més curt.</w:t>
-      </w:r>
-    </w:p>
-    <w:p>
-      <w:pPr>
-        <w:rPr>
-          <w:rFonts w:ascii="Arial" w:hAnsi="Arial" w:cs="Arial"/>
-        </w:rPr>
-      </w:pPr>
-      <w:r>
-        <w:rPr>
-          <w:rFonts w:ascii="Arial" w:hAnsi="Arial" w:cs="Arial"/>
-        </w:rPr>
-        <w:t>És a dir, com estic calculant el shortest path en un graf construït amb els pesos com el temps entre els vèrtexs, aquest shortest path no es tradueix el camí més curt de distància sinó el camí més ràpid.</w:t>
-      </w:r>
-    </w:p>
-    <w:p>
-      <w:pPr>
-        <w:rPr>
-          <w:rFonts w:ascii="Arial" w:hAnsi="Arial" w:cs="Arial"/>
-        </w:rPr>
-      </w:pPr>
-    </w:p>
-    <w:p>
-      <w:pPr>
-        <w:rPr>
-          <w:rFonts w:ascii="Arial" w:hAnsi="Arial" w:cs="Arial"/>
-        </w:rPr>
-      </w:pPr>
-    </w:p>
-    <w:p>
-      <w:pPr>
-        <w:rPr>
-          <w:rFonts w:ascii="Arial" w:hAnsi="Arial" w:cs="Arial"/>
-          <w:b/>
-          <w:bCs/>
-        </w:rPr>
-      </w:pPr>
-      <w:r>
-        <w:rPr>
-          <w:rFonts w:ascii="Arial" w:hAnsi="Arial" w:cs="Arial"/>
-          <w:b/>
-          <w:bCs/>
-        </w:rPr>
-        <w:t>Casos particulars:</w:t>
-      </w:r>
-    </w:p>
-    <w:p>
-      <w:pPr>
-        <w:rPr>
-          <w:rFonts w:ascii="Arial" w:hAnsi="Arial" w:cs="Arial"/>
-          <w:u w:val="single"/>
+    </w:p>
+    <w:p>
+      <w:pPr>
+        <w:rPr>
+          <w:rFonts w:ascii="Arial" w:hAnsi="Arial" w:cs="Arial"/>
+        </w:rPr>
+      </w:pPr>
+      <w:r>
+        <w:rPr>
+          <w:rFonts w:ascii="Arial" w:hAnsi="Arial" w:cs="Arial"/>
+        </w:rPr>
+        <w:t xml:space="preserve">Per simplicitat, considerarem 4 nul. És a dir, considerarem un </w:t>
+      </w:r>
+      <w:r>
+        <w:rPr>
+          <w:rFonts w:ascii="Arial" w:hAnsi="Arial" w:cs="Arial"/>
           <w:lang w:val="ca-ES"/>
         </w:rPr>
-      </w:pPr>
-      <w:r>
-        <w:rPr>
-          <w:rFonts w:ascii="Arial" w:hAnsi="Arial" w:cs="Arial"/>
-          <w:u w:val="single"/>
+        <w:t xml:space="preserve">sistema de transport ideal en el què cada vegada que </w:t>
+      </w:r>
+      <w:r>
+        <w:rPr>
+          <w:rFonts w:ascii="Arial" w:hAnsi="Arial" w:cs="Arial"/>
           <w:lang w:val="ca-ES"/>
         </w:rPr>
-        <w:t>Cas Liceu</w:t>
-      </w:r>
-    </w:p>
-    <w:p>
-      <w:pPr>
+        <w:t xml:space="preserve">l’usurari </w:t>
+      </w:r>
+      <w:r>
         <w:rPr>
           <w:rFonts w:ascii="Arial" w:hAnsi="Arial" w:cs="Arial"/>
           <w:lang w:val="ca-ES"/>
         </w:rPr>
-      </w:pPr>
+        <w:t>arrib</w:t>
+      </w:r>
       <w:r>
         <w:rPr>
           <w:rFonts w:ascii="Arial" w:hAnsi="Arial" w:cs="Arial"/>
           <w:lang w:val="ca-ES"/>
         </w:rPr>
-        <w:t>La parada del Liceu és la única en tot el metro a la qual has de sortir al carrer si vols canviar de sentit (</w:t>
-      </w:r>
-      <w:hyperlink r:id="rId5" w:history="1">
-        <w:r>
-          <w:rPr>
-            <w:rStyle w:val="Hyperlink"/>
-            <w:rFonts w:ascii="Arial" w:hAnsi="Arial" w:cs="Arial"/>
-            <w:lang w:val="ca-ES"/>
-          </w:rPr>
-          <w:t>font_1</w:t>
-        </w:r>
-      </w:hyperlink>
+        <w:t>a</w:t>
+      </w:r>
       <w:r>
         <w:rPr>
           <w:rFonts w:ascii="Arial" w:hAnsi="Arial" w:cs="Arial"/>
           <w:lang w:val="ca-ES"/>
         </w:rPr>
-        <w:t xml:space="preserve"> i </w:t>
-      </w:r>
-      <w:hyperlink r:id="rId6" w:history="1">
-        <w:r>
-          <w:rPr>
-            <w:rStyle w:val="Hyperlink"/>
-            <w:rFonts w:ascii="Arial" w:hAnsi="Arial" w:cs="Arial"/>
-            <w:lang w:val="ca-ES"/>
-          </w:rPr>
-          <w:t>font_2</w:t>
-        </w:r>
-      </w:hyperlink>
+        <w:t xml:space="preserve"> a una andana no h</w:t>
+      </w:r>
       <w:r>
         <w:rPr>
           <w:rFonts w:ascii="Arial" w:hAnsi="Arial" w:cs="Arial"/>
           <w:lang w:val="ca-ES"/>
         </w:rPr>
-        <w:t>):</w:t>
-      </w:r>
-    </w:p>
-    <w:p>
-      <w:pPr>
+        <w:t>a</w:t>
+      </w:r>
+      <w:r>
+        <w:rPr>
+          <w:rFonts w:ascii="Arial" w:hAnsi="Arial" w:cs="Arial"/>
+          <w:lang w:val="ca-ES"/>
+        </w:rPr>
+        <w:t xml:space="preserve"> d’esperar a que arribi el metro</w:t>
+      </w:r>
+      <w:r>
+        <w:rPr>
+          <w:rFonts w:ascii="Arial" w:hAnsi="Arial" w:cs="Arial"/>
+          <w:lang w:val="ca-ES"/>
+        </w:rPr>
+        <w:t xml:space="preserve"> per pujar-</w:t>
+      </w:r>
+      <w:proofErr w:type="spellStart"/>
+      <w:r>
+        <w:rPr>
+          <w:rFonts w:ascii="Arial" w:hAnsi="Arial" w:cs="Arial"/>
+          <w:lang w:val="ca-ES"/>
+        </w:rPr>
+        <w:t>shi</w:t>
+      </w:r>
+      <w:proofErr w:type="spellEnd"/>
+      <w:r>
+        <w:rPr>
+          <w:rFonts w:ascii="Arial" w:hAnsi="Arial" w:cs="Arial"/>
+          <w:lang w:val="ca-ES"/>
+        </w:rPr>
+        <w:t>.</w:t>
+      </w:r>
+    </w:p>
+    <w:p>
+      <w:pPr>
+        <w:rPr>
+          <w:rFonts w:ascii="Arial" w:hAnsi="Arial" w:cs="Arial"/>
+        </w:rPr>
+      </w:pPr>
+    </w:p>
+    <w:p>
+      <w:pPr>
+        <w:rPr>
+          <w:rFonts w:ascii="Arial" w:hAnsi="Arial" w:cs="Arial"/>
+        </w:rPr>
+      </w:pPr>
+    </w:p>
+    <w:p>
+      <w:pPr>
+        <w:rPr>
+          <w:rFonts w:ascii="Arial" w:hAnsi="Arial" w:cs="Arial"/>
+        </w:rPr>
+      </w:pPr>
+      <w:r>
+        <w:rPr>
+          <w:rFonts w:ascii="Arial" w:hAnsi="Arial" w:cs="Arial"/>
+        </w:rPr>
+        <w:t>DECISIONS</w:t>
+      </w:r>
+    </w:p>
+    <w:p>
+      <w:pPr>
+        <w:rPr>
+          <w:rFonts w:ascii="Arial" w:hAnsi="Arial" w:cs="Arial"/>
+        </w:rPr>
+      </w:pPr>
+      <w:r>
+        <w:rPr>
+          <w:rFonts w:ascii="Arial" w:hAnsi="Arial" w:cs="Arial"/>
+        </w:rPr>
+        <w:t xml:space="preserve">A partir d’ara, doncs, </w:t>
+      </w:r>
+      <w:r>
+        <w:rPr>
+          <w:rFonts w:ascii="Arial" w:hAnsi="Arial" w:cs="Arial"/>
+        </w:rPr>
+        <w:t>el nostre objectiu és calcular els pesos SW. Per les dades als fitxers, aquest no és un càlcul directe i implica prendre decisions estructurals del graf durant el procés. Se’ns plantejen pregutes com:</w:t>
+      </w:r>
+    </w:p>
+    <w:p>
+      <w:pPr>
+        <w:pStyle w:val="ListParagraph"/>
         <w:numPr>
           <w:ilvl w:val="0"/>
-          <w:numId w:val="5"/>
+          <w:numId w:val="2"/>
         </w:numPr>
         <w:rPr>
           <w:rFonts w:ascii="Arial" w:hAnsi="Arial" w:cs="Arial"/>
-          <w:lang w:val="ca-ES"/>
-        </w:rPr>
-      </w:pPr>
-      <w:r>
-        <w:rPr>
-          <w:rFonts w:ascii="Arial" w:hAnsi="Arial" w:cs="Arial"/>
-          <w:lang w:val="ca-ES"/>
-        </w:rPr>
-        <w:t xml:space="preserve">Costat Besòs – direcció Trinitat Nova </w:t>
-      </w:r>
-    </w:p>
-    <w:p>
-      <w:pPr>
+        </w:rPr>
+      </w:pPr>
+      <w:r>
+        <w:rPr>
+          <w:rFonts w:ascii="Arial" w:hAnsi="Arial" w:cs="Arial"/>
+        </w:rPr>
+        <w:t>Cal fer diferentes arestes pels trams compartits a les línies 9 i 10?</w:t>
+      </w:r>
+    </w:p>
+    <w:p>
+      <w:pPr>
+        <w:pStyle w:val="ListParagraph"/>
+        <w:numPr>
+          <w:ilvl w:val="0"/>
+          <w:numId w:val="2"/>
+        </w:numPr>
+        <w:rPr>
+          <w:rFonts w:ascii="Arial" w:hAnsi="Arial" w:cs="Arial"/>
+        </w:rPr>
+      </w:pPr>
+      <w:r>
+        <w:rPr>
+          <w:rFonts w:ascii="Arial" w:hAnsi="Arial" w:cs="Arial"/>
+        </w:rPr>
+        <w:t xml:space="preserve">A partir de totes les mostres de viatges al fitxer \texttt{stop\_times}, com prenem un valor suficientment representatiu? </w:t>
+      </w:r>
+    </w:p>
+    <w:p>
+      <w:pPr>
+        <w:pStyle w:val="ListParagraph"/>
+        <w:numPr>
+          <w:ilvl w:val="0"/>
+          <w:numId w:val="2"/>
+        </w:numPr>
+        <w:rPr>
+          <w:rFonts w:ascii="Arial" w:hAnsi="Arial" w:cs="Arial"/>
+        </w:rPr>
+      </w:pPr>
+      <w:r>
+        <w:rPr>
+          <w:rFonts w:ascii="Arial" w:hAnsi="Arial" w:cs="Arial"/>
+        </w:rPr>
+        <w:t>és necessari que el graf sigui dirgit?</w:t>
+      </w:r>
+    </w:p>
+    <w:p>
+      <w:pPr>
+        <w:pStyle w:val="ListParagraph"/>
         <w:numPr>
           <w:ilvl w:val="1"/>
-          <w:numId w:val="5"/>
+          <w:numId w:val="2"/>
         </w:numPr>
         <w:rPr>
           <w:rFonts w:ascii="Arial" w:hAnsi="Arial" w:cs="Arial"/>
-          <w:lang w:val="ca-ES"/>
-        </w:rPr>
-      </w:pPr>
-      <w:r>
-        <w:rPr>
-          <w:rFonts w:ascii="Arial" w:hAnsi="Arial" w:cs="Arial"/>
-          <w:lang w:val="ca-ES"/>
-        </w:rPr>
-        <w:t>E.32511 - La Rambla / Mercat de la Boqueria</w:t>
-      </w:r>
-    </w:p>
-    <w:p>
-      <w:pPr>
-        <w:numPr>
-          <w:ilvl w:val="1"/>
-          <w:numId w:val="5"/>
-        </w:numPr>
-        <w:rPr>
-          <w:rFonts w:ascii="Arial" w:hAnsi="Arial" w:cs="Arial"/>
-          <w:lang w:val="ca-ES"/>
-        </w:rPr>
-      </w:pPr>
-      <w:r>
-        <w:rPr>
-          <w:rFonts w:ascii="Arial" w:hAnsi="Arial" w:cs="Arial"/>
-          <w:lang w:val="ca-ES"/>
-        </w:rPr>
-        <w:t>E.1032531 - Ascensor - La Rambla / Teatre Liceu</w:t>
-      </w:r>
-    </w:p>
-    <w:p>
-      <w:pPr>
-        <w:numPr>
-          <w:ilvl w:val="1"/>
-          <w:numId w:val="5"/>
-        </w:numPr>
-        <w:rPr>
-          <w:rFonts w:ascii="Arial" w:hAnsi="Arial" w:cs="Arial"/>
-          <w:lang w:val="ca-ES"/>
-        </w:rPr>
-      </w:pPr>
-      <w:r>
-        <w:rPr>
-          <w:rFonts w:ascii="Arial" w:hAnsi="Arial" w:cs="Arial"/>
-          <w:lang w:val="ca-ES"/>
-        </w:rPr>
-        <w:t>E.32531 - La Rambla / Teatre Liceu</w:t>
-      </w:r>
-    </w:p>
-    <w:p>
-      <w:pPr>
-        <w:numPr>
-          <w:ilvl w:val="0"/>
-          <w:numId w:val="5"/>
-        </w:numPr>
-        <w:rPr>
-          <w:rFonts w:ascii="Arial" w:hAnsi="Arial" w:cs="Arial"/>
-          <w:lang w:val="ca-ES"/>
-        </w:rPr>
-      </w:pPr>
-      <w:r>
-        <w:rPr>
-          <w:rFonts w:ascii="Arial" w:hAnsi="Arial" w:cs="Arial"/>
-          <w:lang w:val="ca-ES"/>
-        </w:rPr>
-        <w:t>Costat Llobregat – direcció Zona Universitària</w:t>
-      </w:r>
-    </w:p>
-    <w:p>
-      <w:pPr>
-        <w:numPr>
-          <w:ilvl w:val="1"/>
-          <w:numId w:val="5"/>
-        </w:numPr>
-        <w:rPr>
-          <w:rFonts w:ascii="Arial" w:hAnsi="Arial" w:cs="Arial"/>
-          <w:lang w:val="ca-ES"/>
-        </w:rPr>
-      </w:pPr>
-      <w:r>
-        <w:rPr>
-          <w:rFonts w:ascii="Arial" w:hAnsi="Arial" w:cs="Arial"/>
-          <w:lang w:val="ca-ES"/>
-        </w:rPr>
-        <w:t>E.32501 - La Rambla / Mercat de la Boqueria</w:t>
-      </w:r>
-    </w:p>
-    <w:p>
-      <w:pPr>
-        <w:numPr>
-          <w:ilvl w:val="1"/>
-          <w:numId w:val="5"/>
-        </w:numPr>
-        <w:rPr>
-          <w:rFonts w:ascii="Arial" w:hAnsi="Arial" w:cs="Arial"/>
-          <w:lang w:val="ca-ES"/>
-        </w:rPr>
-      </w:pPr>
-      <w:r>
-        <w:rPr>
-          <w:rFonts w:ascii="Arial" w:hAnsi="Arial" w:cs="Arial"/>
-          <w:lang w:val="ca-ES"/>
-        </w:rPr>
-        <w:t>E.1032521 - Ascensor - La Rambla / Teatre Liceu</w:t>
-      </w:r>
-    </w:p>
-    <w:p>
-      <w:pPr>
-        <w:numPr>
-          <w:ilvl w:val="1"/>
-          <w:numId w:val="5"/>
-        </w:numPr>
-        <w:rPr>
-          <w:rFonts w:ascii="Arial" w:hAnsi="Arial" w:cs="Arial"/>
-          <w:lang w:val="ca-ES"/>
-        </w:rPr>
-      </w:pPr>
-      <w:r>
-        <w:rPr>
-          <w:rFonts w:ascii="Arial" w:hAnsi="Arial" w:cs="Arial"/>
-          <w:lang w:val="ca-ES"/>
-        </w:rPr>
-        <w:t>E.32521 - La Rambla / Teatre Liceu</w:t>
-      </w:r>
-    </w:p>
-    <w:p>
-      <w:pPr>
-        <w:rPr>
-          <w:rFonts w:ascii="Arial" w:hAnsi="Arial" w:cs="Arial"/>
-          <w:lang w:val="ca-ES"/>
-        </w:rPr>
-      </w:pPr>
-      <w:r>
-        <w:rPr>
-          <w:rFonts w:ascii="Arial" w:hAnsi="Arial" w:cs="Arial"/>
-          <w:lang w:val="ca-ES"/>
-        </w:rPr>
-        <w:t xml:space="preserve">En el cas de donar un inici o destí en aquestes entrades, el que podríem fer és deixar el </w:t>
-      </w:r>
-      <w:proofErr w:type="spellStart"/>
-      <w:r>
-        <w:rPr>
-          <w:rFonts w:ascii="Arial" w:hAnsi="Arial" w:cs="Arial"/>
-          <w:lang w:val="ca-ES"/>
-        </w:rPr>
-        <w:t>Dijkstra</w:t>
-      </w:r>
-      <w:proofErr w:type="spellEnd"/>
-      <w:r>
-        <w:rPr>
-          <w:rFonts w:ascii="Arial" w:hAnsi="Arial" w:cs="Arial"/>
-          <w:lang w:val="ca-ES"/>
-        </w:rPr>
-        <w:t xml:space="preserve"> i </w:t>
-      </w:r>
-      <w:proofErr w:type="spellStart"/>
-      <w:r>
-        <w:rPr>
-          <w:rFonts w:ascii="Arial" w:hAnsi="Arial" w:cs="Arial"/>
-          <w:lang w:val="ca-ES"/>
-        </w:rPr>
-        <w:t>l’A</w:t>
-      </w:r>
-      <w:proofErr w:type="spellEnd"/>
-      <w:r>
-        <w:rPr>
-          <w:rFonts w:ascii="Arial" w:hAnsi="Arial" w:cs="Arial"/>
-          <w:lang w:val="ca-ES"/>
-        </w:rPr>
-        <w:t>* funcionar normal i una vegada donada la ruta òptima, crear una funció que detecti aquest cas per tal que si s’ha escollit una entrada en la direcció incorrecta, com el ‘</w:t>
-      </w:r>
-      <w:proofErr w:type="spellStart"/>
-      <w:r>
-        <w:rPr>
-          <w:rFonts w:ascii="Arial" w:hAnsi="Arial" w:cs="Arial"/>
-          <w:lang w:val="ca-ES"/>
-        </w:rPr>
-        <w:t>traversal_time</w:t>
-      </w:r>
-      <w:proofErr w:type="spellEnd"/>
-      <w:r>
-        <w:rPr>
-          <w:rFonts w:ascii="Arial" w:hAnsi="Arial" w:cs="Arial"/>
-          <w:lang w:val="ca-ES"/>
-        </w:rPr>
-        <w:t>’ de ‘</w:t>
-      </w:r>
-      <w:proofErr w:type="spellStart"/>
-      <w:r>
-        <w:rPr>
-          <w:rFonts w:ascii="Arial" w:hAnsi="Arial" w:cs="Arial"/>
-          <w:lang w:val="ca-ES"/>
-        </w:rPr>
-        <w:t>pathways</w:t>
-      </w:r>
-      <w:proofErr w:type="spellEnd"/>
-      <w:r>
-        <w:rPr>
-          <w:rFonts w:ascii="Arial" w:hAnsi="Arial" w:cs="Arial"/>
-          <w:lang w:val="ca-ES"/>
-        </w:rPr>
-        <w:t xml:space="preserve">’ és el mateix per totes les entrades, modificar artificialment aquesta entrada i/o aquesta sortida i donar la indicada. És a dir, si es dona d’inici un ascensor, donar l’altre ascensor, si es dona </w:t>
-      </w:r>
-      <w:r>
-        <w:rPr>
-          <w:rFonts w:ascii="Arial" w:hAnsi="Arial" w:cs="Arial"/>
-          <w:lang w:val="ca-ES"/>
-        </w:rPr>
-        <w:lastRenderedPageBreak/>
-        <w:t>una de la Boqueria donar l’altre de la Boqueria i així. S’hauria de posar un missatge d’avís en aquest cas.</w:t>
-      </w:r>
-      <w:r>
-        <w:rPr>
-          <w:rFonts w:ascii="Arial" w:hAnsi="Arial" w:cs="Arial"/>
-          <w:lang w:val="ca-ES"/>
-        </w:rPr>
-        <w:t xml:space="preserve"> </w:t>
-      </w:r>
-      <w:r>
-        <w:rPr>
-          <w:rFonts w:ascii="Arial" w:hAnsi="Arial" w:cs="Arial"/>
-          <w:lang w:val="ca-ES"/>
-        </w:rPr>
-        <w:sym w:font="Wingdings" w:char="F0DF"/>
-      </w:r>
-      <w:r>
-        <w:rPr>
-          <w:rFonts w:ascii="Arial" w:hAnsi="Arial" w:cs="Arial"/>
-          <w:lang w:val="ca-ES"/>
-        </w:rPr>
-        <w:t xml:space="preserve"> fet</w:t>
-      </w:r>
-    </w:p>
-    <w:p>
-      <w:pPr>
-        <w:rPr>
-          <w:rFonts w:ascii="Arial" w:hAnsi="Arial" w:cs="Arial"/>
-          <w:lang w:val="ca-ES"/>
-        </w:rPr>
-      </w:pPr>
-      <w:r>
-        <w:rPr>
-          <w:rFonts w:ascii="Arial" w:hAnsi="Arial" w:cs="Arial"/>
-          <w:lang w:val="ca-ES"/>
-        </w:rPr>
-        <w:t xml:space="preserve">En conclusió: crec que l’únic en el que ens pot afectar és el cas del </w:t>
-      </w:r>
-      <w:proofErr w:type="spellStart"/>
-      <w:r>
-        <w:rPr>
-          <w:rFonts w:ascii="Arial" w:hAnsi="Arial" w:cs="Arial"/>
-          <w:lang w:val="ca-ES"/>
-        </w:rPr>
-        <w:t>Dijkstra</w:t>
-      </w:r>
-      <w:proofErr w:type="spellEnd"/>
-      <w:r>
-        <w:rPr>
-          <w:rFonts w:ascii="Arial" w:hAnsi="Arial" w:cs="Arial"/>
-          <w:lang w:val="ca-ES"/>
-        </w:rPr>
-        <w:t xml:space="preserve"> i </w:t>
-      </w:r>
-      <w:proofErr w:type="spellStart"/>
-      <w:r>
-        <w:rPr>
-          <w:rFonts w:ascii="Arial" w:hAnsi="Arial" w:cs="Arial"/>
-          <w:lang w:val="ca-ES"/>
-        </w:rPr>
-        <w:t>l’A</w:t>
-      </w:r>
-      <w:proofErr w:type="spellEnd"/>
-      <w:r>
-        <w:rPr>
-          <w:rFonts w:ascii="Arial" w:hAnsi="Arial" w:cs="Arial"/>
-          <w:lang w:val="ca-ES"/>
-        </w:rPr>
-        <w:t>* normals.</w:t>
-      </w:r>
-    </w:p>
-    <w:p>
-      <w:pPr>
-        <w:rPr>
-          <w:rFonts w:ascii="Arial" w:hAnsi="Arial" w:cs="Arial"/>
-          <w:lang w:val="ca-ES"/>
-        </w:rPr>
-      </w:pPr>
-      <w:r>
-        <w:rPr>
-          <w:rFonts w:ascii="Arial" w:hAnsi="Arial" w:cs="Arial"/>
-          <w:lang w:val="ca-ES"/>
-        </w:rPr>
-        <w:t xml:space="preserve">Com la parada no té transbords, en un </w:t>
-      </w:r>
-      <w:proofErr w:type="spellStart"/>
-      <w:r>
-        <w:rPr>
-          <w:rFonts w:ascii="Arial" w:hAnsi="Arial" w:cs="Arial"/>
-          <w:lang w:val="ca-ES"/>
-        </w:rPr>
-        <w:t>shortest</w:t>
-      </w:r>
-      <w:proofErr w:type="spellEnd"/>
-      <w:r>
-        <w:rPr>
-          <w:rFonts w:ascii="Arial" w:hAnsi="Arial" w:cs="Arial"/>
-          <w:lang w:val="ca-ES"/>
-        </w:rPr>
-        <w:t xml:space="preserve"> </w:t>
-      </w:r>
-      <w:proofErr w:type="spellStart"/>
-      <w:r>
-        <w:rPr>
-          <w:rFonts w:ascii="Arial" w:hAnsi="Arial" w:cs="Arial"/>
-          <w:lang w:val="ca-ES"/>
-        </w:rPr>
-        <w:t>path</w:t>
-      </w:r>
-      <w:proofErr w:type="spellEnd"/>
-      <w:r>
-        <w:rPr>
-          <w:rFonts w:ascii="Arial" w:hAnsi="Arial" w:cs="Arial"/>
-          <w:lang w:val="ca-ES"/>
-        </w:rPr>
-        <w:t xml:space="preserve"> mai passarà que arribant pel Liceu en la direcció Trinitat Nova hagis de canviar de sentit per anar en direcció Zona Universitària. Per tant, només afecta quan la </w:t>
-      </w:r>
-      <w:proofErr w:type="spellStart"/>
-      <w:r>
-        <w:rPr>
-          <w:rFonts w:ascii="Arial" w:hAnsi="Arial" w:cs="Arial"/>
-          <w:lang w:val="ca-ES"/>
-        </w:rPr>
-        <w:t>Source</w:t>
-      </w:r>
-      <w:proofErr w:type="spellEnd"/>
-      <w:r>
-        <w:rPr>
-          <w:rFonts w:ascii="Arial" w:hAnsi="Arial" w:cs="Arial"/>
-          <w:lang w:val="ca-ES"/>
-        </w:rPr>
-        <w:t xml:space="preserve"> o el </w:t>
-      </w:r>
-      <w:proofErr w:type="spellStart"/>
-      <w:r>
-        <w:rPr>
-          <w:rFonts w:ascii="Arial" w:hAnsi="Arial" w:cs="Arial"/>
-          <w:lang w:val="ca-ES"/>
-        </w:rPr>
-        <w:t>Target</w:t>
-      </w:r>
-      <w:proofErr w:type="spellEnd"/>
-      <w:r>
-        <w:rPr>
-          <w:rFonts w:ascii="Arial" w:hAnsi="Arial" w:cs="Arial"/>
-          <w:lang w:val="ca-ES"/>
-        </w:rPr>
-        <w:t xml:space="preserve"> és una d’aquelles entrades.</w:t>
-      </w:r>
-    </w:p>
-    <w:p>
-      <w:pPr>
-        <w:rPr>
-          <w:rFonts w:ascii="Arial" w:hAnsi="Arial" w:cs="Arial"/>
-          <w:lang w:val="ca-ES"/>
-        </w:rPr>
-      </w:pPr>
-    </w:p>
-    <w:p>
-      <w:pPr>
-        <w:rPr>
-          <w:rFonts w:ascii="Arial" w:hAnsi="Arial" w:cs="Arial"/>
-          <w:lang w:val="ca-ES"/>
-        </w:rPr>
-      </w:pPr>
+        </w:rPr>
+      </w:pPr>
+      <w:r>
+        <w:rPr>
+          <w:rFonts w:ascii="Arial" w:hAnsi="Arial" w:cs="Arial"/>
+        </w:rPr>
+        <w:t>Sí que és cert que tal i com hem comentat prèviament hi ha una aresta amb pes PW que no és bidireccional. Tot i així, al ser només una i d’aquest tipus es podria pensar algun tipus de solució per tal de no haver de duplicar el nombre de pesos.</w:t>
+      </w:r>
+    </w:p>
+    <w:p>
+      <w:pPr>
+        <w:rPr>
+          <w:rFonts w:ascii="Arial" w:hAnsi="Arial" w:cs="Arial"/>
+        </w:rPr>
+      </w:pPr>
+    </w:p>
+    <w:p>
+      <w:pPr>
+        <w:rPr>
+          <w:rFonts w:ascii="Arial" w:hAnsi="Arial" w:cs="Arial"/>
+        </w:rPr>
+      </w:pPr>
+      <w:r>
+        <w:rPr>
+          <w:rFonts w:ascii="Arial" w:hAnsi="Arial" w:cs="Arial"/>
+        </w:rPr>
+        <w:t xml:space="preserve">Per decidir-ho ens basarem en els resultats obtinguts dels fitxers \texttt{.py}, </w:t>
+      </w:r>
+      <w:r>
+        <w:rPr>
+          <w:rFonts w:ascii="Arial" w:hAnsi="Arial" w:cs="Arial"/>
+        </w:rPr>
+        <w:t xml:space="preserve">\texttt{.py} </w:t>
+      </w:r>
+      <w:r>
+        <w:rPr>
+          <w:rFonts w:ascii="Arial" w:hAnsi="Arial" w:cs="Arial"/>
+        </w:rPr>
+        <w:t xml:space="preserve">i </w:t>
+      </w:r>
+      <w:r>
+        <w:rPr>
+          <w:rFonts w:ascii="Arial" w:hAnsi="Arial" w:cs="Arial"/>
+        </w:rPr>
+        <w:t xml:space="preserve">\texttt{.py} </w:t>
+      </w:r>
+      <w:r>
+        <w:rPr>
+          <w:rFonts w:ascii="Arial" w:hAnsi="Arial" w:cs="Arial"/>
+        </w:rPr>
+        <w:t xml:space="preserve">al directori </w:t>
+      </w:r>
+      <w:r>
+        <w:rPr>
+          <w:rFonts w:ascii="Arial" w:hAnsi="Arial" w:cs="Arial"/>
+        </w:rPr>
+        <w:t>\texttt{data\_validation/</w:t>
+      </w:r>
+      <w:r>
+        <w:rPr>
+          <w:rFonts w:ascii="Arial" w:hAnsi="Arial" w:cs="Arial"/>
+        </w:rPr>
+        <w:t>analysis</w:t>
+      </w:r>
+      <w:r>
+        <w:rPr>
+          <w:rFonts w:ascii="Arial" w:hAnsi="Arial" w:cs="Arial"/>
+        </w:rPr>
+        <w:t>}</w:t>
+      </w:r>
     </w:p>
     <w:sectPr>
       <w:pgSz w:w="11906" w:h="16838"/>
@@ -630,452 +658,11 @@
 <file path=word/numbering.xml><?xml version="1.0" encoding="utf-8"?>
 <w:numbering xmlns:wpc="http://schemas.microsoft.com/office/word/2010/wordprocessingCanvas" xmlns:cx="http://schemas.microsoft.com/office/drawing/2014/chartex" xmlns:cx1="http://schemas.microsoft.com/office/drawing/2015/9/8/chartex" xmlns:cx2="http://schemas.microsoft.com/office/drawing/2015/10/21/chartex" xmlns:cx3="http://schemas.microsoft.com/office/drawing/2016/5/9/chartex" xmlns:cx4="http://schemas.microsoft.com/office/drawing/2016/5/10/chartex" xmlns:cx5="http://schemas.microsoft.com/office/drawing/2016/5/11/chartex" xmlns:cx6="http://schemas.microsoft.com/office/drawing/2016/5/12/chartex" xmlns:cx7="http://schemas.microsoft.com/office/drawing/2016/5/13/chartex" xmlns:cx8="http://schemas.microsoft.com/office/drawing/2016/5/14/chartex" xmlns:mc="http://schemas.openxmlformats.org/markup-compatibility/2006" xmlns:m="http://schemas.openxmlformats.org/officeDocument/2006/math" xmlns:aink="http://schemas.microsoft.com/office/drawing/2016/ink" xmlns:am3d="http://schemas.microsoft.com/office/drawing/2017/model3d" xmlns:oel="http://schemas.microsoft.com/office/2019/extlst" xmlns:r="http://schemas.openxmlformats.org/officeDocument/2006/relationships" xmlns:wp14="http://schemas.microsoft.com/office/word/2010/wordprocessingDrawing" xmlns:wp="http://schemas.openxmlformats.org/drawingml/2006/wordprocessingDrawing" xmlns:wpg="http://schemas.microsoft.com/office/word/2010/wordprocessingGroup" xmlns:wpi="http://schemas.microsoft.com/office/word/2010/wordprocessingInk" xmlns:wps="http://schemas.microsoft.com/office/word/2010/wordprocessingShape" xmlns:o="urn:schemas-microsoft-com:office:office" xmlns:v="urn:schemas-microsoft-com:vml" xmlns:w10="urn:schemas-microsoft-com:office:word" xmlns:w="http://schemas.openxmlformats.org/wordprocessingml/2006/main" xmlns:w14="http://schemas.microsoft.com/office/word/2010/wordml" xmlns:w15="http://schemas.microsoft.com/office/word/2012/wordml" xmlns:w16cex="http://schemas.microsoft.com/office/word/2018/wordml/cex" xmlns:w16cid="http://schemas.microsoft.com/office/word/2016/wordml/cid" xmlns:w16="http://schemas.microsoft.com/office/word/2018/wordml" xmlns:w16sdtdh="http://schemas.microsoft.com/office/word/2020/wordml/sdtdatahash" xmlns:w16sdtfl="http://schemas.microsoft.com/office/word/2024/wordml/sdtformatlock" xmlns:w16se="http://schemas.microsoft.com/office/word/2015/wordml/symex" xmlns:w16du="http://schemas.microsoft.com/office/word/2023/wordml/word16du" xmlns:wne="http://schemas.microsoft.com/office/word/2006/wordml" mc:Ignorable="w14 w15 w16se w16cid w16 w16cex w16sdtdh w16sdtfl w16du wp14">
   <w:abstractNum w:abstractNumId="0" w15:restartNumberingAfterBreak="0">
-    <w:nsid w:val="11121113"/>
+    <w:nsid w:val="1BB51A41"/>
     <w:multiLevelType w:val="hybridMultilevel"/>
-    <w:tmpl w:val="02641356"/>
-    <w:lvl w:ilvl="0" w:tplc="0809000F">
-      <w:start w:val="1"/>
-      <w:numFmt w:val="decimal"/>
-      <w:lvlText w:val="%1."/>
-      <w:lvlJc w:val="left"/>
-      <w:pPr>
-        <w:ind w:left="720" w:hanging="360"/>
-      </w:pPr>
-      <w:rPr>
-        <w:rFonts w:hint="default"/>
-      </w:rPr>
-    </w:lvl>
-    <w:lvl w:ilvl="1" w:tplc="08090019" w:tentative="1">
-      <w:start w:val="1"/>
-      <w:numFmt w:val="lowerLetter"/>
-      <w:lvlText w:val="%2."/>
-      <w:lvlJc w:val="left"/>
-      <w:pPr>
-        <w:ind w:left="1440" w:hanging="360"/>
-      </w:pPr>
-    </w:lvl>
-    <w:lvl w:ilvl="2" w:tplc="0809001B" w:tentative="1">
-      <w:start w:val="1"/>
-      <w:numFmt w:val="lowerRoman"/>
-      <w:lvlText w:val="%3."/>
-      <w:lvlJc w:val="right"/>
-      <w:pPr>
-        <w:ind w:left="2160" w:hanging="180"/>
-      </w:pPr>
-    </w:lvl>
-    <w:lvl w:ilvl="3" w:tplc="0809000F" w:tentative="1">
-      <w:start w:val="1"/>
-      <w:numFmt w:val="decimal"/>
-      <w:lvlText w:val="%4."/>
-      <w:lvlJc w:val="left"/>
-      <w:pPr>
-        <w:ind w:left="2880" w:hanging="360"/>
-      </w:pPr>
-    </w:lvl>
-    <w:lvl w:ilvl="4" w:tplc="08090019" w:tentative="1">
-      <w:start w:val="1"/>
-      <w:numFmt w:val="lowerLetter"/>
-      <w:lvlText w:val="%5."/>
-      <w:lvlJc w:val="left"/>
-      <w:pPr>
-        <w:ind w:left="3600" w:hanging="360"/>
-      </w:pPr>
-    </w:lvl>
-    <w:lvl w:ilvl="5" w:tplc="0809001B" w:tentative="1">
-      <w:start w:val="1"/>
-      <w:numFmt w:val="lowerRoman"/>
-      <w:lvlText w:val="%6."/>
-      <w:lvlJc w:val="right"/>
-      <w:pPr>
-        <w:ind w:left="4320" w:hanging="180"/>
-      </w:pPr>
-    </w:lvl>
-    <w:lvl w:ilvl="6" w:tplc="0809000F" w:tentative="1">
-      <w:start w:val="1"/>
-      <w:numFmt w:val="decimal"/>
-      <w:lvlText w:val="%7."/>
-      <w:lvlJc w:val="left"/>
-      <w:pPr>
-        <w:ind w:left="5040" w:hanging="360"/>
-      </w:pPr>
-    </w:lvl>
-    <w:lvl w:ilvl="7" w:tplc="08090019" w:tentative="1">
-      <w:start w:val="1"/>
-      <w:numFmt w:val="lowerLetter"/>
-      <w:lvlText w:val="%8."/>
-      <w:lvlJc w:val="left"/>
-      <w:pPr>
-        <w:ind w:left="5760" w:hanging="360"/>
-      </w:pPr>
-    </w:lvl>
-    <w:lvl w:ilvl="8" w:tplc="0809001B" w:tentative="1">
-      <w:start w:val="1"/>
-      <w:numFmt w:val="lowerRoman"/>
-      <w:lvlText w:val="%9."/>
-      <w:lvlJc w:val="right"/>
-      <w:pPr>
-        <w:ind w:left="6480" w:hanging="180"/>
-      </w:pPr>
-    </w:lvl>
-  </w:abstractNum>
-  <w:abstractNum w:abstractNumId="1" w15:restartNumberingAfterBreak="0">
-    <w:nsid w:val="1B857E0C"/>
-    <w:multiLevelType w:val="hybridMultilevel"/>
-    <w:tmpl w:val="3A3A0F5C"/>
-    <w:lvl w:ilvl="0" w:tplc="0809000F">
-      <w:start w:val="1"/>
-      <w:numFmt w:val="decimal"/>
-      <w:lvlText w:val="%1."/>
-      <w:lvlJc w:val="left"/>
-      <w:pPr>
-        <w:ind w:left="720" w:hanging="360"/>
-      </w:pPr>
-      <w:rPr>
-        <w:rFonts w:hint="default"/>
-      </w:rPr>
-    </w:lvl>
-    <w:lvl w:ilvl="1" w:tplc="08090019" w:tentative="1">
-      <w:start w:val="1"/>
-      <w:numFmt w:val="lowerLetter"/>
-      <w:lvlText w:val="%2."/>
-      <w:lvlJc w:val="left"/>
-      <w:pPr>
-        <w:ind w:left="1440" w:hanging="360"/>
-      </w:pPr>
-    </w:lvl>
-    <w:lvl w:ilvl="2" w:tplc="0809001B" w:tentative="1">
-      <w:start w:val="1"/>
-      <w:numFmt w:val="lowerRoman"/>
-      <w:lvlText w:val="%3."/>
-      <w:lvlJc w:val="right"/>
-      <w:pPr>
-        <w:ind w:left="2160" w:hanging="180"/>
-      </w:pPr>
-    </w:lvl>
-    <w:lvl w:ilvl="3" w:tplc="0809000F" w:tentative="1">
-      <w:start w:val="1"/>
-      <w:numFmt w:val="decimal"/>
-      <w:lvlText w:val="%4."/>
-      <w:lvlJc w:val="left"/>
-      <w:pPr>
-        <w:ind w:left="2880" w:hanging="360"/>
-      </w:pPr>
-    </w:lvl>
-    <w:lvl w:ilvl="4" w:tplc="08090019" w:tentative="1">
-      <w:start w:val="1"/>
-      <w:numFmt w:val="lowerLetter"/>
-      <w:lvlText w:val="%5."/>
-      <w:lvlJc w:val="left"/>
-      <w:pPr>
-        <w:ind w:left="3600" w:hanging="360"/>
-      </w:pPr>
-    </w:lvl>
-    <w:lvl w:ilvl="5" w:tplc="0809001B" w:tentative="1">
-      <w:start w:val="1"/>
-      <w:numFmt w:val="lowerRoman"/>
-      <w:lvlText w:val="%6."/>
-      <w:lvlJc w:val="right"/>
-      <w:pPr>
-        <w:ind w:left="4320" w:hanging="180"/>
-      </w:pPr>
-    </w:lvl>
-    <w:lvl w:ilvl="6" w:tplc="0809000F" w:tentative="1">
-      <w:start w:val="1"/>
-      <w:numFmt w:val="decimal"/>
-      <w:lvlText w:val="%7."/>
-      <w:lvlJc w:val="left"/>
-      <w:pPr>
-        <w:ind w:left="5040" w:hanging="360"/>
-      </w:pPr>
-    </w:lvl>
-    <w:lvl w:ilvl="7" w:tplc="08090019" w:tentative="1">
-      <w:start w:val="1"/>
-      <w:numFmt w:val="lowerLetter"/>
-      <w:lvlText w:val="%8."/>
-      <w:lvlJc w:val="left"/>
-      <w:pPr>
-        <w:ind w:left="5760" w:hanging="360"/>
-      </w:pPr>
-    </w:lvl>
-    <w:lvl w:ilvl="8" w:tplc="0809001B" w:tentative="1">
-      <w:start w:val="1"/>
-      <w:numFmt w:val="lowerRoman"/>
-      <w:lvlText w:val="%9."/>
-      <w:lvlJc w:val="right"/>
-      <w:pPr>
-        <w:ind w:left="6480" w:hanging="180"/>
-      </w:pPr>
-    </w:lvl>
-  </w:abstractNum>
-  <w:abstractNum w:abstractNumId="2" w15:restartNumberingAfterBreak="0">
-    <w:nsid w:val="33532B3D"/>
-    <w:multiLevelType w:val="hybridMultilevel"/>
-    <w:tmpl w:val="AA92488E"/>
-    <w:lvl w:ilvl="0" w:tplc="0809000F">
-      <w:start w:val="1"/>
-      <w:numFmt w:val="decimal"/>
-      <w:lvlText w:val="%1."/>
-      <w:lvlJc w:val="left"/>
-      <w:pPr>
-        <w:ind w:left="720" w:hanging="360"/>
-      </w:pPr>
-      <w:rPr>
-        <w:rFonts w:hint="default"/>
-      </w:rPr>
-    </w:lvl>
-    <w:lvl w:ilvl="1" w:tplc="08090019" w:tentative="1">
-      <w:start w:val="1"/>
-      <w:numFmt w:val="lowerLetter"/>
-      <w:lvlText w:val="%2."/>
-      <w:lvlJc w:val="left"/>
-      <w:pPr>
-        <w:ind w:left="1440" w:hanging="360"/>
-      </w:pPr>
-    </w:lvl>
-    <w:lvl w:ilvl="2" w:tplc="0809001B" w:tentative="1">
-      <w:start w:val="1"/>
-      <w:numFmt w:val="lowerRoman"/>
-      <w:lvlText w:val="%3."/>
-      <w:lvlJc w:val="right"/>
-      <w:pPr>
-        <w:ind w:left="2160" w:hanging="180"/>
-      </w:pPr>
-    </w:lvl>
-    <w:lvl w:ilvl="3" w:tplc="0809000F" w:tentative="1">
-      <w:start w:val="1"/>
-      <w:numFmt w:val="decimal"/>
-      <w:lvlText w:val="%4."/>
-      <w:lvlJc w:val="left"/>
-      <w:pPr>
-        <w:ind w:left="2880" w:hanging="360"/>
-      </w:pPr>
-    </w:lvl>
-    <w:lvl w:ilvl="4" w:tplc="08090019" w:tentative="1">
-      <w:start w:val="1"/>
-      <w:numFmt w:val="lowerLetter"/>
-      <w:lvlText w:val="%5."/>
-      <w:lvlJc w:val="left"/>
-      <w:pPr>
-        <w:ind w:left="3600" w:hanging="360"/>
-      </w:pPr>
-    </w:lvl>
-    <w:lvl w:ilvl="5" w:tplc="0809001B" w:tentative="1">
-      <w:start w:val="1"/>
-      <w:numFmt w:val="lowerRoman"/>
-      <w:lvlText w:val="%6."/>
-      <w:lvlJc w:val="right"/>
-      <w:pPr>
-        <w:ind w:left="4320" w:hanging="180"/>
-      </w:pPr>
-    </w:lvl>
-    <w:lvl w:ilvl="6" w:tplc="0809000F" w:tentative="1">
-      <w:start w:val="1"/>
-      <w:numFmt w:val="decimal"/>
-      <w:lvlText w:val="%7."/>
-      <w:lvlJc w:val="left"/>
-      <w:pPr>
-        <w:ind w:left="5040" w:hanging="360"/>
-      </w:pPr>
-    </w:lvl>
-    <w:lvl w:ilvl="7" w:tplc="08090019" w:tentative="1">
-      <w:start w:val="1"/>
-      <w:numFmt w:val="lowerLetter"/>
-      <w:lvlText w:val="%8."/>
-      <w:lvlJc w:val="left"/>
-      <w:pPr>
-        <w:ind w:left="5760" w:hanging="360"/>
-      </w:pPr>
-    </w:lvl>
-    <w:lvl w:ilvl="8" w:tplc="0809001B" w:tentative="1">
-      <w:start w:val="1"/>
-      <w:numFmt w:val="lowerRoman"/>
-      <w:lvlText w:val="%9."/>
-      <w:lvlJc w:val="right"/>
-      <w:pPr>
-        <w:ind w:left="6480" w:hanging="180"/>
-      </w:pPr>
-    </w:lvl>
-  </w:abstractNum>
-  <w:abstractNum w:abstractNumId="3" w15:restartNumberingAfterBreak="0">
-    <w:nsid w:val="3AA041F5"/>
-    <w:multiLevelType w:val="hybridMultilevel"/>
-    <w:tmpl w:val="50E00610"/>
-    <w:lvl w:ilvl="0" w:tplc="08090019">
-      <w:start w:val="1"/>
-      <w:numFmt w:val="lowerLetter"/>
-      <w:lvlText w:val="%1."/>
-      <w:lvlJc w:val="left"/>
-      <w:pPr>
-        <w:ind w:left="1440" w:hanging="360"/>
-      </w:pPr>
-    </w:lvl>
-    <w:lvl w:ilvl="1" w:tplc="08090019" w:tentative="1">
-      <w:start w:val="1"/>
-      <w:numFmt w:val="lowerLetter"/>
-      <w:lvlText w:val="%2."/>
-      <w:lvlJc w:val="left"/>
-      <w:pPr>
-        <w:ind w:left="2160" w:hanging="360"/>
-      </w:pPr>
-    </w:lvl>
-    <w:lvl w:ilvl="2" w:tplc="0809001B" w:tentative="1">
-      <w:start w:val="1"/>
-      <w:numFmt w:val="lowerRoman"/>
-      <w:lvlText w:val="%3."/>
-      <w:lvlJc w:val="right"/>
-      <w:pPr>
-        <w:ind w:left="2880" w:hanging="180"/>
-      </w:pPr>
-    </w:lvl>
-    <w:lvl w:ilvl="3" w:tplc="0809000F" w:tentative="1">
-      <w:start w:val="1"/>
-      <w:numFmt w:val="decimal"/>
-      <w:lvlText w:val="%4."/>
-      <w:lvlJc w:val="left"/>
-      <w:pPr>
-        <w:ind w:left="3600" w:hanging="360"/>
-      </w:pPr>
-    </w:lvl>
-    <w:lvl w:ilvl="4" w:tplc="08090019" w:tentative="1">
-      <w:start w:val="1"/>
-      <w:numFmt w:val="lowerLetter"/>
-      <w:lvlText w:val="%5."/>
-      <w:lvlJc w:val="left"/>
-      <w:pPr>
-        <w:ind w:left="4320" w:hanging="360"/>
-      </w:pPr>
-    </w:lvl>
-    <w:lvl w:ilvl="5" w:tplc="0809001B" w:tentative="1">
-      <w:start w:val="1"/>
-      <w:numFmt w:val="lowerRoman"/>
-      <w:lvlText w:val="%6."/>
-      <w:lvlJc w:val="right"/>
-      <w:pPr>
-        <w:ind w:left="5040" w:hanging="180"/>
-      </w:pPr>
-    </w:lvl>
-    <w:lvl w:ilvl="6" w:tplc="0809000F" w:tentative="1">
-      <w:start w:val="1"/>
-      <w:numFmt w:val="decimal"/>
-      <w:lvlText w:val="%7."/>
-      <w:lvlJc w:val="left"/>
-      <w:pPr>
-        <w:ind w:left="5760" w:hanging="360"/>
-      </w:pPr>
-    </w:lvl>
-    <w:lvl w:ilvl="7" w:tplc="08090019" w:tentative="1">
-      <w:start w:val="1"/>
-      <w:numFmt w:val="lowerLetter"/>
-      <w:lvlText w:val="%8."/>
-      <w:lvlJc w:val="left"/>
-      <w:pPr>
-        <w:ind w:left="6480" w:hanging="360"/>
-      </w:pPr>
-    </w:lvl>
-    <w:lvl w:ilvl="8" w:tplc="0809001B" w:tentative="1">
-      <w:start w:val="1"/>
-      <w:numFmt w:val="lowerRoman"/>
-      <w:lvlText w:val="%9."/>
-      <w:lvlJc w:val="right"/>
-      <w:pPr>
-        <w:ind w:left="7200" w:hanging="180"/>
-      </w:pPr>
-    </w:lvl>
-  </w:abstractNum>
-  <w:abstractNum w:abstractNumId="4" w15:restartNumberingAfterBreak="0">
-    <w:nsid w:val="4DE226C8"/>
-    <w:multiLevelType w:val="hybridMultilevel"/>
-    <w:tmpl w:val="34DC5D98"/>
-    <w:lvl w:ilvl="0" w:tplc="0809000F">
-      <w:start w:val="1"/>
-      <w:numFmt w:val="decimal"/>
-      <w:lvlText w:val="%1."/>
-      <w:lvlJc w:val="left"/>
-      <w:pPr>
-        <w:ind w:left="720" w:hanging="360"/>
-      </w:pPr>
-      <w:rPr>
-        <w:rFonts w:hint="default"/>
-      </w:rPr>
-    </w:lvl>
-    <w:lvl w:ilvl="1" w:tplc="08090019">
-      <w:start w:val="1"/>
-      <w:numFmt w:val="lowerLetter"/>
-      <w:lvlText w:val="%2."/>
-      <w:lvlJc w:val="left"/>
-      <w:pPr>
-        <w:ind w:left="1440" w:hanging="360"/>
-      </w:pPr>
-    </w:lvl>
-    <w:lvl w:ilvl="2" w:tplc="0809001B" w:tentative="1">
-      <w:start w:val="1"/>
-      <w:numFmt w:val="lowerRoman"/>
-      <w:lvlText w:val="%3."/>
-      <w:lvlJc w:val="right"/>
-      <w:pPr>
-        <w:ind w:left="2160" w:hanging="180"/>
-      </w:pPr>
-    </w:lvl>
-    <w:lvl w:ilvl="3" w:tplc="0809000F" w:tentative="1">
-      <w:start w:val="1"/>
-      <w:numFmt w:val="decimal"/>
-      <w:lvlText w:val="%4."/>
-      <w:lvlJc w:val="left"/>
-      <w:pPr>
-        <w:ind w:left="2880" w:hanging="360"/>
-      </w:pPr>
-    </w:lvl>
-    <w:lvl w:ilvl="4" w:tplc="08090019" w:tentative="1">
-      <w:start w:val="1"/>
-      <w:numFmt w:val="lowerLetter"/>
-      <w:lvlText w:val="%5."/>
-      <w:lvlJc w:val="left"/>
-      <w:pPr>
-        <w:ind w:left="3600" w:hanging="360"/>
-      </w:pPr>
-    </w:lvl>
-    <w:lvl w:ilvl="5" w:tplc="0809001B" w:tentative="1">
-      <w:start w:val="1"/>
-      <w:numFmt w:val="lowerRoman"/>
-      <w:lvlText w:val="%6."/>
-      <w:lvlJc w:val="right"/>
-      <w:pPr>
-        <w:ind w:left="4320" w:hanging="180"/>
-      </w:pPr>
-    </w:lvl>
-    <w:lvl w:ilvl="6" w:tplc="0809000F" w:tentative="1">
-      <w:start w:val="1"/>
-      <w:numFmt w:val="decimal"/>
-      <w:lvlText w:val="%7."/>
-      <w:lvlJc w:val="left"/>
-      <w:pPr>
-        <w:ind w:left="5040" w:hanging="360"/>
-      </w:pPr>
-    </w:lvl>
-    <w:lvl w:ilvl="7" w:tplc="08090019" w:tentative="1">
-      <w:start w:val="1"/>
-      <w:numFmt w:val="lowerLetter"/>
-      <w:lvlText w:val="%8."/>
-      <w:lvlJc w:val="left"/>
-      <w:pPr>
-        <w:ind w:left="5760" w:hanging="360"/>
-      </w:pPr>
-    </w:lvl>
-    <w:lvl w:ilvl="8" w:tplc="0809001B" w:tentative="1">
-      <w:start w:val="1"/>
-      <w:numFmt w:val="lowerRoman"/>
-      <w:lvlText w:val="%9."/>
-      <w:lvlJc w:val="right"/>
-      <w:pPr>
-        <w:ind w:left="6480" w:hanging="180"/>
-      </w:pPr>
-    </w:lvl>
-  </w:abstractNum>
-  <w:abstractNum w:abstractNumId="5" w15:restartNumberingAfterBreak="0">
-    <w:nsid w:val="5497707C"/>
-    <w:multiLevelType w:val="hybridMultilevel"/>
-    <w:tmpl w:val="44F4BA1E"/>
-    <w:lvl w:ilvl="0" w:tplc="0F7447BC">
+    <w:tmpl w:val="7D2C611A"/>
+    <w:lvl w:ilvl="0" w:tplc="D7C406EA">
+      <w:start w:val="4"/>
       <w:numFmt w:val="bullet"/>
       <w:lvlText w:val="-"/>
       <w:lvlJc w:val="left"/>
@@ -1086,7 +673,7 @@
         <w:rFonts w:ascii="Arial" w:eastAsiaTheme="minorHAnsi" w:hAnsi="Arial" w:cs="Arial" w:hint="default"/>
       </w:rPr>
     </w:lvl>
-    <w:lvl w:ilvl="1" w:tplc="0C0A0003">
+    <w:lvl w:ilvl="1" w:tplc="08090003">
       <w:start w:val="1"/>
       <w:numFmt w:val="bullet"/>
       <w:lvlText w:val="o"/>
@@ -1098,7 +685,7 @@
         <w:rFonts w:ascii="Courier New" w:hAnsi="Courier New" w:cs="Courier New" w:hint="default"/>
       </w:rPr>
     </w:lvl>
-    <w:lvl w:ilvl="2" w:tplc="0C0A0005">
+    <w:lvl w:ilvl="2" w:tplc="08090005" w:tentative="1">
       <w:start w:val="1"/>
       <w:numFmt w:val="bullet"/>
       <w:lvlText w:val=""/>
@@ -1110,7 +697,7 @@
         <w:rFonts w:ascii="Wingdings" w:hAnsi="Wingdings" w:hint="default"/>
       </w:rPr>
     </w:lvl>
-    <w:lvl w:ilvl="3" w:tplc="0C0A0001" w:tentative="1">
+    <w:lvl w:ilvl="3" w:tplc="08090001" w:tentative="1">
       <w:start w:val="1"/>
       <w:numFmt w:val="bullet"/>
       <w:lvlText w:val=""/>
@@ -1122,7 +709,7 @@
         <w:rFonts w:ascii="Symbol" w:hAnsi="Symbol" w:hint="default"/>
       </w:rPr>
     </w:lvl>
-    <w:lvl w:ilvl="4" w:tplc="0C0A0003" w:tentative="1">
+    <w:lvl w:ilvl="4" w:tplc="08090003" w:tentative="1">
       <w:start w:val="1"/>
       <w:numFmt w:val="bullet"/>
       <w:lvlText w:val="o"/>
@@ -1134,7 +721,7 @@
         <w:rFonts w:ascii="Courier New" w:hAnsi="Courier New" w:cs="Courier New" w:hint="default"/>
       </w:rPr>
     </w:lvl>
-    <w:lvl w:ilvl="5" w:tplc="0C0A0005" w:tentative="1">
+    <w:lvl w:ilvl="5" w:tplc="08090005" w:tentative="1">
       <w:start w:val="1"/>
       <w:numFmt w:val="bullet"/>
       <w:lvlText w:val=""/>
@@ -1146,7 +733,7 @@
         <w:rFonts w:ascii="Wingdings" w:hAnsi="Wingdings" w:hint="default"/>
       </w:rPr>
     </w:lvl>
-    <w:lvl w:ilvl="6" w:tplc="0C0A0001" w:tentative="1">
+    <w:lvl w:ilvl="6" w:tplc="08090001" w:tentative="1">
       <w:start w:val="1"/>
       <w:numFmt w:val="bullet"/>
       <w:lvlText w:val=""/>
@@ -1158,7 +745,7 @@
         <w:rFonts w:ascii="Symbol" w:hAnsi="Symbol" w:hint="default"/>
       </w:rPr>
     </w:lvl>
-    <w:lvl w:ilvl="7" w:tplc="0C0A0003" w:tentative="1">
+    <w:lvl w:ilvl="7" w:tplc="08090003" w:tentative="1">
       <w:start w:val="1"/>
       <w:numFmt w:val="bullet"/>
       <w:lvlText w:val="o"/>
@@ -1170,7 +757,7 @@
         <w:rFonts w:ascii="Courier New" w:hAnsi="Courier New" w:cs="Courier New" w:hint="default"/>
       </w:rPr>
     </w:lvl>
-    <w:lvl w:ilvl="8" w:tplc="0C0A0005" w:tentative="1">
+    <w:lvl w:ilvl="8" w:tplc="08090005" w:tentative="1">
       <w:start w:val="1"/>
       <w:numFmt w:val="bullet"/>
       <w:lvlText w:val=""/>
@@ -1183,23 +770,123 @@
       </w:rPr>
     </w:lvl>
   </w:abstractNum>
-  <w:num w:numId="1" w16cid:durableId="1180579750">
-    <w:abstractNumId w:val="4"/>
-  </w:num>
-  <w:num w:numId="2" w16cid:durableId="1568301481">
-    <w:abstractNumId w:val="2"/>
-  </w:num>
-  <w:num w:numId="3" w16cid:durableId="1244532723">
+  <w:abstractNum w:abstractNumId="1" w15:restartNumberingAfterBreak="0">
+    <w:nsid w:val="443A16AE"/>
+    <w:multiLevelType w:val="hybridMultilevel"/>
+    <w:tmpl w:val="8FECD74E"/>
+    <w:lvl w:ilvl="0" w:tplc="16AC3C58">
+      <w:numFmt w:val="bullet"/>
+      <w:lvlText w:val="-"/>
+      <w:lvlJc w:val="left"/>
+      <w:pPr>
+        <w:ind w:left="720" w:hanging="360"/>
+      </w:pPr>
+      <w:rPr>
+        <w:rFonts w:ascii="Arial" w:eastAsiaTheme="minorHAnsi" w:hAnsi="Arial" w:cs="Arial" w:hint="default"/>
+      </w:rPr>
+    </w:lvl>
+    <w:lvl w:ilvl="1" w:tplc="040A0003">
+      <w:start w:val="1"/>
+      <w:numFmt w:val="bullet"/>
+      <w:lvlText w:val="o"/>
+      <w:lvlJc w:val="left"/>
+      <w:pPr>
+        <w:ind w:left="1440" w:hanging="360"/>
+      </w:pPr>
+      <w:rPr>
+        <w:rFonts w:ascii="Courier New" w:hAnsi="Courier New" w:cs="Courier New" w:hint="default"/>
+      </w:rPr>
+    </w:lvl>
+    <w:lvl w:ilvl="2" w:tplc="040A0005">
+      <w:start w:val="1"/>
+      <w:numFmt w:val="bullet"/>
+      <w:lvlText w:val=""/>
+      <w:lvlJc w:val="left"/>
+      <w:pPr>
+        <w:ind w:left="2160" w:hanging="360"/>
+      </w:pPr>
+      <w:rPr>
+        <w:rFonts w:ascii="Wingdings" w:hAnsi="Wingdings" w:hint="default"/>
+      </w:rPr>
+    </w:lvl>
+    <w:lvl w:ilvl="3" w:tplc="040A0001">
+      <w:start w:val="1"/>
+      <w:numFmt w:val="bullet"/>
+      <w:lvlText w:val=""/>
+      <w:lvlJc w:val="left"/>
+      <w:pPr>
+        <w:ind w:left="2880" w:hanging="360"/>
+      </w:pPr>
+      <w:rPr>
+        <w:rFonts w:ascii="Symbol" w:hAnsi="Symbol" w:hint="default"/>
+      </w:rPr>
+    </w:lvl>
+    <w:lvl w:ilvl="4" w:tplc="040A0003" w:tentative="1">
+      <w:start w:val="1"/>
+      <w:numFmt w:val="bullet"/>
+      <w:lvlText w:val="o"/>
+      <w:lvlJc w:val="left"/>
+      <w:pPr>
+        <w:ind w:left="3600" w:hanging="360"/>
+      </w:pPr>
+      <w:rPr>
+        <w:rFonts w:ascii="Courier New" w:hAnsi="Courier New" w:cs="Courier New" w:hint="default"/>
+      </w:rPr>
+    </w:lvl>
+    <w:lvl w:ilvl="5" w:tplc="040A0005" w:tentative="1">
+      <w:start w:val="1"/>
+      <w:numFmt w:val="bullet"/>
+      <w:lvlText w:val=""/>
+      <w:lvlJc w:val="left"/>
+      <w:pPr>
+        <w:ind w:left="4320" w:hanging="360"/>
+      </w:pPr>
+      <w:rPr>
+        <w:rFonts w:ascii="Wingdings" w:hAnsi="Wingdings" w:hint="default"/>
+      </w:rPr>
+    </w:lvl>
+    <w:lvl w:ilvl="6" w:tplc="040A0001" w:tentative="1">
+      <w:start w:val="1"/>
+      <w:numFmt w:val="bullet"/>
+      <w:lvlText w:val=""/>
+      <w:lvlJc w:val="left"/>
+      <w:pPr>
+        <w:ind w:left="5040" w:hanging="360"/>
+      </w:pPr>
+      <w:rPr>
+        <w:rFonts w:ascii="Symbol" w:hAnsi="Symbol" w:hint="default"/>
+      </w:rPr>
+    </w:lvl>
+    <w:lvl w:ilvl="7" w:tplc="040A0003" w:tentative="1">
+      <w:start w:val="1"/>
+      <w:numFmt w:val="bullet"/>
+      <w:lvlText w:val="o"/>
+      <w:lvlJc w:val="left"/>
+      <w:pPr>
+        <w:ind w:left="5760" w:hanging="360"/>
+      </w:pPr>
+      <w:rPr>
+        <w:rFonts w:ascii="Courier New" w:hAnsi="Courier New" w:cs="Courier New" w:hint="default"/>
+      </w:rPr>
+    </w:lvl>
+    <w:lvl w:ilvl="8" w:tplc="040A0005" w:tentative="1">
+      <w:start w:val="1"/>
+      <w:numFmt w:val="bullet"/>
+      <w:lvlText w:val=""/>
+      <w:lvlJc w:val="left"/>
+      <w:pPr>
+        <w:ind w:left="6480" w:hanging="360"/>
+      </w:pPr>
+      <w:rPr>
+        <w:rFonts w:ascii="Wingdings" w:hAnsi="Wingdings" w:hint="default"/>
+      </w:rPr>
+    </w:lvl>
+  </w:abstractNum>
+  <w:num w:numId="1" w16cid:durableId="1368676414">
     <w:abstractNumId w:val="1"/>
   </w:num>
-  <w:num w:numId="4" w16cid:durableId="1112168430">
+  <w:num w:numId="2" w16cid:durableId="497690752">
     <w:abstractNumId w:val="0"/>
-  </w:num>
-  <w:num w:numId="5" w16cid:durableId="1915167292">
-    <w:abstractNumId w:val="5"/>
-  </w:num>
-  <w:num w:numId="6" w16cid:durableId="1766805513">
-    <w:abstractNumId w:val="3"/>
   </w:num>
 </w:numbering>
 </file>
@@ -1612,7 +1299,7 @@
     <w:link w:val="Heading1Char"/>
     <w:uiPriority w:val="9"/>
     <w:qFormat/>
-    <w:rsid w:val="00831C1B"/>
+    <w:rsid w:val="00EB0DA7"/>
     <w:pPr>
       <w:keepNext/>
       <w:keepLines/>
@@ -1635,7 +1322,7 @@
     <w:semiHidden/>
     <w:unhideWhenUsed/>
     <w:qFormat/>
-    <w:rsid w:val="00831C1B"/>
+    <w:rsid w:val="00EB0DA7"/>
     <w:pPr>
       <w:keepNext/>
       <w:keepLines/>
@@ -1658,7 +1345,7 @@
     <w:semiHidden/>
     <w:unhideWhenUsed/>
     <w:qFormat/>
-    <w:rsid w:val="00831C1B"/>
+    <w:rsid w:val="00EB0DA7"/>
     <w:pPr>
       <w:keepNext/>
       <w:keepLines/>
@@ -1681,7 +1368,7 @@
     <w:semiHidden/>
     <w:unhideWhenUsed/>
     <w:qFormat/>
-    <w:rsid w:val="00831C1B"/>
+    <w:rsid w:val="00EB0DA7"/>
     <w:pPr>
       <w:keepNext/>
       <w:keepLines/>
@@ -1704,7 +1391,7 @@
     <w:semiHidden/>
     <w:unhideWhenUsed/>
     <w:qFormat/>
-    <w:rsid w:val="00831C1B"/>
+    <w:rsid w:val="00EB0DA7"/>
     <w:pPr>
       <w:keepNext/>
       <w:keepLines/>
@@ -1725,7 +1412,7 @@
     <w:semiHidden/>
     <w:unhideWhenUsed/>
     <w:qFormat/>
-    <w:rsid w:val="00831C1B"/>
+    <w:rsid w:val="00EB0DA7"/>
     <w:pPr>
       <w:keepNext/>
       <w:keepLines/>
@@ -1748,7 +1435,7 @@
     <w:semiHidden/>
     <w:unhideWhenUsed/>
     <w:qFormat/>
-    <w:rsid w:val="00831C1B"/>
+    <w:rsid w:val="00EB0DA7"/>
     <w:pPr>
       <w:keepNext/>
       <w:keepLines/>
@@ -1769,7 +1456,7 @@
     <w:semiHidden/>
     <w:unhideWhenUsed/>
     <w:qFormat/>
-    <w:rsid w:val="00831C1B"/>
+    <w:rsid w:val="00EB0DA7"/>
     <w:pPr>
       <w:keepNext/>
       <w:keepLines/>
@@ -1792,7 +1479,7 @@
     <w:semiHidden/>
     <w:unhideWhenUsed/>
     <w:qFormat/>
-    <w:rsid w:val="00831C1B"/>
+    <w:rsid w:val="00EB0DA7"/>
     <w:pPr>
       <w:keepNext/>
       <w:keepLines/>
@@ -1836,7 +1523,7 @@
     <w:basedOn w:val="DefaultParagraphFont"/>
     <w:link w:val="Heading1"/>
     <w:uiPriority w:val="9"/>
-    <w:rsid w:val="00831C1B"/>
+    <w:rsid w:val="00EB0DA7"/>
     <w:rPr>
       <w:rFonts w:asciiTheme="majorHAnsi" w:eastAsiaTheme="majorEastAsia" w:hAnsiTheme="majorHAnsi" w:cstheme="majorBidi"/>
       <w:color w:val="0F4761" w:themeColor="accent1" w:themeShade="BF"/>
@@ -1850,7 +1537,7 @@
     <w:link w:val="Heading2"/>
     <w:uiPriority w:val="9"/>
     <w:semiHidden/>
-    <w:rsid w:val="00831C1B"/>
+    <w:rsid w:val="00EB0DA7"/>
     <w:rPr>
       <w:rFonts w:asciiTheme="majorHAnsi" w:eastAsiaTheme="majorEastAsia" w:hAnsiTheme="majorHAnsi" w:cstheme="majorBidi"/>
       <w:color w:val="0F4761" w:themeColor="accent1" w:themeShade="BF"/>
@@ -1864,7 +1551,7 @@
     <w:link w:val="Heading3"/>
     <w:uiPriority w:val="9"/>
     <w:semiHidden/>
-    <w:rsid w:val="00831C1B"/>
+    <w:rsid w:val="00EB0DA7"/>
     <w:rPr>
       <w:rFonts w:eastAsiaTheme="majorEastAsia" w:cstheme="majorBidi"/>
       <w:color w:val="0F4761" w:themeColor="accent1" w:themeShade="BF"/>
@@ -1878,7 +1565,7 @@
     <w:link w:val="Heading4"/>
     <w:uiPriority w:val="9"/>
     <w:semiHidden/>
-    <w:rsid w:val="00831C1B"/>
+    <w:rsid w:val="00EB0DA7"/>
     <w:rPr>
       <w:rFonts w:eastAsiaTheme="majorEastAsia" w:cstheme="majorBidi"/>
       <w:i/>
@@ -1892,7 +1579,7 @@
     <w:link w:val="Heading5"/>
     <w:uiPriority w:val="9"/>
     <w:semiHidden/>
-    <w:rsid w:val="00831C1B"/>
+    <w:rsid w:val="00EB0DA7"/>
     <w:rPr>
       <w:rFonts w:eastAsiaTheme="majorEastAsia" w:cstheme="majorBidi"/>
       <w:color w:val="0F4761" w:themeColor="accent1" w:themeShade="BF"/>
@@ -1904,7 +1591,7 @@
     <w:link w:val="Heading6"/>
     <w:uiPriority w:val="9"/>
     <w:semiHidden/>
-    <w:rsid w:val="00831C1B"/>
+    <w:rsid w:val="00EB0DA7"/>
     <w:rPr>
       <w:rFonts w:eastAsiaTheme="majorEastAsia" w:cstheme="majorBidi"/>
       <w:i/>
@@ -1918,7 +1605,7 @@
     <w:link w:val="Heading7"/>
     <w:uiPriority w:val="9"/>
     <w:semiHidden/>
-    <w:rsid w:val="00831C1B"/>
+    <w:rsid w:val="00EB0DA7"/>
     <w:rPr>
       <w:rFonts w:eastAsiaTheme="majorEastAsia" w:cstheme="majorBidi"/>
       <w:color w:val="595959" w:themeColor="text1" w:themeTint="A6"/>
@@ -1930,7 +1617,7 @@
     <w:link w:val="Heading8"/>
     <w:uiPriority w:val="9"/>
     <w:semiHidden/>
-    <w:rsid w:val="00831C1B"/>
+    <w:rsid w:val="00EB0DA7"/>
     <w:rPr>
       <w:rFonts w:eastAsiaTheme="majorEastAsia" w:cstheme="majorBidi"/>
       <w:i/>
@@ -1944,7 +1631,7 @@
     <w:link w:val="Heading9"/>
     <w:uiPriority w:val="9"/>
     <w:semiHidden/>
-    <w:rsid w:val="00831C1B"/>
+    <w:rsid w:val="00EB0DA7"/>
     <w:rPr>
       <w:rFonts w:eastAsiaTheme="majorEastAsia" w:cstheme="majorBidi"/>
       <w:color w:val="272727" w:themeColor="text1" w:themeTint="D8"/>
@@ -1957,7 +1644,7 @@
     <w:link w:val="TitleChar"/>
     <w:uiPriority w:val="10"/>
     <w:qFormat/>
-    <w:rsid w:val="00831C1B"/>
+    <w:rsid w:val="00EB0DA7"/>
     <w:pPr>
       <w:spacing w:after="80" w:line="240" w:lineRule="auto"/>
       <w:contextualSpacing/>
@@ -1975,7 +1662,7 @@
     <w:basedOn w:val="DefaultParagraphFont"/>
     <w:link w:val="Title"/>
     <w:uiPriority w:val="10"/>
-    <w:rsid w:val="00831C1B"/>
+    <w:rsid w:val="00EB0DA7"/>
     <w:rPr>
       <w:rFonts w:asciiTheme="majorHAnsi" w:eastAsiaTheme="majorEastAsia" w:hAnsiTheme="majorHAnsi" w:cstheme="majorBidi"/>
       <w:spacing w:val="-10"/>
@@ -1991,7 +1678,7 @@
     <w:link w:val="SubtitleChar"/>
     <w:uiPriority w:val="11"/>
     <w:qFormat/>
-    <w:rsid w:val="00831C1B"/>
+    <w:rsid w:val="00EB0DA7"/>
     <w:pPr>
       <w:numPr>
         <w:ilvl w:val="1"/>
@@ -2010,7 +1697,7 @@
     <w:basedOn w:val="DefaultParagraphFont"/>
     <w:link w:val="Subtitle"/>
     <w:uiPriority w:val="11"/>
-    <w:rsid w:val="00831C1B"/>
+    <w:rsid w:val="00EB0DA7"/>
     <w:rPr>
       <w:rFonts w:eastAsiaTheme="majorEastAsia" w:cstheme="majorBidi"/>
       <w:color w:val="595959" w:themeColor="text1" w:themeTint="A6"/>
@@ -2026,7 +1713,7 @@
     <w:link w:val="QuoteChar"/>
     <w:uiPriority w:val="29"/>
     <w:qFormat/>
-    <w:rsid w:val="00831C1B"/>
+    <w:rsid w:val="00EB0DA7"/>
     <w:pPr>
       <w:spacing w:before="160"/>
       <w:jc w:val="center"/>
@@ -2042,7 +1729,7 @@
     <w:basedOn w:val="DefaultParagraphFont"/>
     <w:link w:val="Quote"/>
     <w:uiPriority w:val="29"/>
-    <w:rsid w:val="00831C1B"/>
+    <w:rsid w:val="00EB0DA7"/>
     <w:rPr>
       <w:i/>
       <w:iCs/>
@@ -2054,7 +1741,7 @@
     <w:basedOn w:val="Normal"/>
     <w:uiPriority w:val="34"/>
     <w:qFormat/>
-    <w:rsid w:val="00831C1B"/>
+    <w:rsid w:val="00EB0DA7"/>
     <w:pPr>
       <w:ind w:left="720"/>
       <w:contextualSpacing/>
@@ -2065,7 +1752,7 @@
     <w:basedOn w:val="DefaultParagraphFont"/>
     <w:uiPriority w:val="21"/>
     <w:qFormat/>
-    <w:rsid w:val="00831C1B"/>
+    <w:rsid w:val="00EB0DA7"/>
     <w:rPr>
       <w:i/>
       <w:iCs/>
@@ -2079,7 +1766,7 @@
     <w:link w:val="IntenseQuoteChar"/>
     <w:uiPriority w:val="30"/>
     <w:qFormat/>
-    <w:rsid w:val="00831C1B"/>
+    <w:rsid w:val="00EB0DA7"/>
     <w:pPr>
       <w:pBdr>
         <w:top w:val="single" w:sz="4" w:space="10" w:color="0F4761" w:themeColor="accent1" w:themeShade="BF"/>
@@ -2100,7 +1787,7 @@
     <w:basedOn w:val="DefaultParagraphFont"/>
     <w:link w:val="IntenseQuote"/>
     <w:uiPriority w:val="30"/>
-    <w:rsid w:val="00831C1B"/>
+    <w:rsid w:val="00EB0DA7"/>
     <w:rPr>
       <w:i/>
       <w:iCs/>
@@ -2112,36 +1799,13 @@
     <w:basedOn w:val="DefaultParagraphFont"/>
     <w:uiPriority w:val="32"/>
     <w:qFormat/>
-    <w:rsid w:val="00831C1B"/>
+    <w:rsid w:val="00EB0DA7"/>
     <w:rPr>
       <w:b/>
       <w:bCs/>
       <w:smallCaps/>
       <w:color w:val="0F4761" w:themeColor="accent1" w:themeShade="BF"/>
       <w:spacing w:val="5"/>
-    </w:rPr>
-  </w:style>
-  <w:style w:type="character" w:styleId="Hyperlink">
-    <w:name w:val="Hyperlink"/>
-    <w:basedOn w:val="DefaultParagraphFont"/>
-    <w:uiPriority w:val="99"/>
-    <w:unhideWhenUsed/>
-    <w:rsid w:val="00CE7BDC"/>
-    <w:rPr>
-      <w:color w:val="467886" w:themeColor="hyperlink"/>
-      <w:u w:val="single"/>
-    </w:rPr>
-  </w:style>
-  <w:style w:type="character" w:styleId="UnresolvedMention">
-    <w:name w:val="Unresolved Mention"/>
-    <w:basedOn w:val="DefaultParagraphFont"/>
-    <w:uiPriority w:val="99"/>
-    <w:semiHidden/>
-    <w:unhideWhenUsed/>
-    <w:rsid w:val="00CE7BDC"/>
-    <w:rPr>
-      <w:color w:val="605E5C"/>
-      <w:shd w:val="clear" w:color="auto" w:fill="E1DFDD"/>
     </w:rPr>
   </w:style>
 </w:styles>

--- a/.docu/Construcció del graf.docx
+++ b/.docu/Construcció del graf.docx
@@ -1,6 +1,6 @@
 
 <file path=word/document.xml><?xml version="1.0" encoding="utf-8"?>
-<w:document xmlns:wpc="http://schemas.microsoft.com/office/word/2010/wordprocessingCanvas" xmlns:cx="http://schemas.microsoft.com/office/drawing/2014/chartex" xmlns:cx1="http://schemas.microsoft.com/office/drawing/2015/9/8/chartex" xmlns:cx2="http://schemas.microsoft.com/office/drawing/2015/10/21/chartex" xmlns:cx3="http://schemas.microsoft.com/office/drawing/2016/5/9/chartex" xmlns:cx4="http://schemas.microsoft.com/office/drawing/2016/5/10/chartex" xmlns:cx5="http://schemas.microsoft.com/office/drawing/2016/5/11/chartex" xmlns:cx6="http://schemas.microsoft.com/office/drawing/2016/5/12/chartex" xmlns:cx7="http://schemas.microsoft.com/office/drawing/2016/5/13/chartex" xmlns:cx8="http://schemas.microsoft.com/office/drawing/2016/5/14/chartex" xmlns:mc="http://schemas.openxmlformats.org/markup-compatibility/2006" xmlns:m="http://schemas.openxmlformats.org/officeDocument/2006/math" xmlns:aink="http://schemas.microsoft.com/office/drawing/2016/ink" xmlns:am3d="http://schemas.microsoft.com/office/drawing/2017/model3d" xmlns:oel="http://schemas.microsoft.com/office/2019/extlst" xmlns:r="http://schemas.openxmlformats.org/officeDocument/2006/relationships" xmlns:wp14="http://schemas.microsoft.com/office/word/2010/wordprocessingDrawing" xmlns:wp="http://schemas.openxmlformats.org/drawingml/2006/wordprocessingDrawing" xmlns:wpg="http://schemas.microsoft.com/office/word/2010/wordprocessingGroup" xmlns:wpi="http://schemas.microsoft.com/office/word/2010/wordprocessingInk" xmlns:wps="http://schemas.microsoft.com/office/word/2010/wordprocessingShape" xmlns:o="urn:schemas-microsoft-com:office:office" xmlns:v="urn:schemas-microsoft-com:vml" xmlns:w10="urn:schemas-microsoft-com:office:word" xmlns:w="http://schemas.openxmlformats.org/wordprocessingml/2006/main" xmlns:w14="http://schemas.microsoft.com/office/word/2010/wordml" xmlns:w15="http://schemas.microsoft.com/office/word/2012/wordml" xmlns:w16cex="http://schemas.microsoft.com/office/word/2018/wordml/cex" xmlns:w16cid="http://schemas.microsoft.com/office/word/2016/wordml/cid" xmlns:w16="http://schemas.microsoft.com/office/word/2018/wordml" xmlns:w16sdtdh="http://schemas.microsoft.com/office/word/2020/wordml/sdtdatahash" xmlns:w16sdtfl="http://schemas.microsoft.com/office/word/2024/wordml/sdtformatlock" xmlns:w16se="http://schemas.microsoft.com/office/word/2015/wordml/symex" xmlns:w16du="http://schemas.microsoft.com/office/word/2023/wordml/word16du" xmlns:wne="http://schemas.microsoft.com/office/word/2006/wordml" mc:Ignorable="w14 w15 w16se w16cid w16 w16cex w16sdtdh w16sdtfl w16du wp14">
+<w:document xmlns:wpc="http://schemas.microsoft.com/office/word/2010/wordprocessingCanvas" xmlns:cx="http://schemas.microsoft.com/office/drawing/2014/chartex" xmlns:cx1="http://schemas.microsoft.com/office/drawing/2015/9/8/chartex" xmlns:cx2="http://schemas.microsoft.com/office/drawing/2015/10/21/chartex" xmlns:cx3="http://schemas.microsoft.com/office/drawing/2016/5/9/chartex" xmlns:cx4="http://schemas.microsoft.com/office/drawing/2016/5/10/chartex" xmlns:cx5="http://schemas.microsoft.com/office/drawing/2016/5/11/chartex" xmlns:cx6="http://schemas.microsoft.com/office/drawing/2016/5/12/chartex" xmlns:cx7="http://schemas.microsoft.com/office/drawing/2016/5/13/chartex" xmlns:cx8="http://schemas.microsoft.com/office/drawing/2016/5/14/chartex" xmlns:mc="http://schemas.openxmlformats.org/markup-compatibility/2006" xmlns:m="http://schemas.openxmlformats.org/officeDocument/2006/math" xmlns:aink="http://schemas.microsoft.com/office/drawing/2016/ink" xmlns:am3d="http://schemas.microsoft.com/office/drawing/2017/model3d" xmlns:oel="http://schemas.microsoft.com/office/2019/extlst" xmlns:r="http://schemas.openxmlformats.org/officeDocument/2006/relationships" xmlns:wp14="http://schemas.microsoft.com/office/word/2010/wordprocessingDrawing" xmlns:wp="http://schemas.openxmlformats.org/drawingml/2006/wordprocessingDrawing" xmlns:wpg="http://schemas.microsoft.com/office/word/2010/wordprocessingGroup" xmlns:wpi="http://schemas.microsoft.com/office/word/2010/wordprocessingInk" xmlns:wps="http://schemas.microsoft.com/office/word/2010/wordprocessingShape" xmlns:o="urn:schemas-microsoft-com:office:office" xmlns:v="urn:schemas-microsoft-com:vml" xmlns:w10="urn:schemas-microsoft-com:office:word" xmlns:w="http://schemas.openxmlformats.org/wordprocessingml/2006/main" xmlns:w14="http://schemas.microsoft.com/office/word/2010/wordml" xmlns:w15="http://schemas.microsoft.com/office/word/2012/wordml" xmlns:w16cei="http://schemas.microsoft.com/office/word/2026/wordml/cei" xmlns:w16cex="http://schemas.microsoft.com/office/word/2018/wordml/cex" xmlns:w16cid="http://schemas.microsoft.com/office/word/2016/wordml/cid" xmlns:w16="http://schemas.microsoft.com/office/word/2018/wordml" xmlns:w16sdtdh="http://schemas.microsoft.com/office/word/2020/wordml/sdtdatahash" xmlns:w16sdtfl="http://schemas.microsoft.com/office/word/2024/wordml/sdtformatlock" xmlns:w16se="http://schemas.microsoft.com/office/word/2015/wordml/symex" xmlns:w16du="http://schemas.microsoft.com/office/word/2023/wordml/word16du" xmlns:wne="http://schemas.microsoft.com/office/word/2006/wordml" mc:Ignorable="w14 w15 w16se w16cid w16 w16cex w16sdtdh w16sdtfl w16du wp14">
   <w:body>
     <w:p>
       <w:pPr>
@@ -131,43 +131,7 @@
         <w:rPr>
           <w:rFonts w:ascii="Arial" w:hAnsi="Arial" w:cs="Arial"/>
         </w:rPr>
-        <w:t xml:space="preserve">Amb això hem vist que, tot i que els fitxers contenen dades del metro, l’autobús i la línia de funicular de Montjuïc, </w:t>
-      </w:r>
-      <w:r>
-        <w:rPr>
-          <w:rFonts w:ascii="Arial" w:hAnsi="Arial" w:cs="Arial"/>
-        </w:rPr>
-        <w:t>al fitxer \texttt{transfers} no</w:t>
-      </w:r>
-      <w:r>
-        <w:rPr>
-          <w:rFonts w:ascii="Arial" w:hAnsi="Arial" w:cs="Arial"/>
-        </w:rPr>
-        <w:t xml:space="preserve"> hi consten </w:t>
-      </w:r>
-      <w:r>
-        <w:rPr>
-          <w:rFonts w:ascii="Arial" w:hAnsi="Arial" w:cs="Arial"/>
-        </w:rPr>
-        <w:t>connexion</w:t>
-      </w:r>
-      <w:r>
-        <w:rPr>
-          <w:rFonts w:ascii="Arial" w:hAnsi="Arial" w:cs="Arial"/>
-        </w:rPr>
-        <w:t>s de</w:t>
-      </w:r>
-      <w:r>
-        <w:rPr>
-          <w:rFonts w:ascii="Arial" w:hAnsi="Arial" w:cs="Arial"/>
-        </w:rPr>
-        <w:t xml:space="preserve"> l’autobús</w:t>
-      </w:r>
-      <w:r>
-        <w:rPr>
-          <w:rFonts w:ascii="Arial" w:hAnsi="Arial" w:cs="Arial"/>
-        </w:rPr>
-        <w:t xml:space="preserve">. És per això que en aquest treball només considerarem els mitjans de transport del metro i el funicular. </w:t>
+        <w:t xml:space="preserve">Amb això hem vist que, tot i que els fitxers contenen dades del metro, l’autobús i la línia de funicular de Montjuïc, al fitxer \texttt{transfers} no hi consten connexions de l’autobús. És per això que en aquest treball només considerarem els mitjans de transport del metro i el funicular. </w:t>
       </w:r>
     </w:p>
     <w:p>
@@ -600,49 +564,366 @@
         <w:rPr>
           <w:rFonts w:ascii="Arial" w:hAnsi="Arial" w:cs="Arial"/>
         </w:rPr>
-        <w:t xml:space="preserve">Per decidir-ho ens basarem en els resultats obtinguts dels fitxers \texttt{.py}, </w:t>
-      </w:r>
-      <w:r>
-        <w:rPr>
-          <w:rFonts w:ascii="Arial" w:hAnsi="Arial" w:cs="Arial"/>
-        </w:rPr>
-        <w:t xml:space="preserve">\texttt{.py} </w:t>
-      </w:r>
-      <w:r>
-        <w:rPr>
-          <w:rFonts w:ascii="Arial" w:hAnsi="Arial" w:cs="Arial"/>
-        </w:rPr>
-        <w:t xml:space="preserve">i </w:t>
-      </w:r>
-      <w:r>
-        <w:rPr>
-          <w:rFonts w:ascii="Arial" w:hAnsi="Arial" w:cs="Arial"/>
-        </w:rPr>
-        <w:t xml:space="preserve">\texttt{.py} </w:t>
-      </w:r>
-      <w:r>
-        <w:rPr>
-          <w:rFonts w:ascii="Arial" w:hAnsi="Arial" w:cs="Arial"/>
-        </w:rPr>
-        <w:t xml:space="preserve">al directori </w:t>
-      </w:r>
-      <w:r>
-        <w:rPr>
-          <w:rFonts w:ascii="Arial" w:hAnsi="Arial" w:cs="Arial"/>
-        </w:rPr>
-        <w:t>\texttt{data\_validation/</w:t>
-      </w:r>
-      <w:r>
-        <w:rPr>
-          <w:rFonts w:ascii="Arial" w:hAnsi="Arial" w:cs="Arial"/>
-        </w:rPr>
-        <w:t>analysis</w:t>
-      </w:r>
-      <w:r>
-        <w:rPr>
-          <w:rFonts w:ascii="Arial" w:hAnsi="Arial" w:cs="Arial"/>
-        </w:rPr>
-        <w:t>}</w:t>
+        <w:t>Per decidir</w:t>
+      </w:r>
+      <w:r>
+        <w:rPr>
+          <w:rFonts w:ascii="Arial" w:hAnsi="Arial" w:cs="Arial"/>
+        </w:rPr>
+        <w:t xml:space="preserve"> aquests aspectes</w:t>
+      </w:r>
+      <w:r>
+        <w:rPr>
+          <w:rFonts w:ascii="Arial" w:hAnsi="Arial" w:cs="Arial"/>
+        </w:rPr>
+        <w:t xml:space="preserve"> ens basarem en els resultats obtinguts dels fitxers \texttt{</w:t>
+      </w:r>
+      <w:r>
+        <w:rPr>
+          <w:rFonts w:ascii="Arial" w:hAnsi="Arial" w:cs="Arial"/>
+        </w:rPr>
+        <w:t>directional_asymmetry</w:t>
+      </w:r>
+      <w:r>
+        <w:rPr>
+          <w:rFonts w:ascii="Arial" w:hAnsi="Arial" w:cs="Arial"/>
+        </w:rPr>
+        <w:t>.py}, \texttt{</w:t>
+      </w:r>
+      <w:r>
+        <w:rPr>
+          <w:rFonts w:ascii="Arial" w:hAnsi="Arial" w:cs="Arial"/>
+        </w:rPr>
+        <w:t>shared_platforms</w:t>
+      </w:r>
+      <w:r>
+        <w:rPr>
+          <w:rFonts w:ascii="Arial" w:hAnsi="Arial" w:cs="Arial"/>
+        </w:rPr>
+        <w:t>.py} i \texttt{</w:t>
+      </w:r>
+      <w:r>
+        <w:rPr>
+          <w:rFonts w:ascii="Arial" w:hAnsi="Arial" w:cs="Arial"/>
+        </w:rPr>
+        <w:t>edge_weight_validation</w:t>
+      </w:r>
+      <w:r>
+        <w:rPr>
+          <w:rFonts w:ascii="Arial" w:hAnsi="Arial" w:cs="Arial"/>
+        </w:rPr>
+        <w:t xml:space="preserve">.py} </w:t>
+      </w:r>
+      <w:r>
+        <w:rPr>
+          <w:rFonts w:ascii="Arial" w:hAnsi="Arial" w:cs="Arial"/>
+        </w:rPr>
+        <w:t>de</w:t>
+      </w:r>
+      <w:r>
+        <w:rPr>
+          <w:rFonts w:ascii="Arial" w:hAnsi="Arial" w:cs="Arial"/>
+        </w:rPr>
+        <w:t>l directori \texttt{data\_validation/analysis}</w:t>
+      </w:r>
+      <w:r>
+        <w:rPr>
+          <w:rFonts w:ascii="Arial" w:hAnsi="Arial" w:cs="Arial"/>
+        </w:rPr>
+        <w:t>.</w:t>
+      </w:r>
+    </w:p>
+    <w:p>
+      <w:pPr>
+        <w:rPr>
+          <w:rFonts w:ascii="Arial" w:hAnsi="Arial" w:cs="Arial"/>
+        </w:rPr>
+      </w:pPr>
+      <w:r>
+        <w:rPr>
+          <w:rFonts w:ascii="Arial" w:hAnsi="Arial" w:cs="Arial"/>
+        </w:rPr>
+        <w:t xml:space="preserve">Els dos primers tenen resultats complementaris, així que els explicarem alhora. </w:t>
+      </w:r>
+    </w:p>
+    <w:p>
+      <w:pPr>
+        <w:rPr>
+          <w:rFonts w:ascii="Arial" w:hAnsi="Arial" w:cs="Arial"/>
+        </w:rPr>
+      </w:pPr>
+      <w:r>
+        <w:rPr>
+          <w:rFonts w:ascii="Arial" w:hAnsi="Arial" w:cs="Arial"/>
+        </w:rPr>
+        <w:t>Per determinar si el nostre graf ha de tenir arestes o arcs (graf no dirigit o dirigit, respectivament), per cada parell d’andanes consecutives en una línia i per cada sentit s’ha calculat la mitjana</w:t>
+      </w:r>
+      <w:r>
+        <w:rPr>
+          <w:rFonts w:ascii="Arial" w:hAnsi="Arial" w:cs="Arial"/>
+        </w:rPr>
+        <w:t xml:space="preserve"> del temps</w:t>
+      </w:r>
+      <w:r>
+        <w:rPr>
+          <w:rFonts w:ascii="Arial" w:hAnsi="Arial" w:cs="Arial"/>
+        </w:rPr>
+        <w:t xml:space="preserve"> de tots els viatges presents a \texttt{stop\_times}. </w:t>
+      </w:r>
+    </w:p>
+    <w:p>
+      <w:pPr>
+        <w:rPr>
+          <w:rFonts w:ascii="Arial" w:hAnsi="Arial" w:cs="Arial"/>
+        </w:rPr>
+      </w:pPr>
+      <w:r>
+        <w:rPr>
+          <w:rFonts w:ascii="Arial" w:hAnsi="Arial" w:cs="Arial"/>
+        </w:rPr>
+        <w:lastRenderedPageBreak/>
+        <w:t>Similarment, per determinar si és necessari fer arestes diferents per cada línia en el tram que comparteixen andanes</w:t>
+      </w:r>
+      <w:r>
+        <w:rPr>
+          <w:rFonts w:ascii="Arial" w:hAnsi="Arial" w:cs="Arial"/>
+        </w:rPr>
+        <w:t xml:space="preserve"> les línies L9 i L10 (veure parades concretes a la Taula~\ref{</w:t>
+      </w:r>
+      <w:r>
+        <w:rPr>
+          <w:rFonts w:ascii="Arial" w:hAnsi="Arial" w:cs="Arial"/>
+        </w:rPr>
+        <w:t>tab:shared-platforms</w:t>
+      </w:r>
+      <w:r>
+        <w:rPr>
+          <w:rFonts w:ascii="Arial" w:hAnsi="Arial" w:cs="Arial"/>
+        </w:rPr>
+        <w:t xml:space="preserve">}), per </w:t>
+      </w:r>
+      <w:r>
+        <w:rPr>
+          <w:rFonts w:ascii="Arial" w:hAnsi="Arial" w:cs="Arial"/>
+        </w:rPr>
+        <w:t xml:space="preserve">cada parell </w:t>
+      </w:r>
+      <w:r>
+        <w:rPr>
+          <w:rFonts w:ascii="Arial" w:hAnsi="Arial" w:cs="Arial"/>
+        </w:rPr>
+        <w:t>contigu s’ha calculat la mitjana del temps de tots els viatges presents a \texttt{stop\_times}.</w:t>
+      </w:r>
+    </w:p>
+    <w:p>
+      <w:pPr>
+        <w:rPr>
+          <w:rFonts w:ascii="Arial" w:hAnsi="Arial" w:cs="Arial"/>
+        </w:rPr>
+      </w:pPr>
+      <w:r>
+        <w:rPr>
+          <w:rFonts w:ascii="Arial" w:hAnsi="Arial" w:cs="Arial"/>
+        </w:rPr>
+        <w:t>Respecte la primera qüestió, per les 5 parelles d’andanes amb més diferència de temps segons la direcció del trajecte hem obtingut un desajust de més de 30s. Indicant, clarament, que necessitem un graf dirigit</w:t>
+      </w:r>
+      <w:r>
+        <w:rPr>
+          <w:rFonts w:ascii="Arial" w:hAnsi="Arial" w:cs="Arial"/>
+        </w:rPr>
+        <w:t xml:space="preserve"> per no silenciar aquestes tendències al model. </w:t>
+      </w:r>
+    </w:p>
+    <w:p>
+      <w:pPr>
+        <w:rPr>
+          <w:rFonts w:ascii="Arial" w:hAnsi="Arial" w:cs="Arial"/>
+        </w:rPr>
+      </w:pPr>
+      <w:r>
+        <w:rPr>
+          <w:rFonts w:ascii="Arial" w:hAnsi="Arial" w:cs="Arial"/>
+        </w:rPr>
+        <w:t xml:space="preserve">Respecte la segona qüestió, només tenim un cas en el que el desajust arriba a més d’un segon, i per tant, l’únic rellevant per nosaltres. Concretament diferència és de 2.82s. </w:t>
+      </w:r>
+    </w:p>
+    <w:p>
+      <w:pPr>
+        <w:rPr>
+          <w:rFonts w:ascii="Arial" w:hAnsi="Arial" w:cs="Arial"/>
+        </w:rPr>
+      </w:pPr>
+    </w:p>
+    <w:p>
+      <w:pPr>
+        <w:rPr>
+          <w:rFonts w:ascii="Arial" w:hAnsi="Arial" w:cs="Arial"/>
+        </w:rPr>
+      </w:pPr>
+    </w:p>
+    <w:p>
+      <w:pPr>
+        <w:rPr>
+          <w:rFonts w:ascii="Arial" w:hAnsi="Arial" w:cs="Arial"/>
+        </w:rPr>
+      </w:pPr>
+      <w:r>
+        <w:rPr>
+          <w:rFonts w:ascii="Arial" w:hAnsi="Arial" w:cs="Arial"/>
+        </w:rPr>
+        <w:t xml:space="preserve">En conclusió, l'ús de pesos constants no només simplifica la construcció del graf i l'aplicació dels algoritmes de camí mínim, sinó que també constitueix una aproximació fidel al comportament de la xarxa. En particular, la mitjana dels temps observats proporciona un pes estàtic representatiu per al </w:t>
+      </w:r>
+      <m:oMath>
+        <m:r>
+          <w:rPr>
+            <w:rFonts w:ascii="Cambria Math" w:hAnsi="Cambria Math" w:cs="Arial"/>
+          </w:rPr>
+          <m:t xml:space="preserve">92,2% </m:t>
+        </m:r>
+      </m:oMath>
+      <w:r>
+        <w:rPr>
+          <w:rFonts w:ascii="Arial" w:hAnsi="Arial" w:cs="Arial"/>
+        </w:rPr>
+        <w:t>de les arestes \textbf{SW}, motiu pel qual s'adopta com a criteri de ponderació en aquest treball.</w:t>
+      </w:r>
+    </w:p>
+    <w:p>
+      <w:pPr>
+        <w:rPr>
+          <w:rFonts w:ascii="Arial" w:hAnsi="Arial" w:cs="Arial"/>
+        </w:rPr>
+      </w:pPr>
+      <w:r>
+        <w:rPr>
+          <w:rFonts w:ascii="Arial" w:hAnsi="Arial" w:cs="Arial"/>
+        </w:rPr>
+        <w:t xml:space="preserve">Llavors, no només posar pesos constants i establir-los com la mitjana ens serveix per simplificar el problema, sinó que a més hem demostrat que és el més coherent i representatiu pel 92.2% dels vèrtexs afectats. </w:t>
+      </w:r>
+    </w:p>
+    <w:p>
+      <w:pPr>
+        <w:rPr>
+          <w:rFonts w:ascii="Arial" w:hAnsi="Arial" w:cs="Arial"/>
+        </w:rPr>
+      </w:pPr>
+      <w:r>
+        <w:rPr>
+          <w:rFonts w:ascii="Arial" w:hAnsi="Arial" w:cs="Arial"/>
+        </w:rPr>
+        <w:t>Per tant, decisions com posar pesos constants i establir-los com la mitjana amb l’objectiu de simplificar el problema han quedat justificades com les millor opcions</w:t>
+      </w:r>
+    </w:p>
+    <w:p>
+      <w:pPr>
+        <w:rPr>
+          <w:rFonts w:ascii="Arial" w:hAnsi="Arial" w:cs="Arial"/>
+        </w:rPr>
+      </w:pPr>
+      <w:r>
+        <w:rPr>
+          <w:rFonts w:ascii="Arial" w:hAnsi="Arial" w:cs="Arial"/>
+        </w:rPr>
+        <w:t xml:space="preserve">Amb això les nostres idees per simplificar el problema com posar pesos constants i establir-los com la mitjana </w:t>
+      </w:r>
+    </w:p>
+    <w:p>
+      <w:pPr>
+        <w:rPr>
+          <w:rFonts w:ascii="Arial" w:hAnsi="Arial" w:cs="Arial"/>
+        </w:rPr>
+      </w:pPr>
+      <w:r>
+        <w:rPr>
+          <w:rFonts w:ascii="Arial" w:hAnsi="Arial" w:cs="Arial"/>
+        </w:rPr>
+        <w:t xml:space="preserve"> hem vist que no només </w:t>
+      </w:r>
+    </w:p>
+    <w:p>
+      <w:pPr>
+        <w:rPr>
+          <w:rFonts w:ascii="Arial" w:hAnsi="Arial" w:cs="Arial"/>
+        </w:rPr>
+      </w:pPr>
+    </w:p>
+    <w:p>
+      <w:pPr>
+        <w:rPr>
+          <w:rFonts w:ascii="Arial" w:hAnsi="Arial" w:cs="Arial"/>
+        </w:rPr>
+      </w:pPr>
+    </w:p>
+    <w:p>
+      <w:pPr>
+        <w:rPr>
+          <w:rFonts w:ascii="Arial" w:hAnsi="Arial" w:cs="Arial"/>
+        </w:rPr>
+      </w:pPr>
+      <w:r>
+        <w:rPr>
+          <w:rFonts w:ascii="Arial" w:hAnsi="Arial" w:cs="Arial"/>
+        </w:rPr>
+        <w:t>RESULTAT FINAL</w:t>
+      </w:r>
+    </w:p>
+    <w:p>
+      <w:pPr>
+        <w:rPr>
+          <w:rFonts w:ascii="Arial" w:hAnsi="Arial" w:cs="Arial"/>
+        </w:rPr>
+      </w:pPr>
+      <w:r>
+        <w:rPr>
+          <w:rFonts w:ascii="Arial" w:hAnsi="Arial" w:cs="Arial"/>
+        </w:rPr>
+        <w:t>M</w:t>
+      </w:r>
+      <w:r>
+        <w:rPr>
+          <w:rFonts w:ascii="Arial" w:hAnsi="Arial" w:cs="Arial"/>
+        </w:rPr>
+        <w:t>apa</w:t>
+      </w:r>
+    </w:p>
+    <w:p>
+      <w:pPr>
+        <w:rPr>
+          <w:rFonts w:ascii="Arial" w:hAnsi="Arial" w:cs="Arial"/>
+        </w:rPr>
+      </w:pPr>
+      <w:r>
+        <w:rPr>
+          <w:rFonts w:ascii="Arial" w:hAnsi="Arial" w:cs="Arial"/>
+        </w:rPr>
+        <w:t>Hipòtesis??</w:t>
+      </w:r>
+    </w:p>
+    <w:p>
+      <w:pPr>
+        <w:rPr>
+          <w:rFonts w:ascii="Arial" w:hAnsi="Arial" w:cs="Arial"/>
+        </w:rPr>
+      </w:pPr>
+    </w:p>
+    <w:p>
+      <w:pPr>
+        <w:rPr>
+          <w:rFonts w:ascii="Arial" w:hAnsi="Arial" w:cs="Arial"/>
+        </w:rPr>
+      </w:pPr>
+    </w:p>
+    <w:p>
+      <w:pPr>
+        <w:rPr>
+          <w:rFonts w:ascii="Arial" w:hAnsi="Arial" w:cs="Arial"/>
+        </w:rPr>
+      </w:pPr>
+      <w:r>
+        <w:rPr>
+          <w:rFonts w:ascii="Arial" w:hAnsi="Arial" w:cs="Arial"/>
+        </w:rPr>
+        <w:t xml:space="preserve"> </w:t>
       </w:r>
     </w:p>
     <w:sectPr>
@@ -656,8 +937,306 @@
 </file>
 
 <file path=word/numbering.xml><?xml version="1.0" encoding="utf-8"?>
-<w:numbering xmlns:wpc="http://schemas.microsoft.com/office/word/2010/wordprocessingCanvas" xmlns:cx="http://schemas.microsoft.com/office/drawing/2014/chartex" xmlns:cx1="http://schemas.microsoft.com/office/drawing/2015/9/8/chartex" xmlns:cx2="http://schemas.microsoft.com/office/drawing/2015/10/21/chartex" xmlns:cx3="http://schemas.microsoft.com/office/drawing/2016/5/9/chartex" xmlns:cx4="http://schemas.microsoft.com/office/drawing/2016/5/10/chartex" xmlns:cx5="http://schemas.microsoft.com/office/drawing/2016/5/11/chartex" xmlns:cx6="http://schemas.microsoft.com/office/drawing/2016/5/12/chartex" xmlns:cx7="http://schemas.microsoft.com/office/drawing/2016/5/13/chartex" xmlns:cx8="http://schemas.microsoft.com/office/drawing/2016/5/14/chartex" xmlns:mc="http://schemas.openxmlformats.org/markup-compatibility/2006" xmlns:m="http://schemas.openxmlformats.org/officeDocument/2006/math" xmlns:aink="http://schemas.microsoft.com/office/drawing/2016/ink" xmlns:am3d="http://schemas.microsoft.com/office/drawing/2017/model3d" xmlns:oel="http://schemas.microsoft.com/office/2019/extlst" xmlns:r="http://schemas.openxmlformats.org/officeDocument/2006/relationships" xmlns:wp14="http://schemas.microsoft.com/office/word/2010/wordprocessingDrawing" xmlns:wp="http://schemas.openxmlformats.org/drawingml/2006/wordprocessingDrawing" xmlns:wpg="http://schemas.microsoft.com/office/word/2010/wordprocessingGroup" xmlns:wpi="http://schemas.microsoft.com/office/word/2010/wordprocessingInk" xmlns:wps="http://schemas.microsoft.com/office/word/2010/wordprocessingShape" xmlns:o="urn:schemas-microsoft-com:office:office" xmlns:v="urn:schemas-microsoft-com:vml" xmlns:w10="urn:schemas-microsoft-com:office:word" xmlns:w="http://schemas.openxmlformats.org/wordprocessingml/2006/main" xmlns:w14="http://schemas.microsoft.com/office/word/2010/wordml" xmlns:w15="http://schemas.microsoft.com/office/word/2012/wordml" xmlns:w16cex="http://schemas.microsoft.com/office/word/2018/wordml/cex" xmlns:w16cid="http://schemas.microsoft.com/office/word/2016/wordml/cid" xmlns:w16="http://schemas.microsoft.com/office/word/2018/wordml" xmlns:w16sdtdh="http://schemas.microsoft.com/office/word/2020/wordml/sdtdatahash" xmlns:w16sdtfl="http://schemas.microsoft.com/office/word/2024/wordml/sdtformatlock" xmlns:w16se="http://schemas.microsoft.com/office/word/2015/wordml/symex" xmlns:w16du="http://schemas.microsoft.com/office/word/2023/wordml/word16du" xmlns:wne="http://schemas.microsoft.com/office/word/2006/wordml" mc:Ignorable="w14 w15 w16se w16cid w16 w16cex w16sdtdh w16sdtfl w16du wp14">
+<w:numbering xmlns:wpc="http://schemas.microsoft.com/office/word/2010/wordprocessingCanvas" xmlns:cx="http://schemas.microsoft.com/office/drawing/2014/chartex" xmlns:cx1="http://schemas.microsoft.com/office/drawing/2015/9/8/chartex" xmlns:cx2="http://schemas.microsoft.com/office/drawing/2015/10/21/chartex" xmlns:cx3="http://schemas.microsoft.com/office/drawing/2016/5/9/chartex" xmlns:cx4="http://schemas.microsoft.com/office/drawing/2016/5/10/chartex" xmlns:cx5="http://schemas.microsoft.com/office/drawing/2016/5/11/chartex" xmlns:cx6="http://schemas.microsoft.com/office/drawing/2016/5/12/chartex" xmlns:cx7="http://schemas.microsoft.com/office/drawing/2016/5/13/chartex" xmlns:cx8="http://schemas.microsoft.com/office/drawing/2016/5/14/chartex" xmlns:mc="http://schemas.openxmlformats.org/markup-compatibility/2006" xmlns:m="http://schemas.openxmlformats.org/officeDocument/2006/math" xmlns:aink="http://schemas.microsoft.com/office/drawing/2016/ink" xmlns:am3d="http://schemas.microsoft.com/office/drawing/2017/model3d" xmlns:oel="http://schemas.microsoft.com/office/2019/extlst" xmlns:r="http://schemas.openxmlformats.org/officeDocument/2006/relationships" xmlns:wp14="http://schemas.microsoft.com/office/word/2010/wordprocessingDrawing" xmlns:wp="http://schemas.openxmlformats.org/drawingml/2006/wordprocessingDrawing" xmlns:wpg="http://schemas.microsoft.com/office/word/2010/wordprocessingGroup" xmlns:wpi="http://schemas.microsoft.com/office/word/2010/wordprocessingInk" xmlns:wps="http://schemas.microsoft.com/office/word/2010/wordprocessingShape" xmlns:o="urn:schemas-microsoft-com:office:office" xmlns:v="urn:schemas-microsoft-com:vml" xmlns:w10="urn:schemas-microsoft-com:office:word" xmlns:w="http://schemas.openxmlformats.org/wordprocessingml/2006/main" xmlns:w14="http://schemas.microsoft.com/office/word/2010/wordml" xmlns:w15="http://schemas.microsoft.com/office/word/2012/wordml" xmlns:w16cei="http://schemas.microsoft.com/office/word/2026/wordml/cei" xmlns:w16cex="http://schemas.microsoft.com/office/word/2018/wordml/cex" xmlns:w16cid="http://schemas.microsoft.com/office/word/2016/wordml/cid" xmlns:w16="http://schemas.microsoft.com/office/word/2018/wordml" xmlns:w16sdtdh="http://schemas.microsoft.com/office/word/2020/wordml/sdtdatahash" xmlns:w16sdtfl="http://schemas.microsoft.com/office/word/2024/wordml/sdtformatlock" xmlns:w16se="http://schemas.microsoft.com/office/word/2015/wordml/symex" xmlns:w16du="http://schemas.microsoft.com/office/word/2023/wordml/word16du" xmlns:wne="http://schemas.microsoft.com/office/word/2006/wordml" mc:Ignorable="w14 w15 w16se w16cid w16 w16cex w16sdtdh w16sdtfl w16du wp14">
   <w:abstractNum w:abstractNumId="0" w15:restartNumberingAfterBreak="0">
+    <w:nsid w:val="07421FB2"/>
+    <w:multiLevelType w:val="multilevel"/>
+    <w:tmpl w:val="2B2202D4"/>
+    <w:lvl w:ilvl="0">
+      <w:start w:val="1"/>
+      <w:numFmt w:val="bullet"/>
+      <w:lvlText w:val=""/>
+      <w:lvlJc w:val="left"/>
+      <w:pPr>
+        <w:tabs>
+          <w:tab w:val="num" w:pos="720"/>
+        </w:tabs>
+        <w:ind w:left="720" w:hanging="360"/>
+      </w:pPr>
+      <w:rPr>
+        <w:rFonts w:ascii="Symbol" w:hAnsi="Symbol" w:hint="default"/>
+        <w:sz w:val="20"/>
+      </w:rPr>
+    </w:lvl>
+    <w:lvl w:ilvl="1" w:tentative="1">
+      <w:start w:val="1"/>
+      <w:numFmt w:val="bullet"/>
+      <w:lvlText w:val="o"/>
+      <w:lvlJc w:val="left"/>
+      <w:pPr>
+        <w:tabs>
+          <w:tab w:val="num" w:pos="1440"/>
+        </w:tabs>
+        <w:ind w:left="1440" w:hanging="360"/>
+      </w:pPr>
+      <w:rPr>
+        <w:rFonts w:ascii="Courier New" w:hAnsi="Courier New" w:hint="default"/>
+        <w:sz w:val="20"/>
+      </w:rPr>
+    </w:lvl>
+    <w:lvl w:ilvl="2" w:tentative="1">
+      <w:start w:val="1"/>
+      <w:numFmt w:val="bullet"/>
+      <w:lvlText w:val=""/>
+      <w:lvlJc w:val="left"/>
+      <w:pPr>
+        <w:tabs>
+          <w:tab w:val="num" w:pos="2160"/>
+        </w:tabs>
+        <w:ind w:left="2160" w:hanging="360"/>
+      </w:pPr>
+      <w:rPr>
+        <w:rFonts w:ascii="Wingdings" w:hAnsi="Wingdings" w:hint="default"/>
+        <w:sz w:val="20"/>
+      </w:rPr>
+    </w:lvl>
+    <w:lvl w:ilvl="3" w:tentative="1">
+      <w:start w:val="1"/>
+      <w:numFmt w:val="bullet"/>
+      <w:lvlText w:val=""/>
+      <w:lvlJc w:val="left"/>
+      <w:pPr>
+        <w:tabs>
+          <w:tab w:val="num" w:pos="2880"/>
+        </w:tabs>
+        <w:ind w:left="2880" w:hanging="360"/>
+      </w:pPr>
+      <w:rPr>
+        <w:rFonts w:ascii="Wingdings" w:hAnsi="Wingdings" w:hint="default"/>
+        <w:sz w:val="20"/>
+      </w:rPr>
+    </w:lvl>
+    <w:lvl w:ilvl="4" w:tentative="1">
+      <w:start w:val="1"/>
+      <w:numFmt w:val="bullet"/>
+      <w:lvlText w:val=""/>
+      <w:lvlJc w:val="left"/>
+      <w:pPr>
+        <w:tabs>
+          <w:tab w:val="num" w:pos="3600"/>
+        </w:tabs>
+        <w:ind w:left="3600" w:hanging="360"/>
+      </w:pPr>
+      <w:rPr>
+        <w:rFonts w:ascii="Wingdings" w:hAnsi="Wingdings" w:hint="default"/>
+        <w:sz w:val="20"/>
+      </w:rPr>
+    </w:lvl>
+    <w:lvl w:ilvl="5" w:tentative="1">
+      <w:start w:val="1"/>
+      <w:numFmt w:val="bullet"/>
+      <w:lvlText w:val=""/>
+      <w:lvlJc w:val="left"/>
+      <w:pPr>
+        <w:tabs>
+          <w:tab w:val="num" w:pos="4320"/>
+        </w:tabs>
+        <w:ind w:left="4320" w:hanging="360"/>
+      </w:pPr>
+      <w:rPr>
+        <w:rFonts w:ascii="Wingdings" w:hAnsi="Wingdings" w:hint="default"/>
+        <w:sz w:val="20"/>
+      </w:rPr>
+    </w:lvl>
+    <w:lvl w:ilvl="6" w:tentative="1">
+      <w:start w:val="1"/>
+      <w:numFmt w:val="bullet"/>
+      <w:lvlText w:val=""/>
+      <w:lvlJc w:val="left"/>
+      <w:pPr>
+        <w:tabs>
+          <w:tab w:val="num" w:pos="5040"/>
+        </w:tabs>
+        <w:ind w:left="5040" w:hanging="360"/>
+      </w:pPr>
+      <w:rPr>
+        <w:rFonts w:ascii="Wingdings" w:hAnsi="Wingdings" w:hint="default"/>
+        <w:sz w:val="20"/>
+      </w:rPr>
+    </w:lvl>
+    <w:lvl w:ilvl="7" w:tentative="1">
+      <w:start w:val="1"/>
+      <w:numFmt w:val="bullet"/>
+      <w:lvlText w:val=""/>
+      <w:lvlJc w:val="left"/>
+      <w:pPr>
+        <w:tabs>
+          <w:tab w:val="num" w:pos="5760"/>
+        </w:tabs>
+        <w:ind w:left="5760" w:hanging="360"/>
+      </w:pPr>
+      <w:rPr>
+        <w:rFonts w:ascii="Wingdings" w:hAnsi="Wingdings" w:hint="default"/>
+        <w:sz w:val="20"/>
+      </w:rPr>
+    </w:lvl>
+    <w:lvl w:ilvl="8" w:tentative="1">
+      <w:start w:val="1"/>
+      <w:numFmt w:val="bullet"/>
+      <w:lvlText w:val=""/>
+      <w:lvlJc w:val="left"/>
+      <w:pPr>
+        <w:tabs>
+          <w:tab w:val="num" w:pos="6480"/>
+        </w:tabs>
+        <w:ind w:left="6480" w:hanging="360"/>
+      </w:pPr>
+      <w:rPr>
+        <w:rFonts w:ascii="Wingdings" w:hAnsi="Wingdings" w:hint="default"/>
+        <w:sz w:val="20"/>
+      </w:rPr>
+    </w:lvl>
+  </w:abstractNum>
+  <w:abstractNum w:abstractNumId="1" w15:restartNumberingAfterBreak="0">
+    <w:nsid w:val="186932FD"/>
+    <w:multiLevelType w:val="multilevel"/>
+    <w:tmpl w:val="B69C1A3E"/>
+    <w:lvl w:ilvl="0">
+      <w:start w:val="1"/>
+      <w:numFmt w:val="bullet"/>
+      <w:lvlText w:val=""/>
+      <w:lvlJc w:val="left"/>
+      <w:pPr>
+        <w:tabs>
+          <w:tab w:val="num" w:pos="720"/>
+        </w:tabs>
+        <w:ind w:left="720" w:hanging="360"/>
+      </w:pPr>
+      <w:rPr>
+        <w:rFonts w:ascii="Symbol" w:hAnsi="Symbol" w:hint="default"/>
+        <w:sz w:val="20"/>
+      </w:rPr>
+    </w:lvl>
+    <w:lvl w:ilvl="1" w:tentative="1">
+      <w:start w:val="1"/>
+      <w:numFmt w:val="bullet"/>
+      <w:lvlText w:val="o"/>
+      <w:lvlJc w:val="left"/>
+      <w:pPr>
+        <w:tabs>
+          <w:tab w:val="num" w:pos="1440"/>
+        </w:tabs>
+        <w:ind w:left="1440" w:hanging="360"/>
+      </w:pPr>
+      <w:rPr>
+        <w:rFonts w:ascii="Courier New" w:hAnsi="Courier New" w:hint="default"/>
+        <w:sz w:val="20"/>
+      </w:rPr>
+    </w:lvl>
+    <w:lvl w:ilvl="2" w:tentative="1">
+      <w:start w:val="1"/>
+      <w:numFmt w:val="bullet"/>
+      <w:lvlText w:val=""/>
+      <w:lvlJc w:val="left"/>
+      <w:pPr>
+        <w:tabs>
+          <w:tab w:val="num" w:pos="2160"/>
+        </w:tabs>
+        <w:ind w:left="2160" w:hanging="360"/>
+      </w:pPr>
+      <w:rPr>
+        <w:rFonts w:ascii="Wingdings" w:hAnsi="Wingdings" w:hint="default"/>
+        <w:sz w:val="20"/>
+      </w:rPr>
+    </w:lvl>
+    <w:lvl w:ilvl="3" w:tentative="1">
+      <w:start w:val="1"/>
+      <w:numFmt w:val="bullet"/>
+      <w:lvlText w:val=""/>
+      <w:lvlJc w:val="left"/>
+      <w:pPr>
+        <w:tabs>
+          <w:tab w:val="num" w:pos="2880"/>
+        </w:tabs>
+        <w:ind w:left="2880" w:hanging="360"/>
+      </w:pPr>
+      <w:rPr>
+        <w:rFonts w:ascii="Wingdings" w:hAnsi="Wingdings" w:hint="default"/>
+        <w:sz w:val="20"/>
+      </w:rPr>
+    </w:lvl>
+    <w:lvl w:ilvl="4" w:tentative="1">
+      <w:start w:val="1"/>
+      <w:numFmt w:val="bullet"/>
+      <w:lvlText w:val=""/>
+      <w:lvlJc w:val="left"/>
+      <w:pPr>
+        <w:tabs>
+          <w:tab w:val="num" w:pos="3600"/>
+        </w:tabs>
+        <w:ind w:left="3600" w:hanging="360"/>
+      </w:pPr>
+      <w:rPr>
+        <w:rFonts w:ascii="Wingdings" w:hAnsi="Wingdings" w:hint="default"/>
+        <w:sz w:val="20"/>
+      </w:rPr>
+    </w:lvl>
+    <w:lvl w:ilvl="5" w:tentative="1">
+      <w:start w:val="1"/>
+      <w:numFmt w:val="bullet"/>
+      <w:lvlText w:val=""/>
+      <w:lvlJc w:val="left"/>
+      <w:pPr>
+        <w:tabs>
+          <w:tab w:val="num" w:pos="4320"/>
+        </w:tabs>
+        <w:ind w:left="4320" w:hanging="360"/>
+      </w:pPr>
+      <w:rPr>
+        <w:rFonts w:ascii="Wingdings" w:hAnsi="Wingdings" w:hint="default"/>
+        <w:sz w:val="20"/>
+      </w:rPr>
+    </w:lvl>
+    <w:lvl w:ilvl="6" w:tentative="1">
+      <w:start w:val="1"/>
+      <w:numFmt w:val="bullet"/>
+      <w:lvlText w:val=""/>
+      <w:lvlJc w:val="left"/>
+      <w:pPr>
+        <w:tabs>
+          <w:tab w:val="num" w:pos="5040"/>
+        </w:tabs>
+        <w:ind w:left="5040" w:hanging="360"/>
+      </w:pPr>
+      <w:rPr>
+        <w:rFonts w:ascii="Wingdings" w:hAnsi="Wingdings" w:hint="default"/>
+        <w:sz w:val="20"/>
+      </w:rPr>
+    </w:lvl>
+    <w:lvl w:ilvl="7" w:tentative="1">
+      <w:start w:val="1"/>
+      <w:numFmt w:val="bullet"/>
+      <w:lvlText w:val=""/>
+      <w:lvlJc w:val="left"/>
+      <w:pPr>
+        <w:tabs>
+          <w:tab w:val="num" w:pos="5760"/>
+        </w:tabs>
+        <w:ind w:left="5760" w:hanging="360"/>
+      </w:pPr>
+      <w:rPr>
+        <w:rFonts w:ascii="Wingdings" w:hAnsi="Wingdings" w:hint="default"/>
+        <w:sz w:val="20"/>
+      </w:rPr>
+    </w:lvl>
+    <w:lvl w:ilvl="8" w:tentative="1">
+      <w:start w:val="1"/>
+      <w:numFmt w:val="bullet"/>
+      <w:lvlText w:val=""/>
+      <w:lvlJc w:val="left"/>
+      <w:pPr>
+        <w:tabs>
+          <w:tab w:val="num" w:pos="6480"/>
+        </w:tabs>
+        <w:ind w:left="6480" w:hanging="360"/>
+      </w:pPr>
+      <w:rPr>
+        <w:rFonts w:ascii="Wingdings" w:hAnsi="Wingdings" w:hint="default"/>
+        <w:sz w:val="20"/>
+      </w:rPr>
+    </w:lvl>
+  </w:abstractNum>
+  <w:abstractNum w:abstractNumId="2" w15:restartNumberingAfterBreak="0">
     <w:nsid w:val="1BB51A41"/>
     <w:multiLevelType w:val="hybridMultilevel"/>
     <w:tmpl w:val="7D2C611A"/>
@@ -770,7 +1349,7 @@
       </w:rPr>
     </w:lvl>
   </w:abstractNum>
-  <w:abstractNum w:abstractNumId="1" w15:restartNumberingAfterBreak="0">
+  <w:abstractNum w:abstractNumId="3" w15:restartNumberingAfterBreak="0">
     <w:nsid w:val="443A16AE"/>
     <w:multiLevelType w:val="hybridMultilevel"/>
     <w:tmpl w:val="8FECD74E"/>
@@ -882,11 +1461,777 @@
       </w:rPr>
     </w:lvl>
   </w:abstractNum>
+  <w:abstractNum w:abstractNumId="4" w15:restartNumberingAfterBreak="0">
+    <w:nsid w:val="49051BAB"/>
+    <w:multiLevelType w:val="multilevel"/>
+    <w:tmpl w:val="67405D98"/>
+    <w:lvl w:ilvl="0">
+      <w:start w:val="1"/>
+      <w:numFmt w:val="bullet"/>
+      <w:lvlText w:val=""/>
+      <w:lvlJc w:val="left"/>
+      <w:pPr>
+        <w:tabs>
+          <w:tab w:val="num" w:pos="720"/>
+        </w:tabs>
+        <w:ind w:left="720" w:hanging="360"/>
+      </w:pPr>
+      <w:rPr>
+        <w:rFonts w:ascii="Symbol" w:hAnsi="Symbol" w:hint="default"/>
+        <w:sz w:val="20"/>
+      </w:rPr>
+    </w:lvl>
+    <w:lvl w:ilvl="1" w:tentative="1">
+      <w:start w:val="1"/>
+      <w:numFmt w:val="bullet"/>
+      <w:lvlText w:val="o"/>
+      <w:lvlJc w:val="left"/>
+      <w:pPr>
+        <w:tabs>
+          <w:tab w:val="num" w:pos="1440"/>
+        </w:tabs>
+        <w:ind w:left="1440" w:hanging="360"/>
+      </w:pPr>
+      <w:rPr>
+        <w:rFonts w:ascii="Courier New" w:hAnsi="Courier New" w:hint="default"/>
+        <w:sz w:val="20"/>
+      </w:rPr>
+    </w:lvl>
+    <w:lvl w:ilvl="2" w:tentative="1">
+      <w:start w:val="1"/>
+      <w:numFmt w:val="bullet"/>
+      <w:lvlText w:val=""/>
+      <w:lvlJc w:val="left"/>
+      <w:pPr>
+        <w:tabs>
+          <w:tab w:val="num" w:pos="2160"/>
+        </w:tabs>
+        <w:ind w:left="2160" w:hanging="360"/>
+      </w:pPr>
+      <w:rPr>
+        <w:rFonts w:ascii="Wingdings" w:hAnsi="Wingdings" w:hint="default"/>
+        <w:sz w:val="20"/>
+      </w:rPr>
+    </w:lvl>
+    <w:lvl w:ilvl="3" w:tentative="1">
+      <w:start w:val="1"/>
+      <w:numFmt w:val="bullet"/>
+      <w:lvlText w:val=""/>
+      <w:lvlJc w:val="left"/>
+      <w:pPr>
+        <w:tabs>
+          <w:tab w:val="num" w:pos="2880"/>
+        </w:tabs>
+        <w:ind w:left="2880" w:hanging="360"/>
+      </w:pPr>
+      <w:rPr>
+        <w:rFonts w:ascii="Wingdings" w:hAnsi="Wingdings" w:hint="default"/>
+        <w:sz w:val="20"/>
+      </w:rPr>
+    </w:lvl>
+    <w:lvl w:ilvl="4" w:tentative="1">
+      <w:start w:val="1"/>
+      <w:numFmt w:val="bullet"/>
+      <w:lvlText w:val=""/>
+      <w:lvlJc w:val="left"/>
+      <w:pPr>
+        <w:tabs>
+          <w:tab w:val="num" w:pos="3600"/>
+        </w:tabs>
+        <w:ind w:left="3600" w:hanging="360"/>
+      </w:pPr>
+      <w:rPr>
+        <w:rFonts w:ascii="Wingdings" w:hAnsi="Wingdings" w:hint="default"/>
+        <w:sz w:val="20"/>
+      </w:rPr>
+    </w:lvl>
+    <w:lvl w:ilvl="5" w:tentative="1">
+      <w:start w:val="1"/>
+      <w:numFmt w:val="bullet"/>
+      <w:lvlText w:val=""/>
+      <w:lvlJc w:val="left"/>
+      <w:pPr>
+        <w:tabs>
+          <w:tab w:val="num" w:pos="4320"/>
+        </w:tabs>
+        <w:ind w:left="4320" w:hanging="360"/>
+      </w:pPr>
+      <w:rPr>
+        <w:rFonts w:ascii="Wingdings" w:hAnsi="Wingdings" w:hint="default"/>
+        <w:sz w:val="20"/>
+      </w:rPr>
+    </w:lvl>
+    <w:lvl w:ilvl="6" w:tentative="1">
+      <w:start w:val="1"/>
+      <w:numFmt w:val="bullet"/>
+      <w:lvlText w:val=""/>
+      <w:lvlJc w:val="left"/>
+      <w:pPr>
+        <w:tabs>
+          <w:tab w:val="num" w:pos="5040"/>
+        </w:tabs>
+        <w:ind w:left="5040" w:hanging="360"/>
+      </w:pPr>
+      <w:rPr>
+        <w:rFonts w:ascii="Wingdings" w:hAnsi="Wingdings" w:hint="default"/>
+        <w:sz w:val="20"/>
+      </w:rPr>
+    </w:lvl>
+    <w:lvl w:ilvl="7" w:tentative="1">
+      <w:start w:val="1"/>
+      <w:numFmt w:val="bullet"/>
+      <w:lvlText w:val=""/>
+      <w:lvlJc w:val="left"/>
+      <w:pPr>
+        <w:tabs>
+          <w:tab w:val="num" w:pos="5760"/>
+        </w:tabs>
+        <w:ind w:left="5760" w:hanging="360"/>
+      </w:pPr>
+      <w:rPr>
+        <w:rFonts w:ascii="Wingdings" w:hAnsi="Wingdings" w:hint="default"/>
+        <w:sz w:val="20"/>
+      </w:rPr>
+    </w:lvl>
+    <w:lvl w:ilvl="8" w:tentative="1">
+      <w:start w:val="1"/>
+      <w:numFmt w:val="bullet"/>
+      <w:lvlText w:val=""/>
+      <w:lvlJc w:val="left"/>
+      <w:pPr>
+        <w:tabs>
+          <w:tab w:val="num" w:pos="6480"/>
+        </w:tabs>
+        <w:ind w:left="6480" w:hanging="360"/>
+      </w:pPr>
+      <w:rPr>
+        <w:rFonts w:ascii="Wingdings" w:hAnsi="Wingdings" w:hint="default"/>
+        <w:sz w:val="20"/>
+      </w:rPr>
+    </w:lvl>
+  </w:abstractNum>
+  <w:abstractNum w:abstractNumId="5" w15:restartNumberingAfterBreak="0">
+    <w:nsid w:val="4B152315"/>
+    <w:multiLevelType w:val="multilevel"/>
+    <w:tmpl w:val="29CE1E92"/>
+    <w:lvl w:ilvl="0">
+      <w:start w:val="1"/>
+      <w:numFmt w:val="bullet"/>
+      <w:lvlText w:val=""/>
+      <w:lvlJc w:val="left"/>
+      <w:pPr>
+        <w:tabs>
+          <w:tab w:val="num" w:pos="720"/>
+        </w:tabs>
+        <w:ind w:left="720" w:hanging="360"/>
+      </w:pPr>
+      <w:rPr>
+        <w:rFonts w:ascii="Symbol" w:hAnsi="Symbol" w:hint="default"/>
+        <w:sz w:val="20"/>
+      </w:rPr>
+    </w:lvl>
+    <w:lvl w:ilvl="1" w:tentative="1">
+      <w:start w:val="1"/>
+      <w:numFmt w:val="bullet"/>
+      <w:lvlText w:val="o"/>
+      <w:lvlJc w:val="left"/>
+      <w:pPr>
+        <w:tabs>
+          <w:tab w:val="num" w:pos="1440"/>
+        </w:tabs>
+        <w:ind w:left="1440" w:hanging="360"/>
+      </w:pPr>
+      <w:rPr>
+        <w:rFonts w:ascii="Courier New" w:hAnsi="Courier New" w:hint="default"/>
+        <w:sz w:val="20"/>
+      </w:rPr>
+    </w:lvl>
+    <w:lvl w:ilvl="2" w:tentative="1">
+      <w:start w:val="1"/>
+      <w:numFmt w:val="bullet"/>
+      <w:lvlText w:val=""/>
+      <w:lvlJc w:val="left"/>
+      <w:pPr>
+        <w:tabs>
+          <w:tab w:val="num" w:pos="2160"/>
+        </w:tabs>
+        <w:ind w:left="2160" w:hanging="360"/>
+      </w:pPr>
+      <w:rPr>
+        <w:rFonts w:ascii="Wingdings" w:hAnsi="Wingdings" w:hint="default"/>
+        <w:sz w:val="20"/>
+      </w:rPr>
+    </w:lvl>
+    <w:lvl w:ilvl="3" w:tentative="1">
+      <w:start w:val="1"/>
+      <w:numFmt w:val="bullet"/>
+      <w:lvlText w:val=""/>
+      <w:lvlJc w:val="left"/>
+      <w:pPr>
+        <w:tabs>
+          <w:tab w:val="num" w:pos="2880"/>
+        </w:tabs>
+        <w:ind w:left="2880" w:hanging="360"/>
+      </w:pPr>
+      <w:rPr>
+        <w:rFonts w:ascii="Wingdings" w:hAnsi="Wingdings" w:hint="default"/>
+        <w:sz w:val="20"/>
+      </w:rPr>
+    </w:lvl>
+    <w:lvl w:ilvl="4" w:tentative="1">
+      <w:start w:val="1"/>
+      <w:numFmt w:val="bullet"/>
+      <w:lvlText w:val=""/>
+      <w:lvlJc w:val="left"/>
+      <w:pPr>
+        <w:tabs>
+          <w:tab w:val="num" w:pos="3600"/>
+        </w:tabs>
+        <w:ind w:left="3600" w:hanging="360"/>
+      </w:pPr>
+      <w:rPr>
+        <w:rFonts w:ascii="Wingdings" w:hAnsi="Wingdings" w:hint="default"/>
+        <w:sz w:val="20"/>
+      </w:rPr>
+    </w:lvl>
+    <w:lvl w:ilvl="5" w:tentative="1">
+      <w:start w:val="1"/>
+      <w:numFmt w:val="bullet"/>
+      <w:lvlText w:val=""/>
+      <w:lvlJc w:val="left"/>
+      <w:pPr>
+        <w:tabs>
+          <w:tab w:val="num" w:pos="4320"/>
+        </w:tabs>
+        <w:ind w:left="4320" w:hanging="360"/>
+      </w:pPr>
+      <w:rPr>
+        <w:rFonts w:ascii="Wingdings" w:hAnsi="Wingdings" w:hint="default"/>
+        <w:sz w:val="20"/>
+      </w:rPr>
+    </w:lvl>
+    <w:lvl w:ilvl="6" w:tentative="1">
+      <w:start w:val="1"/>
+      <w:numFmt w:val="bullet"/>
+      <w:lvlText w:val=""/>
+      <w:lvlJc w:val="left"/>
+      <w:pPr>
+        <w:tabs>
+          <w:tab w:val="num" w:pos="5040"/>
+        </w:tabs>
+        <w:ind w:left="5040" w:hanging="360"/>
+      </w:pPr>
+      <w:rPr>
+        <w:rFonts w:ascii="Wingdings" w:hAnsi="Wingdings" w:hint="default"/>
+        <w:sz w:val="20"/>
+      </w:rPr>
+    </w:lvl>
+    <w:lvl w:ilvl="7" w:tentative="1">
+      <w:start w:val="1"/>
+      <w:numFmt w:val="bullet"/>
+      <w:lvlText w:val=""/>
+      <w:lvlJc w:val="left"/>
+      <w:pPr>
+        <w:tabs>
+          <w:tab w:val="num" w:pos="5760"/>
+        </w:tabs>
+        <w:ind w:left="5760" w:hanging="360"/>
+      </w:pPr>
+      <w:rPr>
+        <w:rFonts w:ascii="Wingdings" w:hAnsi="Wingdings" w:hint="default"/>
+        <w:sz w:val="20"/>
+      </w:rPr>
+    </w:lvl>
+    <w:lvl w:ilvl="8" w:tentative="1">
+      <w:start w:val="1"/>
+      <w:numFmt w:val="bullet"/>
+      <w:lvlText w:val=""/>
+      <w:lvlJc w:val="left"/>
+      <w:pPr>
+        <w:tabs>
+          <w:tab w:val="num" w:pos="6480"/>
+        </w:tabs>
+        <w:ind w:left="6480" w:hanging="360"/>
+      </w:pPr>
+      <w:rPr>
+        <w:rFonts w:ascii="Wingdings" w:hAnsi="Wingdings" w:hint="default"/>
+        <w:sz w:val="20"/>
+      </w:rPr>
+    </w:lvl>
+  </w:abstractNum>
+  <w:abstractNum w:abstractNumId="6" w15:restartNumberingAfterBreak="0">
+    <w:nsid w:val="5BE76CF0"/>
+    <w:multiLevelType w:val="multilevel"/>
+    <w:tmpl w:val="114CD0B0"/>
+    <w:lvl w:ilvl="0">
+      <w:start w:val="1"/>
+      <w:numFmt w:val="bullet"/>
+      <w:lvlText w:val=""/>
+      <w:lvlJc w:val="left"/>
+      <w:pPr>
+        <w:tabs>
+          <w:tab w:val="num" w:pos="720"/>
+        </w:tabs>
+        <w:ind w:left="720" w:hanging="360"/>
+      </w:pPr>
+      <w:rPr>
+        <w:rFonts w:ascii="Symbol" w:hAnsi="Symbol" w:hint="default"/>
+        <w:sz w:val="20"/>
+      </w:rPr>
+    </w:lvl>
+    <w:lvl w:ilvl="1" w:tentative="1">
+      <w:start w:val="1"/>
+      <w:numFmt w:val="bullet"/>
+      <w:lvlText w:val="o"/>
+      <w:lvlJc w:val="left"/>
+      <w:pPr>
+        <w:tabs>
+          <w:tab w:val="num" w:pos="1440"/>
+        </w:tabs>
+        <w:ind w:left="1440" w:hanging="360"/>
+      </w:pPr>
+      <w:rPr>
+        <w:rFonts w:ascii="Courier New" w:hAnsi="Courier New" w:hint="default"/>
+        <w:sz w:val="20"/>
+      </w:rPr>
+    </w:lvl>
+    <w:lvl w:ilvl="2" w:tentative="1">
+      <w:start w:val="1"/>
+      <w:numFmt w:val="bullet"/>
+      <w:lvlText w:val=""/>
+      <w:lvlJc w:val="left"/>
+      <w:pPr>
+        <w:tabs>
+          <w:tab w:val="num" w:pos="2160"/>
+        </w:tabs>
+        <w:ind w:left="2160" w:hanging="360"/>
+      </w:pPr>
+      <w:rPr>
+        <w:rFonts w:ascii="Wingdings" w:hAnsi="Wingdings" w:hint="default"/>
+        <w:sz w:val="20"/>
+      </w:rPr>
+    </w:lvl>
+    <w:lvl w:ilvl="3" w:tentative="1">
+      <w:start w:val="1"/>
+      <w:numFmt w:val="bullet"/>
+      <w:lvlText w:val=""/>
+      <w:lvlJc w:val="left"/>
+      <w:pPr>
+        <w:tabs>
+          <w:tab w:val="num" w:pos="2880"/>
+        </w:tabs>
+        <w:ind w:left="2880" w:hanging="360"/>
+      </w:pPr>
+      <w:rPr>
+        <w:rFonts w:ascii="Wingdings" w:hAnsi="Wingdings" w:hint="default"/>
+        <w:sz w:val="20"/>
+      </w:rPr>
+    </w:lvl>
+    <w:lvl w:ilvl="4" w:tentative="1">
+      <w:start w:val="1"/>
+      <w:numFmt w:val="bullet"/>
+      <w:lvlText w:val=""/>
+      <w:lvlJc w:val="left"/>
+      <w:pPr>
+        <w:tabs>
+          <w:tab w:val="num" w:pos="3600"/>
+        </w:tabs>
+        <w:ind w:left="3600" w:hanging="360"/>
+      </w:pPr>
+      <w:rPr>
+        <w:rFonts w:ascii="Wingdings" w:hAnsi="Wingdings" w:hint="default"/>
+        <w:sz w:val="20"/>
+      </w:rPr>
+    </w:lvl>
+    <w:lvl w:ilvl="5" w:tentative="1">
+      <w:start w:val="1"/>
+      <w:numFmt w:val="bullet"/>
+      <w:lvlText w:val=""/>
+      <w:lvlJc w:val="left"/>
+      <w:pPr>
+        <w:tabs>
+          <w:tab w:val="num" w:pos="4320"/>
+        </w:tabs>
+        <w:ind w:left="4320" w:hanging="360"/>
+      </w:pPr>
+      <w:rPr>
+        <w:rFonts w:ascii="Wingdings" w:hAnsi="Wingdings" w:hint="default"/>
+        <w:sz w:val="20"/>
+      </w:rPr>
+    </w:lvl>
+    <w:lvl w:ilvl="6" w:tentative="1">
+      <w:start w:val="1"/>
+      <w:numFmt w:val="bullet"/>
+      <w:lvlText w:val=""/>
+      <w:lvlJc w:val="left"/>
+      <w:pPr>
+        <w:tabs>
+          <w:tab w:val="num" w:pos="5040"/>
+        </w:tabs>
+        <w:ind w:left="5040" w:hanging="360"/>
+      </w:pPr>
+      <w:rPr>
+        <w:rFonts w:ascii="Wingdings" w:hAnsi="Wingdings" w:hint="default"/>
+        <w:sz w:val="20"/>
+      </w:rPr>
+    </w:lvl>
+    <w:lvl w:ilvl="7" w:tentative="1">
+      <w:start w:val="1"/>
+      <w:numFmt w:val="bullet"/>
+      <w:lvlText w:val=""/>
+      <w:lvlJc w:val="left"/>
+      <w:pPr>
+        <w:tabs>
+          <w:tab w:val="num" w:pos="5760"/>
+        </w:tabs>
+        <w:ind w:left="5760" w:hanging="360"/>
+      </w:pPr>
+      <w:rPr>
+        <w:rFonts w:ascii="Wingdings" w:hAnsi="Wingdings" w:hint="default"/>
+        <w:sz w:val="20"/>
+      </w:rPr>
+    </w:lvl>
+    <w:lvl w:ilvl="8" w:tentative="1">
+      <w:start w:val="1"/>
+      <w:numFmt w:val="bullet"/>
+      <w:lvlText w:val=""/>
+      <w:lvlJc w:val="left"/>
+      <w:pPr>
+        <w:tabs>
+          <w:tab w:val="num" w:pos="6480"/>
+        </w:tabs>
+        <w:ind w:left="6480" w:hanging="360"/>
+      </w:pPr>
+      <w:rPr>
+        <w:rFonts w:ascii="Wingdings" w:hAnsi="Wingdings" w:hint="default"/>
+        <w:sz w:val="20"/>
+      </w:rPr>
+    </w:lvl>
+  </w:abstractNum>
+  <w:abstractNum w:abstractNumId="7" w15:restartNumberingAfterBreak="0">
+    <w:nsid w:val="5F660CF8"/>
+    <w:multiLevelType w:val="multilevel"/>
+    <w:tmpl w:val="6908D47A"/>
+    <w:lvl w:ilvl="0">
+      <w:start w:val="1"/>
+      <w:numFmt w:val="bullet"/>
+      <w:lvlText w:val=""/>
+      <w:lvlJc w:val="left"/>
+      <w:pPr>
+        <w:tabs>
+          <w:tab w:val="num" w:pos="720"/>
+        </w:tabs>
+        <w:ind w:left="720" w:hanging="360"/>
+      </w:pPr>
+      <w:rPr>
+        <w:rFonts w:ascii="Symbol" w:hAnsi="Symbol" w:hint="default"/>
+        <w:sz w:val="20"/>
+      </w:rPr>
+    </w:lvl>
+    <w:lvl w:ilvl="1" w:tentative="1">
+      <w:start w:val="1"/>
+      <w:numFmt w:val="bullet"/>
+      <w:lvlText w:val="o"/>
+      <w:lvlJc w:val="left"/>
+      <w:pPr>
+        <w:tabs>
+          <w:tab w:val="num" w:pos="1440"/>
+        </w:tabs>
+        <w:ind w:left="1440" w:hanging="360"/>
+      </w:pPr>
+      <w:rPr>
+        <w:rFonts w:ascii="Courier New" w:hAnsi="Courier New" w:hint="default"/>
+        <w:sz w:val="20"/>
+      </w:rPr>
+    </w:lvl>
+    <w:lvl w:ilvl="2" w:tentative="1">
+      <w:start w:val="1"/>
+      <w:numFmt w:val="bullet"/>
+      <w:lvlText w:val=""/>
+      <w:lvlJc w:val="left"/>
+      <w:pPr>
+        <w:tabs>
+          <w:tab w:val="num" w:pos="2160"/>
+        </w:tabs>
+        <w:ind w:left="2160" w:hanging="360"/>
+      </w:pPr>
+      <w:rPr>
+        <w:rFonts w:ascii="Wingdings" w:hAnsi="Wingdings" w:hint="default"/>
+        <w:sz w:val="20"/>
+      </w:rPr>
+    </w:lvl>
+    <w:lvl w:ilvl="3" w:tentative="1">
+      <w:start w:val="1"/>
+      <w:numFmt w:val="bullet"/>
+      <w:lvlText w:val=""/>
+      <w:lvlJc w:val="left"/>
+      <w:pPr>
+        <w:tabs>
+          <w:tab w:val="num" w:pos="2880"/>
+        </w:tabs>
+        <w:ind w:left="2880" w:hanging="360"/>
+      </w:pPr>
+      <w:rPr>
+        <w:rFonts w:ascii="Wingdings" w:hAnsi="Wingdings" w:hint="default"/>
+        <w:sz w:val="20"/>
+      </w:rPr>
+    </w:lvl>
+    <w:lvl w:ilvl="4" w:tentative="1">
+      <w:start w:val="1"/>
+      <w:numFmt w:val="bullet"/>
+      <w:lvlText w:val=""/>
+      <w:lvlJc w:val="left"/>
+      <w:pPr>
+        <w:tabs>
+          <w:tab w:val="num" w:pos="3600"/>
+        </w:tabs>
+        <w:ind w:left="3600" w:hanging="360"/>
+      </w:pPr>
+      <w:rPr>
+        <w:rFonts w:ascii="Wingdings" w:hAnsi="Wingdings" w:hint="default"/>
+        <w:sz w:val="20"/>
+      </w:rPr>
+    </w:lvl>
+    <w:lvl w:ilvl="5" w:tentative="1">
+      <w:start w:val="1"/>
+      <w:numFmt w:val="bullet"/>
+      <w:lvlText w:val=""/>
+      <w:lvlJc w:val="left"/>
+      <w:pPr>
+        <w:tabs>
+          <w:tab w:val="num" w:pos="4320"/>
+        </w:tabs>
+        <w:ind w:left="4320" w:hanging="360"/>
+      </w:pPr>
+      <w:rPr>
+        <w:rFonts w:ascii="Wingdings" w:hAnsi="Wingdings" w:hint="default"/>
+        <w:sz w:val="20"/>
+      </w:rPr>
+    </w:lvl>
+    <w:lvl w:ilvl="6" w:tentative="1">
+      <w:start w:val="1"/>
+      <w:numFmt w:val="bullet"/>
+      <w:lvlText w:val=""/>
+      <w:lvlJc w:val="left"/>
+      <w:pPr>
+        <w:tabs>
+          <w:tab w:val="num" w:pos="5040"/>
+        </w:tabs>
+        <w:ind w:left="5040" w:hanging="360"/>
+      </w:pPr>
+      <w:rPr>
+        <w:rFonts w:ascii="Wingdings" w:hAnsi="Wingdings" w:hint="default"/>
+        <w:sz w:val="20"/>
+      </w:rPr>
+    </w:lvl>
+    <w:lvl w:ilvl="7" w:tentative="1">
+      <w:start w:val="1"/>
+      <w:numFmt w:val="bullet"/>
+      <w:lvlText w:val=""/>
+      <w:lvlJc w:val="left"/>
+      <w:pPr>
+        <w:tabs>
+          <w:tab w:val="num" w:pos="5760"/>
+        </w:tabs>
+        <w:ind w:left="5760" w:hanging="360"/>
+      </w:pPr>
+      <w:rPr>
+        <w:rFonts w:ascii="Wingdings" w:hAnsi="Wingdings" w:hint="default"/>
+        <w:sz w:val="20"/>
+      </w:rPr>
+    </w:lvl>
+    <w:lvl w:ilvl="8" w:tentative="1">
+      <w:start w:val="1"/>
+      <w:numFmt w:val="bullet"/>
+      <w:lvlText w:val=""/>
+      <w:lvlJc w:val="left"/>
+      <w:pPr>
+        <w:tabs>
+          <w:tab w:val="num" w:pos="6480"/>
+        </w:tabs>
+        <w:ind w:left="6480" w:hanging="360"/>
+      </w:pPr>
+      <w:rPr>
+        <w:rFonts w:ascii="Wingdings" w:hAnsi="Wingdings" w:hint="default"/>
+        <w:sz w:val="20"/>
+      </w:rPr>
+    </w:lvl>
+  </w:abstractNum>
+  <w:abstractNum w:abstractNumId="8" w15:restartNumberingAfterBreak="0">
+    <w:nsid w:val="7D5169EC"/>
+    <w:multiLevelType w:val="multilevel"/>
+    <w:tmpl w:val="AD9245EE"/>
+    <w:lvl w:ilvl="0">
+      <w:start w:val="1"/>
+      <w:numFmt w:val="bullet"/>
+      <w:lvlText w:val=""/>
+      <w:lvlJc w:val="left"/>
+      <w:pPr>
+        <w:tabs>
+          <w:tab w:val="num" w:pos="720"/>
+        </w:tabs>
+        <w:ind w:left="720" w:hanging="360"/>
+      </w:pPr>
+      <w:rPr>
+        <w:rFonts w:ascii="Symbol" w:hAnsi="Symbol" w:hint="default"/>
+        <w:sz w:val="20"/>
+      </w:rPr>
+    </w:lvl>
+    <w:lvl w:ilvl="1" w:tentative="1">
+      <w:start w:val="1"/>
+      <w:numFmt w:val="bullet"/>
+      <w:lvlText w:val="o"/>
+      <w:lvlJc w:val="left"/>
+      <w:pPr>
+        <w:tabs>
+          <w:tab w:val="num" w:pos="1440"/>
+        </w:tabs>
+        <w:ind w:left="1440" w:hanging="360"/>
+      </w:pPr>
+      <w:rPr>
+        <w:rFonts w:ascii="Courier New" w:hAnsi="Courier New" w:hint="default"/>
+        <w:sz w:val="20"/>
+      </w:rPr>
+    </w:lvl>
+    <w:lvl w:ilvl="2" w:tentative="1">
+      <w:start w:val="1"/>
+      <w:numFmt w:val="bullet"/>
+      <w:lvlText w:val=""/>
+      <w:lvlJc w:val="left"/>
+      <w:pPr>
+        <w:tabs>
+          <w:tab w:val="num" w:pos="2160"/>
+        </w:tabs>
+        <w:ind w:left="2160" w:hanging="360"/>
+      </w:pPr>
+      <w:rPr>
+        <w:rFonts w:ascii="Wingdings" w:hAnsi="Wingdings" w:hint="default"/>
+        <w:sz w:val="20"/>
+      </w:rPr>
+    </w:lvl>
+    <w:lvl w:ilvl="3" w:tentative="1">
+      <w:start w:val="1"/>
+      <w:numFmt w:val="bullet"/>
+      <w:lvlText w:val=""/>
+      <w:lvlJc w:val="left"/>
+      <w:pPr>
+        <w:tabs>
+          <w:tab w:val="num" w:pos="2880"/>
+        </w:tabs>
+        <w:ind w:left="2880" w:hanging="360"/>
+      </w:pPr>
+      <w:rPr>
+        <w:rFonts w:ascii="Wingdings" w:hAnsi="Wingdings" w:hint="default"/>
+        <w:sz w:val="20"/>
+      </w:rPr>
+    </w:lvl>
+    <w:lvl w:ilvl="4" w:tentative="1">
+      <w:start w:val="1"/>
+      <w:numFmt w:val="bullet"/>
+      <w:lvlText w:val=""/>
+      <w:lvlJc w:val="left"/>
+      <w:pPr>
+        <w:tabs>
+          <w:tab w:val="num" w:pos="3600"/>
+        </w:tabs>
+        <w:ind w:left="3600" w:hanging="360"/>
+      </w:pPr>
+      <w:rPr>
+        <w:rFonts w:ascii="Wingdings" w:hAnsi="Wingdings" w:hint="default"/>
+        <w:sz w:val="20"/>
+      </w:rPr>
+    </w:lvl>
+    <w:lvl w:ilvl="5" w:tentative="1">
+      <w:start w:val="1"/>
+      <w:numFmt w:val="bullet"/>
+      <w:lvlText w:val=""/>
+      <w:lvlJc w:val="left"/>
+      <w:pPr>
+        <w:tabs>
+          <w:tab w:val="num" w:pos="4320"/>
+        </w:tabs>
+        <w:ind w:left="4320" w:hanging="360"/>
+      </w:pPr>
+      <w:rPr>
+        <w:rFonts w:ascii="Wingdings" w:hAnsi="Wingdings" w:hint="default"/>
+        <w:sz w:val="20"/>
+      </w:rPr>
+    </w:lvl>
+    <w:lvl w:ilvl="6" w:tentative="1">
+      <w:start w:val="1"/>
+      <w:numFmt w:val="bullet"/>
+      <w:lvlText w:val=""/>
+      <w:lvlJc w:val="left"/>
+      <w:pPr>
+        <w:tabs>
+          <w:tab w:val="num" w:pos="5040"/>
+        </w:tabs>
+        <w:ind w:left="5040" w:hanging="360"/>
+      </w:pPr>
+      <w:rPr>
+        <w:rFonts w:ascii="Wingdings" w:hAnsi="Wingdings" w:hint="default"/>
+        <w:sz w:val="20"/>
+      </w:rPr>
+    </w:lvl>
+    <w:lvl w:ilvl="7" w:tentative="1">
+      <w:start w:val="1"/>
+      <w:numFmt w:val="bullet"/>
+      <w:lvlText w:val=""/>
+      <w:lvlJc w:val="left"/>
+      <w:pPr>
+        <w:tabs>
+          <w:tab w:val="num" w:pos="5760"/>
+        </w:tabs>
+        <w:ind w:left="5760" w:hanging="360"/>
+      </w:pPr>
+      <w:rPr>
+        <w:rFonts w:ascii="Wingdings" w:hAnsi="Wingdings" w:hint="default"/>
+        <w:sz w:val="20"/>
+      </w:rPr>
+    </w:lvl>
+    <w:lvl w:ilvl="8" w:tentative="1">
+      <w:start w:val="1"/>
+      <w:numFmt w:val="bullet"/>
+      <w:lvlText w:val=""/>
+      <w:lvlJc w:val="left"/>
+      <w:pPr>
+        <w:tabs>
+          <w:tab w:val="num" w:pos="6480"/>
+        </w:tabs>
+        <w:ind w:left="6480" w:hanging="360"/>
+      </w:pPr>
+      <w:rPr>
+        <w:rFonts w:ascii="Wingdings" w:hAnsi="Wingdings" w:hint="default"/>
+        <w:sz w:val="20"/>
+      </w:rPr>
+    </w:lvl>
+  </w:abstractNum>
   <w:num w:numId="1" w16cid:durableId="1368676414">
+    <w:abstractNumId w:val="3"/>
+  </w:num>
+  <w:num w:numId="2" w16cid:durableId="497690752">
+    <w:abstractNumId w:val="2"/>
+  </w:num>
+  <w:num w:numId="3" w16cid:durableId="181551791">
     <w:abstractNumId w:val="1"/>
   </w:num>
-  <w:num w:numId="2" w16cid:durableId="497690752">
+  <w:num w:numId="4" w16cid:durableId="1642879627">
     <w:abstractNumId w:val="0"/>
+  </w:num>
+  <w:num w:numId="5" w16cid:durableId="373583700">
+    <w:abstractNumId w:val="5"/>
+  </w:num>
+  <w:num w:numId="6" w16cid:durableId="248348610">
+    <w:abstractNumId w:val="4"/>
+  </w:num>
+  <w:num w:numId="7" w16cid:durableId="335348564">
+    <w:abstractNumId w:val="8"/>
+  </w:num>
+  <w:num w:numId="8" w16cid:durableId="1094787886">
+    <w:abstractNumId w:val="6"/>
+  </w:num>
+  <w:num w:numId="9" w16cid:durableId="35350815">
+    <w:abstractNumId w:val="7"/>
   </w:num>
 </w:numbering>
 </file>
@@ -1494,7 +2839,6 @@
   <w:style w:type="character" w:default="1" w:styleId="DefaultParagraphFont">
     <w:name w:val="Default Paragraph Font"/>
     <w:uiPriority w:val="1"/>
-    <w:semiHidden/>
     <w:unhideWhenUsed/>
   </w:style>
   <w:style w:type="table" w:default="1" w:styleId="TableNormal">
